--- a/table_OCRV41ForCsharp_net_framework/限速器测试记录模板5.docx
+++ b/table_OCRV41ForCsharp_net_framework/限速器测试记录模板5.docx
@@ -1,6 +1,6 @@
 
 <file path=word/document.xml><?xml version="1.0" encoding="utf-8"?>
-<w:document xmlns:wpc="http://schemas.microsoft.com/office/word/2010/wordprocessingCanvas" xmlns:cx="http://schemas.microsoft.com/office/drawing/2014/chartex" xmlns:cx1="http://schemas.microsoft.com/office/drawing/2015/9/8/chartex" xmlns:cx2="http://schemas.microsoft.com/office/drawing/2015/10/21/chartex" xmlns:cx3="http://schemas.microsoft.com/office/drawing/2016/5/9/chartex" xmlns:cx4="http://schemas.microsoft.com/office/drawing/2016/5/10/chartex" xmlns:cx5="http://schemas.microsoft.com/office/drawing/2016/5/11/chartex" xmlns:cx6="http://schemas.microsoft.com/office/drawing/2016/5/12/chartex" xmlns:cx7="http://schemas.microsoft.com/office/drawing/2016/5/13/chartex" xmlns:cx8="http://schemas.microsoft.com/office/drawing/2016/5/14/chartex" xmlns:mc="http://schemas.openxmlformats.org/markup-compatibility/2006" xmlns:aink="http://schemas.microsoft.com/office/drawing/2016/ink" xmlns:am3d="http://schemas.microsoft.com/office/drawing/2017/model3d" xmlns:o="urn:schemas-microsoft-com:office:office" xmlns:oel="http://schemas.microsoft.com/office/2019/extlst" xmlns:r="http://schemas.openxmlformats.org/officeDocument/2006/relationships" xmlns:m="http://schemas.openxmlformats.org/officeDocument/2006/math" xmlns:v="urn:schemas-microsoft-com:vml" xmlns:wp14="http://schemas.microsoft.com/office/word/2010/wordprocessingDrawing" xmlns:wp="http://schemas.openxmlformats.org/drawingml/2006/wordprocessingDrawing" xmlns:w10="urn:schemas-microsoft-com:office:word" xmlns:w="http://schemas.openxmlformats.org/wordprocessingml/2006/main" xmlns:w14="http://schemas.microsoft.com/office/word/2010/wordml" xmlns:w15="http://schemas.microsoft.com/office/word/2012/wordml" xmlns:w16cex="http://schemas.microsoft.com/office/word/2018/wordml/cex" xmlns:w16cid="http://schemas.microsoft.com/office/word/2016/wordml/cid" xmlns:w16="http://schemas.microsoft.com/office/word/2018/wordml" xmlns:w16sdtdh="http://schemas.microsoft.com/office/word/2020/wordml/sdtdatahash" xmlns:w16se="http://schemas.microsoft.com/office/word/2015/wordml/symex" xmlns:wpg="http://schemas.microsoft.com/office/word/2010/wordprocessingGroup" xmlns:wpi="http://schemas.microsoft.com/office/word/2010/wordprocessingInk" xmlns:wne="http://schemas.microsoft.com/office/word/2006/wordml" xmlns:wps="http://schemas.microsoft.com/office/word/2010/wordprocessingShape" mc:Ignorable="w14 w15 w16se w16cid w16 w16cex w16sdtdh wp14">
+<w:document xmlns:wpc="http://schemas.microsoft.com/office/word/2010/wordprocessingCanvas" xmlns:mc="http://schemas.openxmlformats.org/markup-compatibility/2006" xmlns:o="urn:schemas-microsoft-com:office:office" xmlns:r="http://schemas.openxmlformats.org/officeDocument/2006/relationships" xmlns:m="http://schemas.openxmlformats.org/officeDocument/2006/math" xmlns:v="urn:schemas-microsoft-com:vml" xmlns:wp14="http://schemas.microsoft.com/office/word/2010/wordprocessingDrawing" xmlns:wp="http://schemas.openxmlformats.org/drawingml/2006/wordprocessingDrawing" xmlns:w="http://schemas.openxmlformats.org/wordprocessingml/2006/main" xmlns:w14="http://schemas.microsoft.com/office/word/2010/wordml" xmlns:w10="urn:schemas-microsoft-com:office:word" xmlns:w15="http://schemas.microsoft.com/office/word/2012/wordml" xmlns:wpg="http://schemas.microsoft.com/office/word/2010/wordprocessingGroup" xmlns:wpi="http://schemas.microsoft.com/office/word/2010/wordprocessingInk" xmlns:wne="http://schemas.microsoft.com/office/word/2006/wordml" xmlns:wps="http://schemas.microsoft.com/office/word/2010/wordprocessingShape" xmlns:wpsCustomData="http://www.wps.cn/officeDocument/2013/wpsCustomData" mc:Ignorable="w14 w15 wp14">
   <w:body>
     <w:p>
       <w:pPr>
@@ -21,7 +21,7 @@
       </w:r>
       <w:r>
         <w:rPr>
-          <w:rFonts w:ascii="Times New Roman" w:eastAsia="楷体_GB2312" w:hAnsi="Times New Roman" w:cs="Times New Roman" w:hint="eastAsia"/>
+          <w:rFonts w:hint="eastAsia" w:ascii="Times New Roman" w:hAnsi="Times New Roman" w:eastAsia="楷体_GB2312" w:cs="Times New Roman"/>
           <w:bCs/>
           <w:kern w:val="2"/>
           <w:sz w:val="24"/>
@@ -85,6 +85,11 @@
           <w:rFonts w:hint="eastAsia"/>
         </w:rPr>
         <w:tab/>
+      </w:r>
+      <w:r>
+        <w:rPr>
+          <w:rFonts w:hint="eastAsia"/>
+        </w:rPr>
         <w:t xml:space="preserve">                                   记录编号: </w:t>
       </w:r>
       <w:r>
@@ -93,33 +98,29 @@
           <w:bCs/>
           <w:szCs w:val="21"/>
         </w:rPr>
-        <w:t>RTE-JX</w:t>
-      </w:r>
-      <w:r>
-        <w:rPr>
-          <w:rFonts w:hint="eastAsia"/>
-          <w:bCs/>
-          <w:szCs w:val="21"/>
-        </w:rPr>
-        <w:t>[1]</w:t>
+        <w:t>RTE-JX[1]</w:t>
       </w:r>
     </w:p>
     <w:tbl>
       <w:tblPr>
-        <w:tblStyle w:val="TableNormal"/>
+        <w:tblStyle w:val="12"/>
         <w:tblW w:w="9996" w:type="dxa"/>
         <w:jc w:val="center"/>
-        <w:tblInd w:w="0" w:type="dxa"/>
         <w:tblBorders>
-          <w:top w:val="single" w:sz="12" w:space="0" w:color="000000"/>
-          <w:left w:val="single" w:sz="12" w:space="0" w:color="000000"/>
-          <w:bottom w:val="single" w:sz="12" w:space="0" w:color="000000"/>
-          <w:right w:val="single" w:sz="12" w:space="0" w:color="000000"/>
-          <w:insideH w:val="single" w:sz="4" w:space="0" w:color="000000"/>
-          <w:insideV w:val="single" w:sz="4" w:space="0" w:color="000000"/>
+          <w:top w:val="single" w:color="000000" w:sz="12" w:space="0"/>
+          <w:left w:val="single" w:color="000000" w:sz="12" w:space="0"/>
+          <w:bottom w:val="single" w:color="000000" w:sz="12" w:space="0"/>
+          <w:right w:val="single" w:color="000000" w:sz="12" w:space="0"/>
+          <w:insideH w:val="single" w:color="000000" w:sz="4" w:space="0"/>
+          <w:insideV w:val="single" w:color="000000" w:sz="4" w:space="0"/>
         </w:tblBorders>
         <w:tblLayout w:type="fixed"/>
-        <w:tblLook w:val="04A0" w:firstRow="1" w:lastRow="0" w:firstColumn="1" w:lastColumn="0" w:noHBand="0" w:noVBand="1"/>
+        <w:tblCellMar>
+          <w:top w:w="0" w:type="dxa"/>
+          <w:left w:w="0" w:type="dxa"/>
+          <w:bottom w:w="0" w:type="dxa"/>
+          <w:right w:w="0" w:type="dxa"/>
+        </w:tblCellMar>
       </w:tblPr>
       <w:tblGrid>
         <w:gridCol w:w="1609"/>
@@ -135,8 +136,24 @@
         <w:gridCol w:w="1854"/>
       </w:tblGrid>
       <w:tr>
+        <w:tblPrEx>
+          <w:tblBorders>
+            <w:top w:val="single" w:color="000000" w:sz="12" w:space="0"/>
+            <w:left w:val="single" w:color="000000" w:sz="12" w:space="0"/>
+            <w:bottom w:val="single" w:color="000000" w:sz="12" w:space="0"/>
+            <w:right w:val="single" w:color="000000" w:sz="12" w:space="0"/>
+            <w:insideH w:val="single" w:color="000000" w:sz="4" w:space="0"/>
+            <w:insideV w:val="single" w:color="000000" w:sz="4" w:space="0"/>
+          </w:tblBorders>
+          <w:tblCellMar>
+            <w:top w:w="0" w:type="dxa"/>
+            <w:left w:w="0" w:type="dxa"/>
+            <w:bottom w:w="0" w:type="dxa"/>
+            <w:right w:w="0" w:type="dxa"/>
+          </w:tblCellMar>
+        </w:tblPrEx>
         <w:trPr>
-          <w:trHeight w:val="425"/>
+          <w:trHeight w:val="425" w:hRule="atLeast"/>
           <w:jc w:val="center"/>
         </w:trPr>
         <w:tc>
@@ -150,7 +167,7 @@
           </w:tcPr>
           <w:p>
             <w:pPr>
-              <w:pStyle w:val="TableParagraph"/>
+              <w:pStyle w:val="13"/>
               <w:spacing w:before="87"/>
               <w:jc w:val="center"/>
               <w:rPr>
@@ -184,7 +201,7 @@
           </w:tcPr>
           <w:p>
             <w:pPr>
-              <w:pStyle w:val="TableParagraph"/>
+              <w:pStyle w:val="13"/>
               <w:spacing w:before="127"/>
               <w:ind w:left="121"/>
               <w:jc w:val="center"/>
@@ -192,13 +209,15 @@
                 <w:rFonts w:hint="eastAsia"/>
                 <w:sz w:val="21"/>
                 <w:szCs w:val="21"/>
-              </w:rPr>
-            </w:pPr>
-            <w:r>
-              <w:rPr>
-                <w:rFonts w:hint="eastAsia"/>
-                <w:sz w:val="21"/>
-                <w:szCs w:val="21"/>
+                <w:lang w:eastAsia="en-US"/>
+              </w:rPr>
+            </w:pPr>
+            <w:r>
+              <w:rPr>
+                <w:rFonts w:hint="eastAsia"/>
+                <w:sz w:val="21"/>
+                <w:szCs w:val="21"/>
+                <w:lang w:eastAsia="en-US"/>
               </w:rPr>
               <w:t>[2]</w:t>
             </w:r>
@@ -206,8 +225,24 @@
         </w:tc>
       </w:tr>
       <w:tr>
+        <w:tblPrEx>
+          <w:tblBorders>
+            <w:top w:val="single" w:color="000000" w:sz="12" w:space="0"/>
+            <w:left w:val="single" w:color="000000" w:sz="12" w:space="0"/>
+            <w:bottom w:val="single" w:color="000000" w:sz="12" w:space="0"/>
+            <w:right w:val="single" w:color="000000" w:sz="12" w:space="0"/>
+            <w:insideH w:val="single" w:color="000000" w:sz="4" w:space="0"/>
+            <w:insideV w:val="single" w:color="000000" w:sz="4" w:space="0"/>
+          </w:tblBorders>
+          <w:tblCellMar>
+            <w:top w:w="0" w:type="dxa"/>
+            <w:left w:w="0" w:type="dxa"/>
+            <w:bottom w:w="0" w:type="dxa"/>
+            <w:right w:w="0" w:type="dxa"/>
+          </w:tblCellMar>
+        </w:tblPrEx>
         <w:trPr>
-          <w:trHeight w:val="425"/>
+          <w:trHeight w:val="425" w:hRule="atLeast"/>
           <w:jc w:val="center"/>
         </w:trPr>
         <w:tc>
@@ -221,7 +256,7 @@
           </w:tcPr>
           <w:p>
             <w:pPr>
-              <w:pStyle w:val="TableParagraph"/>
+              <w:pStyle w:val="13"/>
               <w:spacing w:before="87"/>
               <w:jc w:val="center"/>
               <w:rPr>
@@ -255,7 +290,7 @@
           </w:tcPr>
           <w:p>
             <w:pPr>
-              <w:pStyle w:val="TableParagraph"/>
+              <w:pStyle w:val="13"/>
               <w:spacing w:before="77"/>
               <w:ind w:left="150"/>
               <w:jc w:val="center"/>
@@ -263,13 +298,15 @@
                 <w:rFonts w:hint="eastAsia"/>
                 <w:sz w:val="21"/>
                 <w:szCs w:val="21"/>
-              </w:rPr>
-            </w:pPr>
-            <w:r>
-              <w:rPr>
-                <w:rFonts w:hint="eastAsia"/>
-                <w:sz w:val="21"/>
-                <w:szCs w:val="21"/>
+                <w:lang w:eastAsia="en-US"/>
+              </w:rPr>
+            </w:pPr>
+            <w:r>
+              <w:rPr>
+                <w:rFonts w:hint="eastAsia"/>
+                <w:sz w:val="21"/>
+                <w:szCs w:val="21"/>
+                <w:lang w:eastAsia="en-US"/>
               </w:rPr>
               <w:t>[4]</w:t>
             </w:r>
@@ -277,8 +314,24 @@
         </w:tc>
       </w:tr>
       <w:tr>
+        <w:tblPrEx>
+          <w:tblBorders>
+            <w:top w:val="single" w:color="000000" w:sz="12" w:space="0"/>
+            <w:left w:val="single" w:color="000000" w:sz="12" w:space="0"/>
+            <w:bottom w:val="single" w:color="000000" w:sz="12" w:space="0"/>
+            <w:right w:val="single" w:color="000000" w:sz="12" w:space="0"/>
+            <w:insideH w:val="single" w:color="000000" w:sz="4" w:space="0"/>
+            <w:insideV w:val="single" w:color="000000" w:sz="4" w:space="0"/>
+          </w:tblBorders>
+          <w:tblCellMar>
+            <w:top w:w="0" w:type="dxa"/>
+            <w:left w:w="0" w:type="dxa"/>
+            <w:bottom w:w="0" w:type="dxa"/>
+            <w:right w:w="0" w:type="dxa"/>
+          </w:tblCellMar>
+        </w:tblPrEx>
         <w:trPr>
-          <w:trHeight w:val="425"/>
+          <w:trHeight w:val="425" w:hRule="atLeast"/>
           <w:jc w:val="center"/>
         </w:trPr>
         <w:tc>
@@ -292,7 +345,7 @@
           </w:tcPr>
           <w:p>
             <w:pPr>
-              <w:pStyle w:val="TableParagraph"/>
+              <w:pStyle w:val="13"/>
               <w:spacing w:before="87"/>
               <w:jc w:val="center"/>
               <w:rPr>
@@ -326,7 +379,7 @@
           </w:tcPr>
           <w:p>
             <w:pPr>
-              <w:pStyle w:val="TableParagraph"/>
+              <w:pStyle w:val="13"/>
               <w:spacing w:before="77"/>
               <w:ind w:left="150"/>
               <w:jc w:val="center"/>
@@ -334,13 +387,15 @@
                 <w:rFonts w:hint="eastAsia"/>
                 <w:sz w:val="21"/>
                 <w:szCs w:val="21"/>
-              </w:rPr>
-            </w:pPr>
-            <w:r>
-              <w:rPr>
-                <w:rFonts w:hint="eastAsia"/>
-                <w:sz w:val="21"/>
-                <w:szCs w:val="21"/>
+                <w:lang w:eastAsia="en-US"/>
+              </w:rPr>
+            </w:pPr>
+            <w:r>
+              <w:rPr>
+                <w:rFonts w:hint="eastAsia"/>
+                <w:sz w:val="21"/>
+                <w:szCs w:val="21"/>
+                <w:lang w:eastAsia="en-US"/>
               </w:rPr>
               <w:t>[5]</w:t>
             </w:r>
@@ -348,8 +403,18 @@
         </w:tc>
       </w:tr>
       <w:tr>
+        <w:tblPrEx>
+          <w:tblBorders>
+            <w:top w:val="single" w:color="000000" w:sz="12" w:space="0"/>
+            <w:left w:val="single" w:color="000000" w:sz="12" w:space="0"/>
+            <w:bottom w:val="single" w:color="000000" w:sz="12" w:space="0"/>
+            <w:right w:val="single" w:color="000000" w:sz="12" w:space="0"/>
+            <w:insideH w:val="single" w:color="000000" w:sz="4" w:space="0"/>
+            <w:insideV w:val="single" w:color="000000" w:sz="4" w:space="0"/>
+          </w:tblBorders>
+        </w:tblPrEx>
         <w:trPr>
-          <w:trHeight w:val="425"/>
+          <w:trHeight w:val="425" w:hRule="atLeast"/>
           <w:jc w:val="center"/>
         </w:trPr>
         <w:tc>
@@ -363,7 +428,7 @@
           </w:tcPr>
           <w:p>
             <w:pPr>
-              <w:pStyle w:val="TableParagraph"/>
+              <w:pStyle w:val="13"/>
               <w:spacing w:before="87"/>
               <w:jc w:val="center"/>
               <w:rPr>
@@ -397,7 +462,7 @@
           </w:tcPr>
           <w:p>
             <w:pPr>
-              <w:pStyle w:val="TableParagraph"/>
+              <w:pStyle w:val="13"/>
               <w:spacing w:before="75"/>
               <w:ind w:left="95"/>
               <w:jc w:val="center"/>
@@ -405,13 +470,15 @@
                 <w:rFonts w:hint="eastAsia"/>
                 <w:sz w:val="21"/>
                 <w:szCs w:val="21"/>
-              </w:rPr>
-            </w:pPr>
-            <w:r>
-              <w:rPr>
-                <w:rFonts w:hint="eastAsia"/>
-                <w:sz w:val="21"/>
-                <w:szCs w:val="21"/>
+                <w:lang w:eastAsia="en-US"/>
+              </w:rPr>
+            </w:pPr>
+            <w:r>
+              <w:rPr>
+                <w:rFonts w:hint="eastAsia"/>
+                <w:sz w:val="21"/>
+                <w:szCs w:val="21"/>
+                <w:lang w:eastAsia="en-US"/>
               </w:rPr>
               <w:t>[6]</w:t>
             </w:r>
@@ -419,8 +486,24 @@
         </w:tc>
       </w:tr>
       <w:tr>
+        <w:tblPrEx>
+          <w:tblBorders>
+            <w:top w:val="single" w:color="000000" w:sz="12" w:space="0"/>
+            <w:left w:val="single" w:color="000000" w:sz="12" w:space="0"/>
+            <w:bottom w:val="single" w:color="000000" w:sz="12" w:space="0"/>
+            <w:right w:val="single" w:color="000000" w:sz="12" w:space="0"/>
+            <w:insideH w:val="single" w:color="000000" w:sz="4" w:space="0"/>
+            <w:insideV w:val="single" w:color="000000" w:sz="4" w:space="0"/>
+          </w:tblBorders>
+          <w:tblCellMar>
+            <w:top w:w="0" w:type="dxa"/>
+            <w:left w:w="0" w:type="dxa"/>
+            <w:bottom w:w="0" w:type="dxa"/>
+            <w:right w:w="0" w:type="dxa"/>
+          </w:tblCellMar>
+        </w:tblPrEx>
         <w:trPr>
-          <w:trHeight w:val="425"/>
+          <w:trHeight w:val="425" w:hRule="atLeast"/>
           <w:jc w:val="center"/>
         </w:trPr>
         <w:tc>
@@ -435,7 +518,7 @@
           </w:tcPr>
           <w:p>
             <w:pPr>
-              <w:pStyle w:val="TableParagraph"/>
+              <w:pStyle w:val="13"/>
               <w:spacing w:before="87"/>
               <w:jc w:val="center"/>
               <w:rPr>
@@ -460,7 +543,7 @@
           </w:p>
           <w:p>
             <w:pPr>
-              <w:pStyle w:val="TableParagraph"/>
+              <w:pStyle w:val="13"/>
               <w:spacing w:before="87"/>
               <w:jc w:val="center"/>
               <w:rPr>
@@ -494,7 +577,7 @@
           </w:tcPr>
           <w:p>
             <w:pPr>
-              <w:pStyle w:val="TableParagraph"/>
+              <w:pStyle w:val="13"/>
               <w:spacing w:before="87"/>
               <w:jc w:val="center"/>
               <w:rPr>
@@ -528,22 +611,24 @@
           </w:tcPr>
           <w:p>
             <w:pPr>
-              <w:pStyle w:val="TableParagraph"/>
-              <w:spacing w:before="87"/>
-              <w:jc w:val="center"/>
-              <w:rPr>
-                <w:rFonts w:hint="eastAsia"/>
-                <w:kern w:val="2"/>
-                <w:sz w:val="21"/>
-                <w:szCs w:val="21"/>
-              </w:rPr>
-            </w:pPr>
-            <w:r>
-              <w:rPr>
-                <w:rFonts w:hint="eastAsia"/>
-                <w:kern w:val="2"/>
-                <w:sz w:val="21"/>
-                <w:szCs w:val="21"/>
+              <w:pStyle w:val="13"/>
+              <w:spacing w:before="87"/>
+              <w:jc w:val="center"/>
+              <w:rPr>
+                <w:rFonts w:hint="eastAsia"/>
+                <w:kern w:val="2"/>
+                <w:sz w:val="21"/>
+                <w:szCs w:val="21"/>
+                <w:lang w:eastAsia="en-US"/>
+              </w:rPr>
+            </w:pPr>
+            <w:r>
+              <w:rPr>
+                <w:rFonts w:hint="eastAsia"/>
+                <w:kern w:val="2"/>
+                <w:sz w:val="21"/>
+                <w:szCs w:val="21"/>
+                <w:lang w:eastAsia="en-US"/>
               </w:rPr>
               <w:t>[7]</w:t>
             </w:r>
@@ -560,7 +645,7 @@
           </w:tcPr>
           <w:p>
             <w:pPr>
-              <w:pStyle w:val="TableParagraph"/>
+              <w:pStyle w:val="13"/>
               <w:spacing w:before="87"/>
               <w:jc w:val="center"/>
               <w:rPr>
@@ -594,22 +679,24 @@
           </w:tcPr>
           <w:p>
             <w:pPr>
-              <w:pStyle w:val="TableParagraph"/>
-              <w:spacing w:before="87"/>
-              <w:jc w:val="center"/>
-              <w:rPr>
-                <w:rFonts w:hint="eastAsia"/>
-                <w:kern w:val="2"/>
-                <w:sz w:val="21"/>
-                <w:szCs w:val="21"/>
-              </w:rPr>
-            </w:pPr>
-            <w:r>
-              <w:rPr>
-                <w:rFonts w:hint="eastAsia"/>
-                <w:kern w:val="2"/>
-                <w:sz w:val="21"/>
-                <w:szCs w:val="21"/>
+              <w:pStyle w:val="13"/>
+              <w:spacing w:before="87"/>
+              <w:jc w:val="center"/>
+              <w:rPr>
+                <w:rFonts w:hint="eastAsia"/>
+                <w:kern w:val="2"/>
+                <w:sz w:val="21"/>
+                <w:szCs w:val="21"/>
+                <w:lang w:eastAsia="en-US"/>
+              </w:rPr>
+            </w:pPr>
+            <w:r>
+              <w:rPr>
+                <w:rFonts w:hint="eastAsia"/>
+                <w:kern w:val="2"/>
+                <w:sz w:val="21"/>
+                <w:szCs w:val="21"/>
+                <w:lang w:eastAsia="en-US"/>
               </w:rPr>
               <w:t>[8]</w:t>
             </w:r>
@@ -618,22 +705,38 @@
       </w:tr>
       <w:bookmarkEnd w:id="0"/>
       <w:tr>
+        <w:tblPrEx>
+          <w:tblBorders>
+            <w:top w:val="single" w:color="000000" w:sz="12" w:space="0"/>
+            <w:left w:val="single" w:color="000000" w:sz="12" w:space="0"/>
+            <w:bottom w:val="single" w:color="000000" w:sz="12" w:space="0"/>
+            <w:right w:val="single" w:color="000000" w:sz="12" w:space="0"/>
+            <w:insideH w:val="single" w:color="000000" w:sz="4" w:space="0"/>
+            <w:insideV w:val="single" w:color="000000" w:sz="4" w:space="0"/>
+          </w:tblBorders>
+          <w:tblCellMar>
+            <w:top w:w="0" w:type="dxa"/>
+            <w:left w:w="0" w:type="dxa"/>
+            <w:bottom w:w="0" w:type="dxa"/>
+            <w:right w:w="0" w:type="dxa"/>
+          </w:tblCellMar>
+        </w:tblPrEx>
         <w:trPr>
-          <w:trHeight w:val="425"/>
+          <w:trHeight w:val="425" w:hRule="atLeast"/>
           <w:jc w:val="center"/>
         </w:trPr>
         <w:tc>
           <w:tcPr>
             <w:tcW w:w="1609" w:type="dxa"/>
-            <w:vMerge/>
-            <w:tcBorders>
-              <w:tl2br w:val="nil"/>
-              <w:tr2bl w:val="nil"/>
-            </w:tcBorders>
-          </w:tcPr>
-          <w:p>
-            <w:pPr>
-              <w:pStyle w:val="TableParagraph"/>
+            <w:vMerge w:val="continue"/>
+            <w:tcBorders>
+              <w:tl2br w:val="nil"/>
+              <w:tr2bl w:val="nil"/>
+            </w:tcBorders>
+          </w:tcPr>
+          <w:p>
+            <w:pPr>
+              <w:pStyle w:val="13"/>
               <w:spacing w:before="87"/>
               <w:jc w:val="center"/>
               <w:rPr>
@@ -657,7 +760,7 @@
           </w:tcPr>
           <w:p>
             <w:pPr>
-              <w:pStyle w:val="TableParagraph"/>
+              <w:pStyle w:val="13"/>
               <w:spacing w:before="87"/>
               <w:jc w:val="center"/>
               <w:rPr>
@@ -691,22 +794,24 @@
           </w:tcPr>
           <w:p>
             <w:pPr>
-              <w:pStyle w:val="TableParagraph"/>
-              <w:spacing w:before="87"/>
-              <w:jc w:val="center"/>
-              <w:rPr>
-                <w:rFonts w:hint="eastAsia"/>
-                <w:kern w:val="2"/>
-                <w:sz w:val="21"/>
-                <w:szCs w:val="21"/>
-              </w:rPr>
-            </w:pPr>
-            <w:r>
-              <w:rPr>
-                <w:rFonts w:hint="eastAsia"/>
-                <w:kern w:val="2"/>
-                <w:sz w:val="21"/>
-                <w:szCs w:val="21"/>
+              <w:pStyle w:val="13"/>
+              <w:spacing w:before="87"/>
+              <w:jc w:val="center"/>
+              <w:rPr>
+                <w:rFonts w:hint="eastAsia"/>
+                <w:kern w:val="2"/>
+                <w:sz w:val="21"/>
+                <w:szCs w:val="21"/>
+                <w:lang w:eastAsia="en-US"/>
+              </w:rPr>
+            </w:pPr>
+            <w:r>
+              <w:rPr>
+                <w:rFonts w:hint="eastAsia"/>
+                <w:kern w:val="2"/>
+                <w:sz w:val="21"/>
+                <w:szCs w:val="21"/>
+                <w:lang w:eastAsia="en-US"/>
               </w:rPr>
               <w:t>[9]</w:t>
             </w:r>
@@ -724,7 +829,7 @@
           </w:tcPr>
           <w:p>
             <w:pPr>
-              <w:pStyle w:val="TableParagraph"/>
+              <w:pStyle w:val="13"/>
               <w:spacing w:before="87"/>
               <w:jc w:val="center"/>
               <w:rPr>
@@ -759,22 +864,24 @@
           </w:tcPr>
           <w:p>
             <w:pPr>
-              <w:pStyle w:val="TableParagraph"/>
-              <w:spacing w:before="87"/>
-              <w:jc w:val="center"/>
-              <w:rPr>
-                <w:rFonts w:hint="eastAsia"/>
-                <w:kern w:val="2"/>
-                <w:sz w:val="21"/>
-                <w:szCs w:val="21"/>
-              </w:rPr>
-            </w:pPr>
-            <w:r>
-              <w:rPr>
-                <w:rFonts w:hint="eastAsia"/>
-                <w:kern w:val="2"/>
-                <w:sz w:val="21"/>
-                <w:szCs w:val="21"/>
+              <w:pStyle w:val="13"/>
+              <w:spacing w:before="87"/>
+              <w:jc w:val="center"/>
+              <w:rPr>
+                <w:rFonts w:hint="eastAsia"/>
+                <w:kern w:val="2"/>
+                <w:sz w:val="21"/>
+                <w:szCs w:val="21"/>
+                <w:lang w:eastAsia="en-US"/>
+              </w:rPr>
+            </w:pPr>
+            <w:r>
+              <w:rPr>
+                <w:rFonts w:hint="eastAsia"/>
+                <w:kern w:val="2"/>
+                <w:sz w:val="21"/>
+                <w:szCs w:val="21"/>
+                <w:lang w:eastAsia="en-US"/>
               </w:rPr>
               <w:t>[10]</w:t>
             </w:r>
@@ -782,8 +889,24 @@
         </w:tc>
       </w:tr>
       <w:tr>
+        <w:tblPrEx>
+          <w:tblBorders>
+            <w:top w:val="single" w:color="000000" w:sz="12" w:space="0"/>
+            <w:left w:val="single" w:color="000000" w:sz="12" w:space="0"/>
+            <w:bottom w:val="single" w:color="000000" w:sz="12" w:space="0"/>
+            <w:right w:val="single" w:color="000000" w:sz="12" w:space="0"/>
+            <w:insideH w:val="single" w:color="000000" w:sz="4" w:space="0"/>
+            <w:insideV w:val="single" w:color="000000" w:sz="4" w:space="0"/>
+          </w:tblBorders>
+          <w:tblCellMar>
+            <w:top w:w="0" w:type="dxa"/>
+            <w:left w:w="0" w:type="dxa"/>
+            <w:bottom w:w="0" w:type="dxa"/>
+            <w:right w:w="0" w:type="dxa"/>
+          </w:tblCellMar>
+        </w:tblPrEx>
         <w:trPr>
-          <w:trHeight w:val="425"/>
+          <w:trHeight w:val="425" w:hRule="atLeast"/>
           <w:jc w:val="center"/>
         </w:trPr>
         <w:tc>
@@ -798,7 +921,7 @@
           </w:tcPr>
           <w:p>
             <w:pPr>
-              <w:pStyle w:val="TableParagraph"/>
+              <w:pStyle w:val="13"/>
               <w:spacing w:before="87"/>
               <w:jc w:val="center"/>
               <w:rPr>
@@ -822,7 +945,7 @@
           </w:p>
           <w:p>
             <w:pPr>
-              <w:pStyle w:val="TableParagraph"/>
+              <w:pStyle w:val="13"/>
               <w:spacing w:before="87"/>
               <w:jc w:val="center"/>
               <w:rPr>
@@ -857,7 +980,7 @@
           </w:tcPr>
           <w:p>
             <w:pPr>
-              <w:pStyle w:val="TableParagraph"/>
+              <w:pStyle w:val="13"/>
               <w:spacing w:before="87"/>
               <w:jc w:val="center"/>
               <w:rPr>
@@ -892,22 +1015,24 @@
           </w:tcPr>
           <w:p>
             <w:pPr>
-              <w:pStyle w:val="TableParagraph"/>
-              <w:spacing w:before="87"/>
-              <w:jc w:val="center"/>
-              <w:rPr>
-                <w:rFonts w:hint="eastAsia"/>
-                <w:kern w:val="2"/>
-                <w:sz w:val="21"/>
-                <w:szCs w:val="21"/>
-              </w:rPr>
-            </w:pPr>
-            <w:r>
-              <w:rPr>
-                <w:rFonts w:hint="eastAsia"/>
-                <w:kern w:val="2"/>
-                <w:sz w:val="21"/>
-                <w:szCs w:val="21"/>
+              <w:pStyle w:val="13"/>
+              <w:spacing w:before="87"/>
+              <w:jc w:val="center"/>
+              <w:rPr>
+                <w:rFonts w:hint="eastAsia"/>
+                <w:kern w:val="2"/>
+                <w:sz w:val="21"/>
+                <w:szCs w:val="21"/>
+                <w:lang w:eastAsia="en-US"/>
+              </w:rPr>
+            </w:pPr>
+            <w:r>
+              <w:rPr>
+                <w:rFonts w:hint="eastAsia"/>
+                <w:kern w:val="2"/>
+                <w:sz w:val="21"/>
+                <w:szCs w:val="21"/>
+                <w:lang w:eastAsia="en-US"/>
               </w:rPr>
               <w:t>[11]</w:t>
             </w:r>
@@ -915,22 +1040,38 @@
         </w:tc>
       </w:tr>
       <w:tr>
+        <w:tblPrEx>
+          <w:tblBorders>
+            <w:top w:val="single" w:color="000000" w:sz="12" w:space="0"/>
+            <w:left w:val="single" w:color="000000" w:sz="12" w:space="0"/>
+            <w:bottom w:val="single" w:color="000000" w:sz="12" w:space="0"/>
+            <w:right w:val="single" w:color="000000" w:sz="12" w:space="0"/>
+            <w:insideH w:val="single" w:color="000000" w:sz="4" w:space="0"/>
+            <w:insideV w:val="single" w:color="000000" w:sz="4" w:space="0"/>
+          </w:tblBorders>
+          <w:tblCellMar>
+            <w:top w:w="0" w:type="dxa"/>
+            <w:left w:w="0" w:type="dxa"/>
+            <w:bottom w:w="0" w:type="dxa"/>
+            <w:right w:w="0" w:type="dxa"/>
+          </w:tblCellMar>
+        </w:tblPrEx>
         <w:trPr>
-          <w:trHeight w:val="425"/>
+          <w:trHeight w:val="425" w:hRule="atLeast"/>
           <w:jc w:val="center"/>
         </w:trPr>
         <w:tc>
           <w:tcPr>
             <w:tcW w:w="1609" w:type="dxa"/>
-            <w:vMerge/>
-            <w:tcBorders>
-              <w:tl2br w:val="nil"/>
-              <w:tr2bl w:val="nil"/>
-            </w:tcBorders>
-          </w:tcPr>
-          <w:p>
-            <w:pPr>
-              <w:pStyle w:val="TableParagraph"/>
+            <w:vMerge w:val="continue"/>
+            <w:tcBorders>
+              <w:tl2br w:val="nil"/>
+              <w:tr2bl w:val="nil"/>
+            </w:tcBorders>
+          </w:tcPr>
+          <w:p>
+            <w:pPr>
+              <w:pStyle w:val="13"/>
               <w:spacing w:before="87"/>
               <w:jc w:val="center"/>
               <w:rPr>
@@ -955,7 +1096,7 @@
           </w:tcPr>
           <w:p>
             <w:pPr>
-              <w:pStyle w:val="TableParagraph"/>
+              <w:pStyle w:val="13"/>
               <w:spacing w:before="87"/>
               <w:jc w:val="center"/>
               <w:rPr>
@@ -990,22 +1131,24 @@
           </w:tcPr>
           <w:p>
             <w:pPr>
-              <w:pStyle w:val="TableParagraph"/>
-              <w:spacing w:before="87"/>
-              <w:jc w:val="center"/>
-              <w:rPr>
-                <w:rFonts w:hint="eastAsia"/>
-                <w:kern w:val="2"/>
-                <w:sz w:val="21"/>
-                <w:szCs w:val="21"/>
-              </w:rPr>
-            </w:pPr>
-            <w:r>
-              <w:rPr>
-                <w:rFonts w:hint="eastAsia"/>
-                <w:kern w:val="2"/>
-                <w:sz w:val="21"/>
-                <w:szCs w:val="21"/>
+              <w:pStyle w:val="13"/>
+              <w:spacing w:before="87"/>
+              <w:jc w:val="center"/>
+              <w:rPr>
+                <w:rFonts w:hint="eastAsia"/>
+                <w:kern w:val="2"/>
+                <w:sz w:val="21"/>
+                <w:szCs w:val="21"/>
+                <w:lang w:eastAsia="en-US"/>
+              </w:rPr>
+            </w:pPr>
+            <w:r>
+              <w:rPr>
+                <w:rFonts w:hint="eastAsia"/>
+                <w:kern w:val="2"/>
+                <w:sz w:val="21"/>
+                <w:szCs w:val="21"/>
+                <w:lang w:eastAsia="en-US"/>
               </w:rPr>
               <w:t>[12]</w:t>
             </w:r>
@@ -1023,7 +1166,7 @@
           </w:tcPr>
           <w:p>
             <w:pPr>
-              <w:pStyle w:val="TableParagraph"/>
+              <w:pStyle w:val="13"/>
               <w:spacing w:before="87"/>
               <w:jc w:val="center"/>
               <w:rPr>
@@ -1058,22 +1201,24 @@
           </w:tcPr>
           <w:p>
             <w:pPr>
-              <w:pStyle w:val="TableParagraph"/>
-              <w:spacing w:before="87"/>
-              <w:jc w:val="center"/>
-              <w:rPr>
-                <w:rFonts w:hint="eastAsia"/>
-                <w:kern w:val="2"/>
-                <w:sz w:val="21"/>
-                <w:szCs w:val="21"/>
-              </w:rPr>
-            </w:pPr>
-            <w:r>
-              <w:rPr>
-                <w:rFonts w:hint="eastAsia"/>
-                <w:kern w:val="2"/>
-                <w:sz w:val="21"/>
-                <w:szCs w:val="21"/>
+              <w:pStyle w:val="13"/>
+              <w:spacing w:before="87"/>
+              <w:jc w:val="center"/>
+              <w:rPr>
+                <w:rFonts w:hint="eastAsia"/>
+                <w:kern w:val="2"/>
+                <w:sz w:val="21"/>
+                <w:szCs w:val="21"/>
+                <w:lang w:eastAsia="en-US"/>
+              </w:rPr>
+            </w:pPr>
+            <w:r>
+              <w:rPr>
+                <w:rFonts w:hint="eastAsia"/>
+                <w:kern w:val="2"/>
+                <w:sz w:val="21"/>
+                <w:szCs w:val="21"/>
+                <w:lang w:eastAsia="en-US"/>
               </w:rPr>
               <w:t>[13]</w:t>
             </w:r>
@@ -1081,22 +1226,38 @@
         </w:tc>
       </w:tr>
       <w:tr>
+        <w:tblPrEx>
+          <w:tblBorders>
+            <w:top w:val="single" w:color="000000" w:sz="12" w:space="0"/>
+            <w:left w:val="single" w:color="000000" w:sz="12" w:space="0"/>
+            <w:bottom w:val="single" w:color="000000" w:sz="12" w:space="0"/>
+            <w:right w:val="single" w:color="000000" w:sz="12" w:space="0"/>
+            <w:insideH w:val="single" w:color="000000" w:sz="4" w:space="0"/>
+            <w:insideV w:val="single" w:color="000000" w:sz="4" w:space="0"/>
+          </w:tblBorders>
+          <w:tblCellMar>
+            <w:top w:w="0" w:type="dxa"/>
+            <w:left w:w="0" w:type="dxa"/>
+            <w:bottom w:w="0" w:type="dxa"/>
+            <w:right w:w="0" w:type="dxa"/>
+          </w:tblCellMar>
+        </w:tblPrEx>
         <w:trPr>
-          <w:trHeight w:val="425"/>
+          <w:trHeight w:val="425" w:hRule="atLeast"/>
           <w:jc w:val="center"/>
         </w:trPr>
         <w:tc>
           <w:tcPr>
             <w:tcW w:w="1609" w:type="dxa"/>
-            <w:vMerge/>
-            <w:tcBorders>
-              <w:tl2br w:val="nil"/>
-              <w:tr2bl w:val="nil"/>
-            </w:tcBorders>
-          </w:tcPr>
-          <w:p>
-            <w:pPr>
-              <w:pStyle w:val="TableParagraph"/>
+            <w:vMerge w:val="continue"/>
+            <w:tcBorders>
+              <w:tl2br w:val="nil"/>
+              <w:tr2bl w:val="nil"/>
+            </w:tcBorders>
+          </w:tcPr>
+          <w:p>
+            <w:pPr>
+              <w:pStyle w:val="13"/>
               <w:spacing w:before="87"/>
               <w:jc w:val="center"/>
               <w:rPr>
@@ -1121,7 +1282,7 @@
           </w:tcPr>
           <w:p>
             <w:pPr>
-              <w:pStyle w:val="TableParagraph"/>
+              <w:pStyle w:val="13"/>
               <w:spacing w:before="87"/>
               <w:jc w:val="center"/>
               <w:rPr>
@@ -1156,7 +1317,7 @@
           </w:tcPr>
           <w:p>
             <w:pPr>
-              <w:pStyle w:val="TableParagraph"/>
+              <w:pStyle w:val="13"/>
               <w:spacing w:before="87"/>
               <w:jc w:val="center"/>
               <w:rPr>
@@ -1191,7 +1352,7 @@
           </w:tcPr>
           <w:p>
             <w:pPr>
-              <w:pStyle w:val="TableParagraph"/>
+              <w:pStyle w:val="13"/>
               <w:spacing w:before="87"/>
               <w:jc w:val="center"/>
               <w:rPr>
@@ -1226,22 +1387,24 @@
           </w:tcPr>
           <w:p>
             <w:pPr>
-              <w:pStyle w:val="TableParagraph"/>
-              <w:spacing w:before="87"/>
-              <w:jc w:val="center"/>
-              <w:rPr>
-                <w:rFonts w:hint="eastAsia"/>
-                <w:kern w:val="2"/>
-                <w:sz w:val="21"/>
-                <w:szCs w:val="21"/>
-              </w:rPr>
-            </w:pPr>
-            <w:r>
-              <w:rPr>
-                <w:rFonts w:hint="eastAsia"/>
-                <w:kern w:val="2"/>
-                <w:sz w:val="21"/>
-                <w:szCs w:val="21"/>
+              <w:pStyle w:val="13"/>
+              <w:spacing w:before="87"/>
+              <w:jc w:val="center"/>
+              <w:rPr>
+                <w:rFonts w:hint="eastAsia"/>
+                <w:kern w:val="2"/>
+                <w:sz w:val="21"/>
+                <w:szCs w:val="21"/>
+                <w:lang w:eastAsia="en-US"/>
+              </w:rPr>
+            </w:pPr>
+            <w:r>
+              <w:rPr>
+                <w:rFonts w:hint="eastAsia"/>
+                <w:kern w:val="2"/>
+                <w:sz w:val="21"/>
+                <w:szCs w:val="21"/>
+                <w:lang w:eastAsia="en-US"/>
               </w:rPr>
               <w:t>[14]</w:t>
             </w:r>
@@ -1249,22 +1412,38 @@
         </w:tc>
       </w:tr>
       <w:tr>
+        <w:tblPrEx>
+          <w:tblBorders>
+            <w:top w:val="single" w:color="000000" w:sz="12" w:space="0"/>
+            <w:left w:val="single" w:color="000000" w:sz="12" w:space="0"/>
+            <w:bottom w:val="single" w:color="000000" w:sz="12" w:space="0"/>
+            <w:right w:val="single" w:color="000000" w:sz="12" w:space="0"/>
+            <w:insideH w:val="single" w:color="000000" w:sz="4" w:space="0"/>
+            <w:insideV w:val="single" w:color="000000" w:sz="4" w:space="0"/>
+          </w:tblBorders>
+          <w:tblCellMar>
+            <w:top w:w="0" w:type="dxa"/>
+            <w:left w:w="0" w:type="dxa"/>
+            <w:bottom w:w="0" w:type="dxa"/>
+            <w:right w:w="0" w:type="dxa"/>
+          </w:tblCellMar>
+        </w:tblPrEx>
         <w:trPr>
-          <w:trHeight w:val="425"/>
+          <w:trHeight w:val="425" w:hRule="atLeast"/>
           <w:jc w:val="center"/>
         </w:trPr>
         <w:tc>
           <w:tcPr>
             <w:tcW w:w="1609" w:type="dxa"/>
-            <w:vMerge/>
-            <w:tcBorders>
-              <w:tl2br w:val="nil"/>
-              <w:tr2bl w:val="nil"/>
-            </w:tcBorders>
-          </w:tcPr>
-          <w:p>
-            <w:pPr>
-              <w:pStyle w:val="TableParagraph"/>
+            <w:vMerge w:val="continue"/>
+            <w:tcBorders>
+              <w:tl2br w:val="nil"/>
+              <w:tr2bl w:val="nil"/>
+            </w:tcBorders>
+          </w:tcPr>
+          <w:p>
+            <w:pPr>
+              <w:pStyle w:val="13"/>
               <w:spacing w:before="87"/>
               <w:jc w:val="center"/>
               <w:rPr>
@@ -1289,7 +1468,7 @@
           </w:tcPr>
           <w:p>
             <w:pPr>
-              <w:pStyle w:val="TableParagraph"/>
+              <w:pStyle w:val="13"/>
               <w:spacing w:before="87"/>
               <w:jc w:val="center"/>
               <w:rPr>
@@ -1324,7 +1503,7 @@
           </w:tcPr>
           <w:p>
             <w:pPr>
-              <w:pStyle w:val="TableParagraph"/>
+              <w:pStyle w:val="13"/>
               <w:spacing w:before="87"/>
               <w:jc w:val="center"/>
               <w:rPr>
@@ -1349,22 +1528,38 @@
         </w:tc>
       </w:tr>
       <w:tr>
+        <w:tblPrEx>
+          <w:tblBorders>
+            <w:top w:val="single" w:color="000000" w:sz="12" w:space="0"/>
+            <w:left w:val="single" w:color="000000" w:sz="12" w:space="0"/>
+            <w:bottom w:val="single" w:color="000000" w:sz="12" w:space="0"/>
+            <w:right w:val="single" w:color="000000" w:sz="12" w:space="0"/>
+            <w:insideH w:val="single" w:color="000000" w:sz="4" w:space="0"/>
+            <w:insideV w:val="single" w:color="000000" w:sz="4" w:space="0"/>
+          </w:tblBorders>
+          <w:tblCellMar>
+            <w:top w:w="0" w:type="dxa"/>
+            <w:left w:w="0" w:type="dxa"/>
+            <w:bottom w:w="0" w:type="dxa"/>
+            <w:right w:w="0" w:type="dxa"/>
+          </w:tblCellMar>
+        </w:tblPrEx>
         <w:trPr>
-          <w:trHeight w:val="425"/>
+          <w:trHeight w:val="425" w:hRule="atLeast"/>
           <w:jc w:val="center"/>
         </w:trPr>
         <w:tc>
           <w:tcPr>
             <w:tcW w:w="1609" w:type="dxa"/>
-            <w:vMerge/>
-            <w:tcBorders>
-              <w:tl2br w:val="nil"/>
-              <w:tr2bl w:val="nil"/>
-            </w:tcBorders>
-          </w:tcPr>
-          <w:p>
-            <w:pPr>
-              <w:pStyle w:val="TableParagraph"/>
+            <w:vMerge w:val="continue"/>
+            <w:tcBorders>
+              <w:tl2br w:val="nil"/>
+              <w:tr2bl w:val="nil"/>
+            </w:tcBorders>
+          </w:tcPr>
+          <w:p>
+            <w:pPr>
+              <w:pStyle w:val="13"/>
               <w:spacing w:before="87"/>
               <w:jc w:val="center"/>
               <w:rPr>
@@ -1394,26 +1589,18 @@
                 <w:kern w:val="2"/>
                 <w:sz w:val="21"/>
                 <w:szCs w:val="21"/>
-              </w:rPr>
-            </w:pPr>
-            <w:r>
-              <w:rPr>
-                <w:rFonts w:hint="eastAsia"/>
-                <w:kern w:val="2"/>
-                <w:sz w:val="21"/>
-                <w:szCs w:val="21"/>
-                <w:lang w:eastAsia="en-US"/>
-              </w:rPr>
-              <w:t>上行：</w:t>
-            </w:r>
-            <w:r>
-              <w:rPr>
-                <w:rFonts w:hint="eastAsia"/>
-                <w:kern w:val="2"/>
-                <w:sz w:val="21"/>
-                <w:szCs w:val="21"/>
-              </w:rPr>
-              <w:t>[15]</w:t>
+                <w:lang w:eastAsia="en-US"/>
+              </w:rPr>
+            </w:pPr>
+            <w:r>
+              <w:rPr>
+                <w:rFonts w:hint="eastAsia"/>
+                <w:kern w:val="2"/>
+                <w:sz w:val="21"/>
+                <w:szCs w:val="21"/>
+                <w:lang w:eastAsia="en-US"/>
+              </w:rPr>
+              <w:t>上行：[15]</w:t>
             </w:r>
           </w:p>
         </w:tc>
@@ -1434,26 +1621,18 @@
                 <w:kern w:val="2"/>
                 <w:sz w:val="21"/>
                 <w:szCs w:val="21"/>
-              </w:rPr>
-            </w:pPr>
-            <w:r>
-              <w:rPr>
-                <w:rFonts w:hint="eastAsia"/>
-                <w:kern w:val="2"/>
-                <w:sz w:val="21"/>
-                <w:szCs w:val="21"/>
-                <w:lang w:eastAsia="en-US"/>
-              </w:rPr>
-              <w:t>下行：</w:t>
-            </w:r>
-            <w:r>
-              <w:rPr>
-                <w:rFonts w:hint="eastAsia"/>
-                <w:kern w:val="2"/>
-                <w:sz w:val="21"/>
-                <w:szCs w:val="21"/>
-              </w:rPr>
-              <w:t>[16]</w:t>
+                <w:lang w:eastAsia="en-US"/>
+              </w:rPr>
+            </w:pPr>
+            <w:r>
+              <w:rPr>
+                <w:rFonts w:hint="eastAsia"/>
+                <w:kern w:val="2"/>
+                <w:sz w:val="21"/>
+                <w:szCs w:val="21"/>
+                <w:lang w:eastAsia="en-US"/>
+              </w:rPr>
+              <w:t>下行：[16]</w:t>
             </w:r>
           </w:p>
         </w:tc>
@@ -1474,26 +1653,18 @@
                 <w:kern w:val="2"/>
                 <w:sz w:val="21"/>
                 <w:szCs w:val="21"/>
-              </w:rPr>
-            </w:pPr>
-            <w:r>
-              <w:rPr>
-                <w:rFonts w:hint="eastAsia"/>
-                <w:kern w:val="2"/>
-                <w:sz w:val="21"/>
-                <w:szCs w:val="21"/>
-                <w:lang w:eastAsia="en-US"/>
-              </w:rPr>
-              <w:t>上行：</w:t>
-            </w:r>
-            <w:r>
-              <w:rPr>
-                <w:rFonts w:hint="eastAsia"/>
-                <w:kern w:val="2"/>
-                <w:sz w:val="21"/>
-                <w:szCs w:val="21"/>
-              </w:rPr>
-              <w:t>[17]</w:t>
+                <w:lang w:eastAsia="en-US"/>
+              </w:rPr>
+            </w:pPr>
+            <w:r>
+              <w:rPr>
+                <w:rFonts w:hint="eastAsia"/>
+                <w:kern w:val="2"/>
+                <w:sz w:val="21"/>
+                <w:szCs w:val="21"/>
+                <w:lang w:eastAsia="en-US"/>
+              </w:rPr>
+              <w:t>上行：[17]</w:t>
             </w:r>
           </w:p>
         </w:tc>
@@ -1514,33 +1685,41 @@
                 <w:kern w:val="2"/>
                 <w:sz w:val="21"/>
                 <w:szCs w:val="21"/>
-              </w:rPr>
-            </w:pPr>
-            <w:r>
-              <w:rPr>
-                <w:rFonts w:hint="eastAsia"/>
-                <w:kern w:val="2"/>
-                <w:sz w:val="21"/>
-                <w:szCs w:val="21"/>
-                <w:lang w:eastAsia="en-US"/>
-              </w:rPr>
-              <w:t>下行：</w:t>
-            </w:r>
-            <w:r>
-              <w:rPr>
-                <w:rFonts w:hint="eastAsia"/>
-                <w:kern w:val="2"/>
-                <w:sz w:val="21"/>
-                <w:szCs w:val="21"/>
-              </w:rPr>
-              <w:t>[18]</w:t>
+                <w:lang w:eastAsia="en-US"/>
+              </w:rPr>
+            </w:pPr>
+            <w:r>
+              <w:rPr>
+                <w:rFonts w:hint="eastAsia"/>
+                <w:kern w:val="2"/>
+                <w:sz w:val="21"/>
+                <w:szCs w:val="21"/>
+                <w:lang w:eastAsia="en-US"/>
+              </w:rPr>
+              <w:t>下行：[18]</w:t>
             </w:r>
           </w:p>
         </w:tc>
       </w:tr>
       <w:tr>
+        <w:tblPrEx>
+          <w:tblBorders>
+            <w:top w:val="single" w:color="000000" w:sz="12" w:space="0"/>
+            <w:left w:val="single" w:color="000000" w:sz="12" w:space="0"/>
+            <w:bottom w:val="single" w:color="000000" w:sz="12" w:space="0"/>
+            <w:right w:val="single" w:color="000000" w:sz="12" w:space="0"/>
+            <w:insideH w:val="single" w:color="000000" w:sz="4" w:space="0"/>
+            <w:insideV w:val="single" w:color="000000" w:sz="4" w:space="0"/>
+          </w:tblBorders>
+          <w:tblCellMar>
+            <w:top w:w="0" w:type="dxa"/>
+            <w:left w:w="0" w:type="dxa"/>
+            <w:bottom w:w="0" w:type="dxa"/>
+            <w:right w:w="0" w:type="dxa"/>
+          </w:tblCellMar>
+        </w:tblPrEx>
         <w:trPr>
-          <w:trHeight w:val="397"/>
+          <w:trHeight w:val="397" w:hRule="atLeast"/>
           <w:jc w:val="center"/>
         </w:trPr>
         <w:tc>
@@ -1554,7 +1733,7 @@
           </w:tcPr>
           <w:p>
             <w:pPr>
-              <w:pStyle w:val="TableParagraph"/>
+              <w:pStyle w:val="13"/>
               <w:spacing w:before="87"/>
               <w:jc w:val="center"/>
               <w:rPr>
@@ -1594,6 +1773,7 @@
                 <w:kern w:val="2"/>
                 <w:sz w:val="21"/>
                 <w:szCs w:val="21"/>
+                <w:lang w:eastAsia="en-US"/>
               </w:rPr>
             </w:pPr>
             <w:bookmarkStart w:id="1" w:name="OLE_LINK2"/>
@@ -1603,6 +1783,7 @@
                 <w:kern w:val="2"/>
                 <w:sz w:val="21"/>
                 <w:szCs w:val="21"/>
+                <w:lang w:eastAsia="en-US"/>
               </w:rPr>
               <w:t>☑GB/T 7588.1-2020《电梯制造与安装安全规范 第1部分：乘客电梯和载货电梯》</w:t>
             </w:r>
@@ -1614,14 +1795,16 @@
                 <w:kern w:val="2"/>
                 <w:sz w:val="21"/>
                 <w:szCs w:val="21"/>
-              </w:rPr>
-            </w:pPr>
-            <w:r>
-              <w:rPr>
-                <w:rFonts w:hint="eastAsia"/>
-                <w:kern w:val="2"/>
-                <w:sz w:val="21"/>
-                <w:szCs w:val="21"/>
+                <w:lang w:eastAsia="en-US"/>
+              </w:rPr>
+            </w:pPr>
+            <w:r>
+              <w:rPr>
+                <w:rFonts w:hint="eastAsia"/>
+                <w:kern w:val="2"/>
+                <w:sz w:val="21"/>
+                <w:szCs w:val="21"/>
+                <w:lang w:eastAsia="en-US"/>
               </w:rPr>
               <w:t>□GB 25194-2010《杂物电梯制造与安装安全规范》</w:t>
             </w:r>
@@ -1633,14 +1816,16 @@
                 <w:kern w:val="2"/>
                 <w:sz w:val="21"/>
                 <w:szCs w:val="21"/>
-              </w:rPr>
-            </w:pPr>
-            <w:r>
-              <w:rPr>
-                <w:rFonts w:hint="eastAsia"/>
-                <w:kern w:val="2"/>
-                <w:sz w:val="21"/>
-                <w:szCs w:val="21"/>
+                <w:lang w:eastAsia="en-US"/>
+              </w:rPr>
+            </w:pPr>
+            <w:r>
+              <w:rPr>
+                <w:rFonts w:hint="eastAsia"/>
+                <w:kern w:val="2"/>
+                <w:sz w:val="21"/>
+                <w:szCs w:val="21"/>
+                <w:lang w:eastAsia="en-US"/>
               </w:rPr>
               <w:t>□GB/T 26465-2021《消防员电梯制造与安装安全规范》</w:t>
             </w:r>
@@ -1652,14 +1837,16 @@
                 <w:kern w:val="2"/>
                 <w:sz w:val="21"/>
                 <w:szCs w:val="21"/>
-              </w:rPr>
-            </w:pPr>
-            <w:r>
-              <w:rPr>
-                <w:rFonts w:hint="eastAsia"/>
-                <w:kern w:val="2"/>
-                <w:sz w:val="21"/>
-                <w:szCs w:val="21"/>
+                <w:lang w:eastAsia="en-US"/>
+              </w:rPr>
+            </w:pPr>
+            <w:r>
+              <w:rPr>
+                <w:rFonts w:hint="eastAsia"/>
+                <w:kern w:val="2"/>
+                <w:sz w:val="21"/>
+                <w:szCs w:val="21"/>
+                <w:lang w:eastAsia="en-US"/>
               </w:rPr>
               <w:t>☑GB/T 10059-2023《电梯试验方法》</w:t>
             </w:r>
@@ -1668,8 +1855,24 @@
         </w:tc>
       </w:tr>
       <w:tr>
+        <w:tblPrEx>
+          <w:tblBorders>
+            <w:top w:val="single" w:color="000000" w:sz="12" w:space="0"/>
+            <w:left w:val="single" w:color="000000" w:sz="12" w:space="0"/>
+            <w:bottom w:val="single" w:color="000000" w:sz="12" w:space="0"/>
+            <w:right w:val="single" w:color="000000" w:sz="12" w:space="0"/>
+            <w:insideH w:val="single" w:color="000000" w:sz="4" w:space="0"/>
+            <w:insideV w:val="single" w:color="000000" w:sz="4" w:space="0"/>
+          </w:tblBorders>
+          <w:tblCellMar>
+            <w:top w:w="0" w:type="dxa"/>
+            <w:left w:w="0" w:type="dxa"/>
+            <w:bottom w:w="0" w:type="dxa"/>
+            <w:right w:w="0" w:type="dxa"/>
+          </w:tblCellMar>
+        </w:tblPrEx>
         <w:trPr>
-          <w:trHeight w:val="397"/>
+          <w:trHeight w:val="397" w:hRule="atLeast"/>
           <w:jc w:val="center"/>
         </w:trPr>
         <w:tc>
@@ -1683,7 +1886,7 @@
           </w:tcPr>
           <w:p>
             <w:pPr>
-              <w:pStyle w:val="TableParagraph"/>
+              <w:pStyle w:val="13"/>
               <w:spacing w:before="87"/>
               <w:jc w:val="center"/>
               <w:rPr>
@@ -1723,12 +1926,14 @@
                 <w:kern w:val="2"/>
                 <w:sz w:val="21"/>
                 <w:szCs w:val="21"/>
-              </w:rPr>
-            </w:pPr>
-            <w:r>
-              <w:rPr>
-                <w:sz w:val="21"/>
-                <w:szCs w:val="21"/>
+                <w:lang w:eastAsia="en-US"/>
+              </w:rPr>
+            </w:pPr>
+            <w:r>
+              <w:rPr>
+                <w:sz w:val="21"/>
+                <w:szCs w:val="21"/>
+                <w:lang w:eastAsia="en-US"/>
               </w:rPr>
               <w:t>电梯多功能测试仪JJD0</w:t>
             </w:r>
@@ -1737,6 +1942,7 @@
                 <w:rFonts w:hint="eastAsia"/>
                 <w:sz w:val="21"/>
                 <w:szCs w:val="21"/>
+                <w:lang w:eastAsia="en-US"/>
               </w:rPr>
               <w:t>769</w:t>
             </w:r>
@@ -1744,8 +1950,24 @@
         </w:tc>
       </w:tr>
       <w:tr>
+        <w:tblPrEx>
+          <w:tblBorders>
+            <w:top w:val="single" w:color="000000" w:sz="12" w:space="0"/>
+            <w:left w:val="single" w:color="000000" w:sz="12" w:space="0"/>
+            <w:bottom w:val="single" w:color="000000" w:sz="12" w:space="0"/>
+            <w:right w:val="single" w:color="000000" w:sz="12" w:space="0"/>
+            <w:insideH w:val="single" w:color="000000" w:sz="4" w:space="0"/>
+            <w:insideV w:val="single" w:color="000000" w:sz="4" w:space="0"/>
+          </w:tblBorders>
+          <w:tblCellMar>
+            <w:top w:w="0" w:type="dxa"/>
+            <w:left w:w="0" w:type="dxa"/>
+            <w:bottom w:w="0" w:type="dxa"/>
+            <w:right w:w="0" w:type="dxa"/>
+          </w:tblCellMar>
+        </w:tblPrEx>
         <w:trPr>
-          <w:trHeight w:val="425"/>
+          <w:trHeight w:val="425" w:hRule="atLeast"/>
           <w:jc w:val="center"/>
         </w:trPr>
         <w:tc>
@@ -1760,7 +1982,7 @@
           </w:tcPr>
           <w:p>
             <w:pPr>
-              <w:pStyle w:val="TableParagraph"/>
+              <w:pStyle w:val="13"/>
               <w:spacing w:before="87"/>
               <w:jc w:val="center"/>
               <w:rPr>
@@ -1795,7 +2017,7 @@
           </w:tcPr>
           <w:p>
             <w:pPr>
-              <w:pStyle w:val="TableParagraph"/>
+              <w:pStyle w:val="13"/>
               <w:spacing w:before="87"/>
               <w:jc w:val="center"/>
               <w:rPr>
@@ -1830,22 +2052,24 @@
           </w:tcPr>
           <w:p>
             <w:pPr>
-              <w:pStyle w:val="TableParagraph"/>
-              <w:spacing w:before="87"/>
-              <w:jc w:val="center"/>
-              <w:rPr>
-                <w:rFonts w:hint="eastAsia"/>
-                <w:kern w:val="2"/>
-                <w:sz w:val="21"/>
-                <w:szCs w:val="21"/>
-              </w:rPr>
-            </w:pPr>
-            <w:r>
-              <w:rPr>
-                <w:rFonts w:hint="eastAsia"/>
-                <w:kern w:val="2"/>
-                <w:sz w:val="21"/>
-                <w:szCs w:val="21"/>
+              <w:pStyle w:val="13"/>
+              <w:spacing w:before="87"/>
+              <w:jc w:val="center"/>
+              <w:rPr>
+                <w:rFonts w:hint="eastAsia"/>
+                <w:kern w:val="2"/>
+                <w:sz w:val="21"/>
+                <w:szCs w:val="21"/>
+                <w:lang w:eastAsia="en-US"/>
+              </w:rPr>
+            </w:pPr>
+            <w:r>
+              <w:rPr>
+                <w:rFonts w:hint="eastAsia"/>
+                <w:kern w:val="2"/>
+                <w:sz w:val="21"/>
+                <w:szCs w:val="21"/>
+                <w:lang w:eastAsia="en-US"/>
               </w:rPr>
               <w:t>电气动作速度（m/s）</w:t>
             </w:r>
@@ -1863,22 +2087,24 @@
           </w:tcPr>
           <w:p>
             <w:pPr>
-              <w:pStyle w:val="TableParagraph"/>
-              <w:spacing w:before="87"/>
-              <w:jc w:val="center"/>
-              <w:rPr>
-                <w:rFonts w:hint="eastAsia"/>
-                <w:kern w:val="2"/>
-                <w:sz w:val="21"/>
-                <w:szCs w:val="21"/>
-              </w:rPr>
-            </w:pPr>
-            <w:r>
-              <w:rPr>
-                <w:rFonts w:hint="eastAsia"/>
-                <w:kern w:val="2"/>
-                <w:sz w:val="21"/>
-                <w:szCs w:val="21"/>
+              <w:pStyle w:val="13"/>
+              <w:spacing w:before="87"/>
+              <w:jc w:val="center"/>
+              <w:rPr>
+                <w:rFonts w:hint="eastAsia"/>
+                <w:kern w:val="2"/>
+                <w:sz w:val="21"/>
+                <w:szCs w:val="21"/>
+                <w:lang w:eastAsia="en-US"/>
+              </w:rPr>
+            </w:pPr>
+            <w:r>
+              <w:rPr>
+                <w:rFonts w:hint="eastAsia"/>
+                <w:kern w:val="2"/>
+                <w:sz w:val="21"/>
+                <w:szCs w:val="21"/>
+                <w:lang w:eastAsia="en-US"/>
               </w:rPr>
               <w:t>机械动作速度（m/s）</w:t>
             </w:r>
@@ -1886,30 +2112,47 @@
         </w:tc>
       </w:tr>
       <w:tr>
+        <w:tblPrEx>
+          <w:tblBorders>
+            <w:top w:val="single" w:color="000000" w:sz="12" w:space="0"/>
+            <w:left w:val="single" w:color="000000" w:sz="12" w:space="0"/>
+            <w:bottom w:val="single" w:color="000000" w:sz="12" w:space="0"/>
+            <w:right w:val="single" w:color="000000" w:sz="12" w:space="0"/>
+            <w:insideH w:val="single" w:color="000000" w:sz="4" w:space="0"/>
+            <w:insideV w:val="single" w:color="000000" w:sz="4" w:space="0"/>
+          </w:tblBorders>
+          <w:tblCellMar>
+            <w:top w:w="0" w:type="dxa"/>
+            <w:left w:w="0" w:type="dxa"/>
+            <w:bottom w:w="0" w:type="dxa"/>
+            <w:right w:w="0" w:type="dxa"/>
+          </w:tblCellMar>
+        </w:tblPrEx>
         <w:trPr>
-          <w:trHeight w:val="425"/>
+          <w:trHeight w:val="425" w:hRule="atLeast"/>
           <w:jc w:val="center"/>
         </w:trPr>
         <w:tc>
           <w:tcPr>
             <w:tcW w:w="1609" w:type="dxa"/>
-            <w:vMerge/>
-            <w:tcBorders>
-              <w:tl2br w:val="nil"/>
-              <w:tr2bl w:val="nil"/>
-            </w:tcBorders>
-            <w:vAlign w:val="center"/>
-          </w:tcPr>
-          <w:p>
-            <w:pPr>
-              <w:pStyle w:val="TableParagraph"/>
-              <w:spacing w:before="87"/>
-              <w:jc w:val="center"/>
-              <w:rPr>
-                <w:rFonts w:hint="eastAsia"/>
-                <w:kern w:val="2"/>
-                <w:sz w:val="21"/>
-                <w:szCs w:val="21"/>
+            <w:vMerge w:val="continue"/>
+            <w:tcBorders>
+              <w:tl2br w:val="nil"/>
+              <w:tr2bl w:val="nil"/>
+            </w:tcBorders>
+            <w:vAlign w:val="center"/>
+          </w:tcPr>
+          <w:p>
+            <w:pPr>
+              <w:pStyle w:val="13"/>
+              <w:spacing w:before="87"/>
+              <w:jc w:val="center"/>
+              <w:rPr>
+                <w:rFonts w:hint="eastAsia"/>
+                <w:kern w:val="2"/>
+                <w:sz w:val="21"/>
+                <w:szCs w:val="21"/>
+                <w:lang w:eastAsia="en-US"/>
               </w:rPr>
             </w:pPr>
           </w:p>
@@ -1917,23 +2160,24 @@
         <w:tc>
           <w:tcPr>
             <w:tcW w:w="866" w:type="dxa"/>
-            <w:vMerge/>
-            <w:tcBorders>
-              <w:tl2br w:val="nil"/>
-              <w:tr2bl w:val="nil"/>
-            </w:tcBorders>
-            <w:vAlign w:val="center"/>
-          </w:tcPr>
-          <w:p>
-            <w:pPr>
-              <w:pStyle w:val="TableParagraph"/>
-              <w:spacing w:before="87"/>
-              <w:jc w:val="center"/>
-              <w:rPr>
-                <w:rFonts w:hint="eastAsia"/>
-                <w:kern w:val="2"/>
-                <w:sz w:val="21"/>
-                <w:szCs w:val="21"/>
+            <w:vMerge w:val="continue"/>
+            <w:tcBorders>
+              <w:tl2br w:val="nil"/>
+              <w:tr2bl w:val="nil"/>
+            </w:tcBorders>
+            <w:vAlign w:val="center"/>
+          </w:tcPr>
+          <w:p>
+            <w:pPr>
+              <w:pStyle w:val="13"/>
+              <w:spacing w:before="87"/>
+              <w:jc w:val="center"/>
+              <w:rPr>
+                <w:rFonts w:hint="eastAsia"/>
+                <w:kern w:val="2"/>
+                <w:sz w:val="21"/>
+                <w:szCs w:val="21"/>
+                <w:lang w:eastAsia="en-US"/>
               </w:rPr>
             </w:pPr>
           </w:p>
@@ -1950,7 +2194,7 @@
           </w:tcPr>
           <w:p>
             <w:pPr>
-              <w:pStyle w:val="TableParagraph"/>
+              <w:pStyle w:val="13"/>
               <w:spacing w:before="87"/>
               <w:jc w:val="center"/>
               <w:rPr>
@@ -1985,7 +2229,7 @@
           </w:tcPr>
           <w:p>
             <w:pPr>
-              <w:pStyle w:val="TableParagraph"/>
+              <w:pStyle w:val="13"/>
               <w:spacing w:before="87"/>
               <w:jc w:val="center"/>
               <w:rPr>
@@ -2020,7 +2264,7 @@
           </w:tcPr>
           <w:p>
             <w:pPr>
-              <w:pStyle w:val="TableParagraph"/>
+              <w:pStyle w:val="13"/>
               <w:spacing w:before="87"/>
               <w:jc w:val="center"/>
               <w:rPr>
@@ -2054,7 +2298,7 @@
           </w:tcPr>
           <w:p>
             <w:pPr>
-              <w:pStyle w:val="TableParagraph"/>
+              <w:pStyle w:val="13"/>
               <w:spacing w:before="87"/>
               <w:jc w:val="center"/>
               <w:rPr>
@@ -2079,23 +2323,39 @@
         </w:tc>
       </w:tr>
       <w:tr>
+        <w:tblPrEx>
+          <w:tblBorders>
+            <w:top w:val="single" w:color="000000" w:sz="12" w:space="0"/>
+            <w:left w:val="single" w:color="000000" w:sz="12" w:space="0"/>
+            <w:bottom w:val="single" w:color="000000" w:sz="12" w:space="0"/>
+            <w:right w:val="single" w:color="000000" w:sz="12" w:space="0"/>
+            <w:insideH w:val="single" w:color="000000" w:sz="4" w:space="0"/>
+            <w:insideV w:val="single" w:color="000000" w:sz="4" w:space="0"/>
+          </w:tblBorders>
+          <w:tblCellMar>
+            <w:top w:w="0" w:type="dxa"/>
+            <w:left w:w="0" w:type="dxa"/>
+            <w:bottom w:w="0" w:type="dxa"/>
+            <w:right w:w="0" w:type="dxa"/>
+          </w:tblCellMar>
+        </w:tblPrEx>
         <w:trPr>
-          <w:trHeight w:val="425"/>
+          <w:trHeight w:val="425" w:hRule="atLeast"/>
           <w:jc w:val="center"/>
         </w:trPr>
         <w:tc>
           <w:tcPr>
             <w:tcW w:w="1609" w:type="dxa"/>
-            <w:vMerge/>
-            <w:tcBorders>
-              <w:tl2br w:val="nil"/>
-              <w:tr2bl w:val="nil"/>
-            </w:tcBorders>
-            <w:vAlign w:val="center"/>
-          </w:tcPr>
-          <w:p>
-            <w:pPr>
-              <w:pStyle w:val="TableParagraph"/>
+            <w:vMerge w:val="continue"/>
+            <w:tcBorders>
+              <w:tl2br w:val="nil"/>
+              <w:tr2bl w:val="nil"/>
+            </w:tcBorders>
+            <w:vAlign w:val="center"/>
+          </w:tcPr>
+          <w:p>
+            <w:pPr>
+              <w:pStyle w:val="13"/>
               <w:spacing w:before="87"/>
               <w:jc w:val="center"/>
               <w:rPr>
@@ -2119,7 +2379,7 @@
           </w:tcPr>
           <w:p>
             <w:pPr>
-              <w:pStyle w:val="TableParagraph"/>
+              <w:pStyle w:val="13"/>
               <w:spacing w:before="87"/>
               <w:jc w:val="center"/>
               <w:rPr>
@@ -2154,17 +2414,27 @@
           </w:tcPr>
           <w:p>
             <w:pPr>
-              <w:pStyle w:val="TableParagraph"/>
-              <w:spacing w:before="87"/>
-              <w:jc w:val="center"/>
-              <w:rPr>
-                <w:rFonts w:hint="eastAsia"/>
-                <w:kern w:val="2"/>
-                <w:sz w:val="21"/>
-                <w:szCs w:val="21"/>
-                <w:lang w:eastAsia="en-US"/>
-              </w:rPr>
-            </w:pPr>
+              <w:pStyle w:val="13"/>
+              <w:spacing w:before="87"/>
+              <w:jc w:val="center"/>
+              <w:rPr>
+                <w:rFonts w:hint="default" w:eastAsia="宋体"/>
+                <w:kern w:val="2"/>
+                <w:sz w:val="21"/>
+                <w:szCs w:val="21"/>
+                <w:lang w:val="en-US" w:eastAsia="zh-CN"/>
+              </w:rPr>
+            </w:pPr>
+            <w:r>
+              <w:rPr>
+                <w:rFonts w:hint="eastAsia"/>
+                <w:kern w:val="2"/>
+                <w:sz w:val="21"/>
+                <w:szCs w:val="21"/>
+                <w:lang w:val="en-US" w:eastAsia="zh-CN"/>
+              </w:rPr>
+              <w:t>[25]</w:t>
+            </w:r>
           </w:p>
         </w:tc>
         <w:tc>
@@ -2179,17 +2449,27 @@
           </w:tcPr>
           <w:p>
             <w:pPr>
-              <w:pStyle w:val="TableParagraph"/>
-              <w:spacing w:before="87"/>
-              <w:jc w:val="center"/>
-              <w:rPr>
-                <w:rFonts w:hint="eastAsia"/>
-                <w:kern w:val="2"/>
-                <w:sz w:val="21"/>
-                <w:szCs w:val="21"/>
-                <w:lang w:eastAsia="en-US"/>
-              </w:rPr>
-            </w:pPr>
+              <w:pStyle w:val="13"/>
+              <w:spacing w:before="87"/>
+              <w:jc w:val="center"/>
+              <w:rPr>
+                <w:rFonts w:hint="default" w:eastAsia="宋体"/>
+                <w:kern w:val="2"/>
+                <w:sz w:val="21"/>
+                <w:szCs w:val="21"/>
+                <w:lang w:val="en-US" w:eastAsia="zh-CN"/>
+              </w:rPr>
+            </w:pPr>
+            <w:r>
+              <w:rPr>
+                <w:rFonts w:hint="eastAsia"/>
+                <w:kern w:val="2"/>
+                <w:sz w:val="21"/>
+                <w:szCs w:val="21"/>
+                <w:lang w:val="en-US" w:eastAsia="zh-CN"/>
+              </w:rPr>
+              <w:t>[28]</w:t>
+            </w:r>
           </w:p>
         </w:tc>
         <w:tc>
@@ -2204,17 +2484,27 @@
           </w:tcPr>
           <w:p>
             <w:pPr>
-              <w:pStyle w:val="TableParagraph"/>
-              <w:spacing w:before="87"/>
-              <w:jc w:val="center"/>
-              <w:rPr>
-                <w:rFonts w:hint="eastAsia"/>
-                <w:kern w:val="2"/>
-                <w:sz w:val="21"/>
-                <w:szCs w:val="21"/>
-                <w:lang w:eastAsia="en-US"/>
-              </w:rPr>
-            </w:pPr>
+              <w:pStyle w:val="13"/>
+              <w:spacing w:before="87"/>
+              <w:jc w:val="center"/>
+              <w:rPr>
+                <w:rFonts w:hint="default" w:eastAsia="宋体"/>
+                <w:kern w:val="2"/>
+                <w:sz w:val="21"/>
+                <w:szCs w:val="21"/>
+                <w:lang w:val="en-US" w:eastAsia="zh-CN"/>
+              </w:rPr>
+            </w:pPr>
+            <w:r>
+              <w:rPr>
+                <w:rFonts w:hint="eastAsia"/>
+                <w:kern w:val="2"/>
+                <w:sz w:val="21"/>
+                <w:szCs w:val="21"/>
+                <w:lang w:val="en-US" w:eastAsia="zh-CN"/>
+              </w:rPr>
+              <w:t>[31]</w:t>
+            </w:r>
           </w:p>
         </w:tc>
         <w:tc>
@@ -2228,38 +2518,64 @@
           </w:tcPr>
           <w:p>
             <w:pPr>
-              <w:pStyle w:val="TableParagraph"/>
-              <w:spacing w:before="87"/>
-              <w:jc w:val="center"/>
-              <w:rPr>
-                <w:rFonts w:hint="eastAsia"/>
-                <w:kern w:val="2"/>
-                <w:sz w:val="21"/>
-                <w:szCs w:val="21"/>
-                <w:lang w:eastAsia="en-US"/>
-              </w:rPr>
-            </w:pPr>
+              <w:pStyle w:val="13"/>
+              <w:spacing w:before="87"/>
+              <w:jc w:val="center"/>
+              <w:rPr>
+                <w:rFonts w:hint="default" w:eastAsia="宋体"/>
+                <w:kern w:val="2"/>
+                <w:sz w:val="21"/>
+                <w:szCs w:val="21"/>
+                <w:lang w:val="en-US" w:eastAsia="zh-CN"/>
+              </w:rPr>
+            </w:pPr>
+            <w:r>
+              <w:rPr>
+                <w:rFonts w:hint="eastAsia"/>
+                <w:kern w:val="2"/>
+                <w:sz w:val="21"/>
+                <w:szCs w:val="21"/>
+                <w:lang w:val="en-US" w:eastAsia="zh-CN"/>
+              </w:rPr>
+              <w:t>[34]</w:t>
+            </w:r>
           </w:p>
         </w:tc>
       </w:tr>
       <w:tr>
+        <w:tblPrEx>
+          <w:tblBorders>
+            <w:top w:val="single" w:color="000000" w:sz="12" w:space="0"/>
+            <w:left w:val="single" w:color="000000" w:sz="12" w:space="0"/>
+            <w:bottom w:val="single" w:color="000000" w:sz="12" w:space="0"/>
+            <w:right w:val="single" w:color="000000" w:sz="12" w:space="0"/>
+            <w:insideH w:val="single" w:color="000000" w:sz="4" w:space="0"/>
+            <w:insideV w:val="single" w:color="000000" w:sz="4" w:space="0"/>
+          </w:tblBorders>
+          <w:tblCellMar>
+            <w:top w:w="0" w:type="dxa"/>
+            <w:left w:w="0" w:type="dxa"/>
+            <w:bottom w:w="0" w:type="dxa"/>
+            <w:right w:w="0" w:type="dxa"/>
+          </w:tblCellMar>
+        </w:tblPrEx>
         <w:trPr>
-          <w:trHeight w:val="425"/>
+          <w:trHeight w:val="425" w:hRule="atLeast"/>
           <w:jc w:val="center"/>
         </w:trPr>
         <w:tc>
           <w:tcPr>
             <w:tcW w:w="1609" w:type="dxa"/>
-            <w:vMerge/>
-            <w:tcBorders>
-              <w:tl2br w:val="nil"/>
-              <w:tr2bl w:val="nil"/>
-            </w:tcBorders>
-            <w:vAlign w:val="center"/>
-          </w:tcPr>
-          <w:p>
-            <w:pPr>
-              <w:pStyle w:val="TableParagraph"/>
+            <w:vMerge w:val="continue"/>
+            <w:tcBorders>
+              <w:tl2br w:val="nil"/>
+              <w:tr2bl w:val="nil"/>
+            </w:tcBorders>
+            <w:vAlign w:val="center"/>
+          </w:tcPr>
+          <w:p>
+            <w:pPr>
+              <w:pStyle w:val="13"/>
               <w:spacing w:before="87"/>
               <w:jc w:val="center"/>
               <w:rPr>
@@ -2283,7 +2599,7 @@
           </w:tcPr>
           <w:p>
             <w:pPr>
-              <w:pStyle w:val="TableParagraph"/>
+              <w:pStyle w:val="13"/>
               <w:spacing w:before="87"/>
               <w:jc w:val="center"/>
               <w:rPr>
@@ -2318,17 +2634,27 @@
           </w:tcPr>
           <w:p>
             <w:pPr>
-              <w:pStyle w:val="TableParagraph"/>
-              <w:spacing w:before="87"/>
-              <w:jc w:val="center"/>
-              <w:rPr>
-                <w:rFonts w:hint="eastAsia"/>
-                <w:kern w:val="2"/>
-                <w:sz w:val="21"/>
-                <w:szCs w:val="21"/>
-                <w:lang w:eastAsia="en-US"/>
-              </w:rPr>
-            </w:pPr>
+              <w:pStyle w:val="13"/>
+              <w:spacing w:before="87"/>
+              <w:jc w:val="center"/>
+              <w:rPr>
+                <w:rFonts w:hint="default" w:eastAsia="宋体"/>
+                <w:kern w:val="2"/>
+                <w:sz w:val="21"/>
+                <w:szCs w:val="21"/>
+                <w:lang w:val="en-US" w:eastAsia="zh-CN"/>
+              </w:rPr>
+            </w:pPr>
+            <w:r>
+              <w:rPr>
+                <w:rFonts w:hint="eastAsia"/>
+                <w:kern w:val="2"/>
+                <w:sz w:val="21"/>
+                <w:szCs w:val="21"/>
+                <w:lang w:val="en-US" w:eastAsia="zh-CN"/>
+              </w:rPr>
+              <w:t>[26]</w:t>
+            </w:r>
           </w:p>
         </w:tc>
         <w:tc>
@@ -2343,17 +2669,27 @@
           </w:tcPr>
           <w:p>
             <w:pPr>
-              <w:pStyle w:val="TableParagraph"/>
-              <w:spacing w:before="87"/>
-              <w:jc w:val="center"/>
-              <w:rPr>
-                <w:rFonts w:hint="eastAsia"/>
-                <w:kern w:val="2"/>
-                <w:sz w:val="21"/>
-                <w:szCs w:val="21"/>
-                <w:lang w:eastAsia="en-US"/>
-              </w:rPr>
-            </w:pPr>
+              <w:pStyle w:val="13"/>
+              <w:spacing w:before="87"/>
+              <w:jc w:val="center"/>
+              <w:rPr>
+                <w:rFonts w:hint="default" w:eastAsia="宋体"/>
+                <w:kern w:val="2"/>
+                <w:sz w:val="21"/>
+                <w:szCs w:val="21"/>
+                <w:lang w:val="en-US" w:eastAsia="zh-CN"/>
+              </w:rPr>
+            </w:pPr>
+            <w:r>
+              <w:rPr>
+                <w:rFonts w:hint="eastAsia"/>
+                <w:kern w:val="2"/>
+                <w:sz w:val="21"/>
+                <w:szCs w:val="21"/>
+                <w:lang w:val="en-US" w:eastAsia="zh-CN"/>
+              </w:rPr>
+              <w:t>[29]</w:t>
+            </w:r>
           </w:p>
         </w:tc>
         <w:tc>
@@ -2368,17 +2704,27 @@
           </w:tcPr>
           <w:p>
             <w:pPr>
-              <w:pStyle w:val="TableParagraph"/>
-              <w:spacing w:before="87"/>
-              <w:jc w:val="center"/>
-              <w:rPr>
-                <w:rFonts w:hint="eastAsia"/>
-                <w:kern w:val="2"/>
-                <w:sz w:val="21"/>
-                <w:szCs w:val="21"/>
-                <w:lang w:eastAsia="en-US"/>
-              </w:rPr>
-            </w:pPr>
+              <w:pStyle w:val="13"/>
+              <w:spacing w:before="87"/>
+              <w:jc w:val="center"/>
+              <w:rPr>
+                <w:rFonts w:hint="default" w:eastAsia="宋体"/>
+                <w:kern w:val="2"/>
+                <w:sz w:val="21"/>
+                <w:szCs w:val="21"/>
+                <w:lang w:val="en-US" w:eastAsia="zh-CN"/>
+              </w:rPr>
+            </w:pPr>
+            <w:r>
+              <w:rPr>
+                <w:rFonts w:hint="eastAsia"/>
+                <w:kern w:val="2"/>
+                <w:sz w:val="21"/>
+                <w:szCs w:val="21"/>
+                <w:lang w:val="en-US" w:eastAsia="zh-CN"/>
+              </w:rPr>
+              <w:t>[32]</w:t>
+            </w:r>
           </w:p>
         </w:tc>
         <w:tc>
@@ -2392,38 +2738,64 @@
           </w:tcPr>
           <w:p>
             <w:pPr>
-              <w:pStyle w:val="TableParagraph"/>
-              <w:spacing w:before="87"/>
-              <w:jc w:val="center"/>
-              <w:rPr>
-                <w:rFonts w:hint="eastAsia"/>
-                <w:kern w:val="2"/>
-                <w:sz w:val="21"/>
-                <w:szCs w:val="21"/>
-                <w:lang w:eastAsia="en-US"/>
-              </w:rPr>
-            </w:pPr>
+              <w:pStyle w:val="13"/>
+              <w:spacing w:before="87"/>
+              <w:jc w:val="center"/>
+              <w:rPr>
+                <w:rFonts w:hint="default" w:eastAsia="宋体"/>
+                <w:kern w:val="2"/>
+                <w:sz w:val="21"/>
+                <w:szCs w:val="21"/>
+                <w:lang w:val="en-US" w:eastAsia="zh-CN"/>
+              </w:rPr>
+            </w:pPr>
+            <w:r>
+              <w:rPr>
+                <w:rFonts w:hint="eastAsia"/>
+                <w:kern w:val="2"/>
+                <w:sz w:val="21"/>
+                <w:szCs w:val="21"/>
+                <w:lang w:val="en-US" w:eastAsia="zh-CN"/>
+              </w:rPr>
+              <w:t>[35]</w:t>
+            </w:r>
           </w:p>
         </w:tc>
       </w:tr>
       <w:tr>
+        <w:tblPrEx>
+          <w:tblBorders>
+            <w:top w:val="single" w:color="000000" w:sz="12" w:space="0"/>
+            <w:left w:val="single" w:color="000000" w:sz="12" w:space="0"/>
+            <w:bottom w:val="single" w:color="000000" w:sz="12" w:space="0"/>
+            <w:right w:val="single" w:color="000000" w:sz="12" w:space="0"/>
+            <w:insideH w:val="single" w:color="000000" w:sz="4" w:space="0"/>
+            <w:insideV w:val="single" w:color="000000" w:sz="4" w:space="0"/>
+          </w:tblBorders>
+          <w:tblCellMar>
+            <w:top w:w="0" w:type="dxa"/>
+            <w:left w:w="0" w:type="dxa"/>
+            <w:bottom w:w="0" w:type="dxa"/>
+            <w:right w:w="0" w:type="dxa"/>
+          </w:tblCellMar>
+        </w:tblPrEx>
         <w:trPr>
-          <w:trHeight w:val="425"/>
+          <w:trHeight w:val="425" w:hRule="atLeast"/>
           <w:jc w:val="center"/>
         </w:trPr>
         <w:tc>
           <w:tcPr>
             <w:tcW w:w="1609" w:type="dxa"/>
-            <w:vMerge/>
-            <w:tcBorders>
-              <w:tl2br w:val="nil"/>
-              <w:tr2bl w:val="nil"/>
-            </w:tcBorders>
-            <w:vAlign w:val="center"/>
-          </w:tcPr>
-          <w:p>
-            <w:pPr>
-              <w:pStyle w:val="TableParagraph"/>
+            <w:vMerge w:val="continue"/>
+            <w:tcBorders>
+              <w:tl2br w:val="nil"/>
+              <w:tr2bl w:val="nil"/>
+            </w:tcBorders>
+            <w:vAlign w:val="center"/>
+          </w:tcPr>
+          <w:p>
+            <w:pPr>
+              <w:pStyle w:val="13"/>
               <w:spacing w:before="87"/>
               <w:jc w:val="center"/>
               <w:rPr>
@@ -2447,7 +2819,7 @@
           </w:tcPr>
           <w:p>
             <w:pPr>
-              <w:pStyle w:val="TableParagraph"/>
+              <w:pStyle w:val="13"/>
               <w:spacing w:before="87"/>
               <w:jc w:val="center"/>
               <w:rPr>
@@ -2482,17 +2854,27 @@
           </w:tcPr>
           <w:p>
             <w:pPr>
-              <w:pStyle w:val="TableParagraph"/>
-              <w:spacing w:before="87"/>
-              <w:jc w:val="center"/>
-              <w:rPr>
-                <w:rFonts w:hint="eastAsia"/>
-                <w:kern w:val="2"/>
-                <w:sz w:val="21"/>
-                <w:szCs w:val="21"/>
-                <w:lang w:eastAsia="en-US"/>
-              </w:rPr>
-            </w:pPr>
+              <w:pStyle w:val="13"/>
+              <w:spacing w:before="87"/>
+              <w:jc w:val="center"/>
+              <w:rPr>
+                <w:rFonts w:hint="default" w:eastAsia="宋体"/>
+                <w:kern w:val="2"/>
+                <w:sz w:val="21"/>
+                <w:szCs w:val="21"/>
+                <w:lang w:val="en-US" w:eastAsia="zh-CN"/>
+              </w:rPr>
+            </w:pPr>
+            <w:r>
+              <w:rPr>
+                <w:rFonts w:hint="eastAsia"/>
+                <w:kern w:val="2"/>
+                <w:sz w:val="21"/>
+                <w:szCs w:val="21"/>
+                <w:lang w:val="en-US" w:eastAsia="zh-CN"/>
+              </w:rPr>
+              <w:t>[27]</w:t>
+            </w:r>
           </w:p>
         </w:tc>
         <w:tc>
@@ -2507,17 +2889,27 @@
           </w:tcPr>
           <w:p>
             <w:pPr>
-              <w:pStyle w:val="TableParagraph"/>
-              <w:spacing w:before="87"/>
-              <w:jc w:val="center"/>
-              <w:rPr>
-                <w:rFonts w:hint="eastAsia"/>
-                <w:kern w:val="2"/>
-                <w:sz w:val="21"/>
-                <w:szCs w:val="21"/>
-                <w:lang w:eastAsia="en-US"/>
-              </w:rPr>
-            </w:pPr>
+              <w:pStyle w:val="13"/>
+              <w:spacing w:before="87"/>
+              <w:jc w:val="center"/>
+              <w:rPr>
+                <w:rFonts w:hint="default" w:eastAsia="宋体"/>
+                <w:kern w:val="2"/>
+                <w:sz w:val="21"/>
+                <w:szCs w:val="21"/>
+                <w:lang w:val="en-US" w:eastAsia="zh-CN"/>
+              </w:rPr>
+            </w:pPr>
+            <w:r>
+              <w:rPr>
+                <w:rFonts w:hint="eastAsia"/>
+                <w:kern w:val="2"/>
+                <w:sz w:val="21"/>
+                <w:szCs w:val="21"/>
+                <w:lang w:val="en-US" w:eastAsia="zh-CN"/>
+              </w:rPr>
+              <w:t>[30]</w:t>
+            </w:r>
           </w:p>
         </w:tc>
         <w:tc>
@@ -2532,17 +2924,27 @@
           </w:tcPr>
           <w:p>
             <w:pPr>
-              <w:pStyle w:val="TableParagraph"/>
-              <w:spacing w:before="87"/>
-              <w:jc w:val="center"/>
-              <w:rPr>
-                <w:rFonts w:hint="eastAsia"/>
-                <w:kern w:val="2"/>
-                <w:sz w:val="21"/>
-                <w:szCs w:val="21"/>
-                <w:lang w:eastAsia="en-US"/>
-              </w:rPr>
-            </w:pPr>
+              <w:pStyle w:val="13"/>
+              <w:spacing w:before="87"/>
+              <w:jc w:val="center"/>
+              <w:rPr>
+                <w:rFonts w:hint="default" w:eastAsia="宋体"/>
+                <w:kern w:val="2"/>
+                <w:sz w:val="21"/>
+                <w:szCs w:val="21"/>
+                <w:lang w:val="en-US" w:eastAsia="zh-CN"/>
+              </w:rPr>
+            </w:pPr>
+            <w:r>
+              <w:rPr>
+                <w:rFonts w:hint="eastAsia"/>
+                <w:kern w:val="2"/>
+                <w:sz w:val="21"/>
+                <w:szCs w:val="21"/>
+                <w:lang w:val="en-US" w:eastAsia="zh-CN"/>
+              </w:rPr>
+              <w:t>[33]</w:t>
+            </w:r>
           </w:p>
         </w:tc>
         <w:tc>
@@ -2556,38 +2958,64 @@
           </w:tcPr>
           <w:p>
             <w:pPr>
-              <w:pStyle w:val="TableParagraph"/>
-              <w:spacing w:before="87"/>
-              <w:jc w:val="center"/>
-              <w:rPr>
-                <w:rFonts w:hint="eastAsia"/>
-                <w:kern w:val="2"/>
-                <w:sz w:val="21"/>
-                <w:szCs w:val="21"/>
-                <w:lang w:eastAsia="en-US"/>
-              </w:rPr>
-            </w:pPr>
+              <w:pStyle w:val="13"/>
+              <w:spacing w:before="87"/>
+              <w:jc w:val="center"/>
+              <w:rPr>
+                <w:rFonts w:hint="default" w:eastAsia="宋体"/>
+                <w:kern w:val="2"/>
+                <w:sz w:val="21"/>
+                <w:szCs w:val="21"/>
+                <w:lang w:val="en-US" w:eastAsia="zh-CN"/>
+              </w:rPr>
+            </w:pPr>
+            <w:r>
+              <w:rPr>
+                <w:rFonts w:hint="eastAsia"/>
+                <w:kern w:val="2"/>
+                <w:sz w:val="21"/>
+                <w:szCs w:val="21"/>
+                <w:lang w:val="en-US" w:eastAsia="zh-CN"/>
+              </w:rPr>
+              <w:t>[36]</w:t>
+            </w:r>
           </w:p>
         </w:tc>
       </w:tr>
       <w:tr>
+        <w:tblPrEx>
+          <w:tblBorders>
+            <w:top w:val="single" w:color="000000" w:sz="12" w:space="0"/>
+            <w:left w:val="single" w:color="000000" w:sz="12" w:space="0"/>
+            <w:bottom w:val="single" w:color="000000" w:sz="12" w:space="0"/>
+            <w:right w:val="single" w:color="000000" w:sz="12" w:space="0"/>
+            <w:insideH w:val="single" w:color="000000" w:sz="4" w:space="0"/>
+            <w:insideV w:val="single" w:color="000000" w:sz="4" w:space="0"/>
+          </w:tblBorders>
+          <w:tblCellMar>
+            <w:top w:w="0" w:type="dxa"/>
+            <w:left w:w="0" w:type="dxa"/>
+            <w:bottom w:w="0" w:type="dxa"/>
+            <w:right w:w="0" w:type="dxa"/>
+          </w:tblCellMar>
+        </w:tblPrEx>
         <w:trPr>
-          <w:trHeight w:val="425"/>
+          <w:trHeight w:val="425" w:hRule="atLeast"/>
           <w:jc w:val="center"/>
         </w:trPr>
         <w:tc>
           <w:tcPr>
             <w:tcW w:w="1609" w:type="dxa"/>
-            <w:vMerge/>
-            <w:tcBorders>
-              <w:tl2br w:val="nil"/>
-              <w:tr2bl w:val="nil"/>
-            </w:tcBorders>
-            <w:vAlign w:val="center"/>
-          </w:tcPr>
-          <w:p>
-            <w:pPr>
-              <w:pStyle w:val="TableParagraph"/>
+            <w:vMerge w:val="continue"/>
+            <w:tcBorders>
+              <w:tl2br w:val="nil"/>
+              <w:tr2bl w:val="nil"/>
+            </w:tcBorders>
+            <w:vAlign w:val="center"/>
+          </w:tcPr>
+          <w:p>
+            <w:pPr>
+              <w:pStyle w:val="13"/>
               <w:spacing w:before="87"/>
               <w:jc w:val="center"/>
               <w:rPr>
@@ -2611,7 +3039,7 @@
           </w:tcPr>
           <w:p>
             <w:pPr>
-              <w:pStyle w:val="TableParagraph"/>
+              <w:pStyle w:val="13"/>
               <w:spacing w:before="87"/>
               <w:jc w:val="center"/>
               <w:rPr>
@@ -2646,17 +3074,27 @@
           </w:tcPr>
           <w:p>
             <w:pPr>
-              <w:pStyle w:val="TableParagraph"/>
-              <w:spacing w:before="87"/>
-              <w:jc w:val="center"/>
-              <w:rPr>
-                <w:rFonts w:hint="eastAsia"/>
-                <w:kern w:val="2"/>
-                <w:sz w:val="21"/>
-                <w:szCs w:val="21"/>
-                <w:lang w:eastAsia="en-US"/>
-              </w:rPr>
-            </w:pPr>
+              <w:pStyle w:val="13"/>
+              <w:spacing w:before="87"/>
+              <w:jc w:val="center"/>
+              <w:rPr>
+                <w:rFonts w:hint="default" w:eastAsia="宋体"/>
+                <w:kern w:val="2"/>
+                <w:sz w:val="21"/>
+                <w:szCs w:val="21"/>
+                <w:lang w:val="en-US" w:eastAsia="zh-CN"/>
+              </w:rPr>
+            </w:pPr>
+            <w:r>
+              <w:rPr>
+                <w:rFonts w:hint="eastAsia"/>
+                <w:kern w:val="2"/>
+                <w:sz w:val="21"/>
+                <w:szCs w:val="21"/>
+                <w:lang w:val="en-US" w:eastAsia="zh-CN"/>
+              </w:rPr>
+              <w:t>[21]</w:t>
+            </w:r>
           </w:p>
         </w:tc>
         <w:tc>
@@ -2671,17 +3109,27 @@
           </w:tcPr>
           <w:p>
             <w:pPr>
-              <w:pStyle w:val="TableParagraph"/>
-              <w:spacing w:before="87"/>
-              <w:jc w:val="center"/>
-              <w:rPr>
-                <w:rFonts w:hint="eastAsia"/>
-                <w:kern w:val="2"/>
-                <w:sz w:val="21"/>
-                <w:szCs w:val="21"/>
-                <w:lang w:eastAsia="en-US"/>
-              </w:rPr>
-            </w:pPr>
+              <w:pStyle w:val="13"/>
+              <w:spacing w:before="87"/>
+              <w:jc w:val="center"/>
+              <w:rPr>
+                <w:rFonts w:hint="default" w:eastAsia="宋体"/>
+                <w:kern w:val="2"/>
+                <w:sz w:val="21"/>
+                <w:szCs w:val="21"/>
+                <w:lang w:val="en-US" w:eastAsia="zh-CN"/>
+              </w:rPr>
+            </w:pPr>
+            <w:r>
+              <w:rPr>
+                <w:rFonts w:hint="eastAsia"/>
+                <w:kern w:val="2"/>
+                <w:sz w:val="21"/>
+                <w:szCs w:val="21"/>
+                <w:lang w:val="en-US" w:eastAsia="zh-CN"/>
+              </w:rPr>
+              <w:t>[22]</w:t>
+            </w:r>
           </w:p>
         </w:tc>
         <w:tc>
@@ -2696,17 +3144,27 @@
           </w:tcPr>
           <w:p>
             <w:pPr>
-              <w:pStyle w:val="TableParagraph"/>
-              <w:spacing w:before="87"/>
-              <w:jc w:val="center"/>
-              <w:rPr>
-                <w:rFonts w:hint="eastAsia"/>
-                <w:kern w:val="2"/>
-                <w:sz w:val="21"/>
-                <w:szCs w:val="21"/>
-                <w:lang w:eastAsia="en-US"/>
-              </w:rPr>
-            </w:pPr>
+              <w:pStyle w:val="13"/>
+              <w:spacing w:before="87"/>
+              <w:jc w:val="center"/>
+              <w:rPr>
+                <w:rFonts w:hint="default" w:eastAsia="宋体"/>
+                <w:kern w:val="2"/>
+                <w:sz w:val="21"/>
+                <w:szCs w:val="21"/>
+                <w:lang w:val="en-US" w:eastAsia="zh-CN"/>
+              </w:rPr>
+            </w:pPr>
+            <w:r>
+              <w:rPr>
+                <w:rFonts w:hint="eastAsia"/>
+                <w:kern w:val="2"/>
+                <w:sz w:val="21"/>
+                <w:szCs w:val="21"/>
+                <w:lang w:val="en-US" w:eastAsia="zh-CN"/>
+              </w:rPr>
+              <w:t>[23]</w:t>
+            </w:r>
           </w:p>
         </w:tc>
         <w:tc>
@@ -2720,38 +3178,64 @@
           </w:tcPr>
           <w:p>
             <w:pPr>
-              <w:pStyle w:val="TableParagraph"/>
-              <w:spacing w:before="87"/>
-              <w:jc w:val="center"/>
-              <w:rPr>
-                <w:rFonts w:hint="eastAsia"/>
-                <w:kern w:val="2"/>
-                <w:sz w:val="21"/>
-                <w:szCs w:val="21"/>
-                <w:lang w:eastAsia="en-US"/>
-              </w:rPr>
-            </w:pPr>
+              <w:pStyle w:val="13"/>
+              <w:spacing w:before="87"/>
+              <w:jc w:val="center"/>
+              <w:rPr>
+                <w:rFonts w:hint="default" w:eastAsia="宋体"/>
+                <w:kern w:val="2"/>
+                <w:sz w:val="21"/>
+                <w:szCs w:val="21"/>
+                <w:lang w:val="en-US" w:eastAsia="zh-CN"/>
+              </w:rPr>
+            </w:pPr>
+            <w:r>
+              <w:rPr>
+                <w:rFonts w:hint="eastAsia"/>
+                <w:kern w:val="2"/>
+                <w:sz w:val="21"/>
+                <w:szCs w:val="21"/>
+                <w:lang w:val="en-US" w:eastAsia="zh-CN"/>
+              </w:rPr>
+              <w:t>[24]</w:t>
+            </w:r>
           </w:p>
         </w:tc>
       </w:tr>
       <w:tr>
+        <w:tblPrEx>
+          <w:tblBorders>
+            <w:top w:val="single" w:color="000000" w:sz="12" w:space="0"/>
+            <w:left w:val="single" w:color="000000" w:sz="12" w:space="0"/>
+            <w:bottom w:val="single" w:color="000000" w:sz="12" w:space="0"/>
+            <w:right w:val="single" w:color="000000" w:sz="12" w:space="0"/>
+            <w:insideH w:val="single" w:color="000000" w:sz="4" w:space="0"/>
+            <w:insideV w:val="single" w:color="000000" w:sz="4" w:space="0"/>
+          </w:tblBorders>
+          <w:tblCellMar>
+            <w:top w:w="0" w:type="dxa"/>
+            <w:left w:w="0" w:type="dxa"/>
+            <w:bottom w:w="0" w:type="dxa"/>
+            <w:right w:w="0" w:type="dxa"/>
+          </w:tblCellMar>
+        </w:tblPrEx>
         <w:trPr>
-          <w:trHeight w:val="425"/>
+          <w:trHeight w:val="425" w:hRule="atLeast"/>
           <w:jc w:val="center"/>
         </w:trPr>
         <w:tc>
           <w:tcPr>
             <w:tcW w:w="1609" w:type="dxa"/>
-            <w:vMerge/>
-            <w:tcBorders>
-              <w:tl2br w:val="nil"/>
-              <w:tr2bl w:val="nil"/>
-            </w:tcBorders>
-            <w:vAlign w:val="center"/>
-          </w:tcPr>
-          <w:p>
-            <w:pPr>
-              <w:pStyle w:val="TableParagraph"/>
+            <w:vMerge w:val="continue"/>
+            <w:tcBorders>
+              <w:tl2br w:val="nil"/>
+              <w:tr2bl w:val="nil"/>
+            </w:tcBorders>
+            <w:vAlign w:val="center"/>
+          </w:tcPr>
+          <w:p>
+            <w:pPr>
+              <w:pStyle w:val="13"/>
               <w:spacing w:before="87"/>
               <w:jc w:val="center"/>
               <w:rPr>
@@ -2781,14 +3265,16 @@
                 <w:kern w:val="2"/>
                 <w:sz w:val="21"/>
                 <w:szCs w:val="21"/>
-              </w:rPr>
-            </w:pPr>
-            <w:r>
-              <w:rPr>
-                <w:rFonts w:hint="eastAsia"/>
-                <w:kern w:val="2"/>
-                <w:sz w:val="21"/>
-                <w:szCs w:val="21"/>
+                <w:lang w:eastAsia="en-US"/>
+              </w:rPr>
+            </w:pPr>
+            <w:r>
+              <w:rPr>
+                <w:rFonts w:hint="eastAsia"/>
+                <w:kern w:val="2"/>
+                <w:sz w:val="21"/>
+                <w:szCs w:val="21"/>
+                <w:lang w:eastAsia="en-US"/>
               </w:rPr>
               <w:t>1、限速器动作速度校验结果                      ☑符合要求       □不符合要求</w:t>
             </w:r>
@@ -2796,30 +3282,47 @@
         </w:tc>
       </w:tr>
       <w:tr>
+        <w:tblPrEx>
+          <w:tblBorders>
+            <w:top w:val="single" w:color="000000" w:sz="12" w:space="0"/>
+            <w:left w:val="single" w:color="000000" w:sz="12" w:space="0"/>
+            <w:bottom w:val="single" w:color="000000" w:sz="12" w:space="0"/>
+            <w:right w:val="single" w:color="000000" w:sz="12" w:space="0"/>
+            <w:insideH w:val="single" w:color="000000" w:sz="4" w:space="0"/>
+            <w:insideV w:val="single" w:color="000000" w:sz="4" w:space="0"/>
+          </w:tblBorders>
+          <w:tblCellMar>
+            <w:top w:w="0" w:type="dxa"/>
+            <w:left w:w="0" w:type="dxa"/>
+            <w:bottom w:w="0" w:type="dxa"/>
+            <w:right w:w="0" w:type="dxa"/>
+          </w:tblCellMar>
+        </w:tblPrEx>
         <w:trPr>
-          <w:trHeight w:val="425"/>
+          <w:trHeight w:val="425" w:hRule="atLeast"/>
           <w:jc w:val="center"/>
         </w:trPr>
         <w:tc>
           <w:tcPr>
             <w:tcW w:w="1609" w:type="dxa"/>
-            <w:vMerge/>
-            <w:tcBorders>
-              <w:tl2br w:val="nil"/>
-              <w:tr2bl w:val="nil"/>
-            </w:tcBorders>
-            <w:vAlign w:val="center"/>
-          </w:tcPr>
-          <w:p>
-            <w:pPr>
-              <w:pStyle w:val="TableParagraph"/>
-              <w:spacing w:before="87"/>
-              <w:jc w:val="center"/>
-              <w:rPr>
-                <w:rFonts w:hint="eastAsia"/>
-                <w:kern w:val="2"/>
-                <w:sz w:val="21"/>
-                <w:szCs w:val="21"/>
+            <w:vMerge w:val="continue"/>
+            <w:tcBorders>
+              <w:tl2br w:val="nil"/>
+              <w:tr2bl w:val="nil"/>
+            </w:tcBorders>
+            <w:vAlign w:val="center"/>
+          </w:tcPr>
+          <w:p>
+            <w:pPr>
+              <w:pStyle w:val="13"/>
+              <w:spacing w:before="87"/>
+              <w:jc w:val="center"/>
+              <w:rPr>
+                <w:rFonts w:hint="eastAsia"/>
+                <w:kern w:val="2"/>
+                <w:sz w:val="21"/>
+                <w:szCs w:val="21"/>
+                <w:lang w:eastAsia="en-US"/>
               </w:rPr>
             </w:pPr>
           </w:p>
@@ -2841,14 +3344,16 @@
                 <w:kern w:val="2"/>
                 <w:sz w:val="21"/>
                 <w:szCs w:val="21"/>
-              </w:rPr>
-            </w:pPr>
-            <w:r>
-              <w:rPr>
-                <w:rFonts w:hint="eastAsia"/>
-                <w:kern w:val="2"/>
-                <w:sz w:val="21"/>
-                <w:szCs w:val="21"/>
+                <w:lang w:eastAsia="en-US"/>
+              </w:rPr>
+            </w:pPr>
+            <w:r>
+              <w:rPr>
+                <w:rFonts w:hint="eastAsia"/>
+                <w:kern w:val="2"/>
+                <w:sz w:val="21"/>
+                <w:szCs w:val="21"/>
+                <w:lang w:eastAsia="en-US"/>
               </w:rPr>
               <w:t>2、限速器铭牌设置及标定动作速度                ☑符合要求       □不符合要求</w:t>
             </w:r>
@@ -2856,30 +3361,47 @@
         </w:tc>
       </w:tr>
       <w:tr>
+        <w:tblPrEx>
+          <w:tblBorders>
+            <w:top w:val="single" w:color="000000" w:sz="12" w:space="0"/>
+            <w:left w:val="single" w:color="000000" w:sz="12" w:space="0"/>
+            <w:bottom w:val="single" w:color="000000" w:sz="12" w:space="0"/>
+            <w:right w:val="single" w:color="000000" w:sz="12" w:space="0"/>
+            <w:insideH w:val="single" w:color="000000" w:sz="4" w:space="0"/>
+            <w:insideV w:val="single" w:color="000000" w:sz="4" w:space="0"/>
+          </w:tblBorders>
+          <w:tblCellMar>
+            <w:top w:w="0" w:type="dxa"/>
+            <w:left w:w="0" w:type="dxa"/>
+            <w:bottom w:w="0" w:type="dxa"/>
+            <w:right w:w="0" w:type="dxa"/>
+          </w:tblCellMar>
+        </w:tblPrEx>
         <w:trPr>
-          <w:trHeight w:val="425"/>
+          <w:trHeight w:val="425" w:hRule="atLeast"/>
           <w:jc w:val="center"/>
         </w:trPr>
         <w:tc>
           <w:tcPr>
             <w:tcW w:w="1609" w:type="dxa"/>
-            <w:vMerge/>
-            <w:tcBorders>
-              <w:tl2br w:val="nil"/>
-              <w:tr2bl w:val="nil"/>
-            </w:tcBorders>
-            <w:vAlign w:val="center"/>
-          </w:tcPr>
-          <w:p>
-            <w:pPr>
-              <w:pStyle w:val="TableParagraph"/>
-              <w:spacing w:before="87"/>
-              <w:jc w:val="center"/>
-              <w:rPr>
-                <w:rFonts w:hint="eastAsia"/>
-                <w:kern w:val="2"/>
-                <w:sz w:val="21"/>
-                <w:szCs w:val="21"/>
+            <w:vMerge w:val="continue"/>
+            <w:tcBorders>
+              <w:tl2br w:val="nil"/>
+              <w:tr2bl w:val="nil"/>
+            </w:tcBorders>
+            <w:vAlign w:val="center"/>
+          </w:tcPr>
+          <w:p>
+            <w:pPr>
+              <w:pStyle w:val="13"/>
+              <w:spacing w:before="87"/>
+              <w:jc w:val="center"/>
+              <w:rPr>
+                <w:rFonts w:hint="eastAsia"/>
+                <w:kern w:val="2"/>
+                <w:sz w:val="21"/>
+                <w:szCs w:val="21"/>
+                <w:lang w:eastAsia="en-US"/>
               </w:rPr>
             </w:pPr>
           </w:p>
@@ -2901,14 +3423,16 @@
                 <w:kern w:val="2"/>
                 <w:sz w:val="21"/>
                 <w:szCs w:val="21"/>
-              </w:rPr>
-            </w:pPr>
-            <w:r>
-              <w:rPr>
-                <w:rFonts w:hint="eastAsia"/>
-                <w:kern w:val="2"/>
-                <w:sz w:val="21"/>
-                <w:szCs w:val="21"/>
+                <w:lang w:eastAsia="en-US"/>
+              </w:rPr>
+            </w:pPr>
+            <w:r>
+              <w:rPr>
+                <w:rFonts w:hint="eastAsia"/>
+                <w:kern w:val="2"/>
+                <w:sz w:val="21"/>
+                <w:szCs w:val="21"/>
+                <w:lang w:eastAsia="en-US"/>
               </w:rPr>
               <w:t>3、电气安全保护装置功能                        ☑符合要求       □不符合要求</w:t>
             </w:r>
@@ -2916,30 +3440,47 @@
         </w:tc>
       </w:tr>
       <w:tr>
+        <w:tblPrEx>
+          <w:tblBorders>
+            <w:top w:val="single" w:color="000000" w:sz="12" w:space="0"/>
+            <w:left w:val="single" w:color="000000" w:sz="12" w:space="0"/>
+            <w:bottom w:val="single" w:color="000000" w:sz="12" w:space="0"/>
+            <w:right w:val="single" w:color="000000" w:sz="12" w:space="0"/>
+            <w:insideH w:val="single" w:color="000000" w:sz="4" w:space="0"/>
+            <w:insideV w:val="single" w:color="000000" w:sz="4" w:space="0"/>
+          </w:tblBorders>
+          <w:tblCellMar>
+            <w:top w:w="0" w:type="dxa"/>
+            <w:left w:w="0" w:type="dxa"/>
+            <w:bottom w:w="0" w:type="dxa"/>
+            <w:right w:w="0" w:type="dxa"/>
+          </w:tblCellMar>
+        </w:tblPrEx>
         <w:trPr>
-          <w:trHeight w:val="425"/>
+          <w:trHeight w:val="425" w:hRule="atLeast"/>
           <w:jc w:val="center"/>
         </w:trPr>
         <w:tc>
           <w:tcPr>
             <w:tcW w:w="1609" w:type="dxa"/>
-            <w:vMerge/>
-            <w:tcBorders>
-              <w:tl2br w:val="nil"/>
-              <w:tr2bl w:val="nil"/>
-            </w:tcBorders>
-            <w:vAlign w:val="center"/>
-          </w:tcPr>
-          <w:p>
-            <w:pPr>
-              <w:pStyle w:val="TableParagraph"/>
-              <w:spacing w:before="87"/>
-              <w:jc w:val="center"/>
-              <w:rPr>
-                <w:rFonts w:hint="eastAsia"/>
-                <w:kern w:val="2"/>
-                <w:sz w:val="21"/>
-                <w:szCs w:val="21"/>
+            <w:vMerge w:val="continue"/>
+            <w:tcBorders>
+              <w:tl2br w:val="nil"/>
+              <w:tr2bl w:val="nil"/>
+            </w:tcBorders>
+            <w:vAlign w:val="center"/>
+          </w:tcPr>
+          <w:p>
+            <w:pPr>
+              <w:pStyle w:val="13"/>
+              <w:spacing w:before="87"/>
+              <w:jc w:val="center"/>
+              <w:rPr>
+                <w:rFonts w:hint="eastAsia"/>
+                <w:kern w:val="2"/>
+                <w:sz w:val="21"/>
+                <w:szCs w:val="21"/>
+                <w:lang w:eastAsia="en-US"/>
               </w:rPr>
             </w:pPr>
           </w:p>
@@ -2961,14 +3502,16 @@
                 <w:kern w:val="2"/>
                 <w:sz w:val="21"/>
                 <w:szCs w:val="21"/>
-              </w:rPr>
-            </w:pPr>
-            <w:r>
-              <w:rPr>
-                <w:rFonts w:hint="eastAsia"/>
-                <w:kern w:val="2"/>
-                <w:sz w:val="21"/>
-                <w:szCs w:val="21"/>
+                <w:lang w:eastAsia="en-US"/>
+              </w:rPr>
+            </w:pPr>
+            <w:r>
+              <w:rPr>
+                <w:rFonts w:hint="eastAsia"/>
+                <w:kern w:val="2"/>
+                <w:sz w:val="21"/>
+                <w:szCs w:val="21"/>
+                <w:lang w:eastAsia="en-US"/>
               </w:rPr>
               <w:t>4、封记和运转情况                              ☑符合要求       □不符合要求</w:t>
             </w:r>
@@ -2976,8 +3519,24 @@
         </w:tc>
       </w:tr>
       <w:tr>
+        <w:tblPrEx>
+          <w:tblBorders>
+            <w:top w:val="single" w:color="000000" w:sz="12" w:space="0"/>
+            <w:left w:val="single" w:color="000000" w:sz="12" w:space="0"/>
+            <w:bottom w:val="single" w:color="000000" w:sz="12" w:space="0"/>
+            <w:right w:val="single" w:color="000000" w:sz="12" w:space="0"/>
+            <w:insideH w:val="single" w:color="000000" w:sz="4" w:space="0"/>
+            <w:insideV w:val="single" w:color="000000" w:sz="4" w:space="0"/>
+          </w:tblBorders>
+          <w:tblCellMar>
+            <w:top w:w="0" w:type="dxa"/>
+            <w:left w:w="0" w:type="dxa"/>
+            <w:bottom w:w="0" w:type="dxa"/>
+            <w:right w:w="0" w:type="dxa"/>
+          </w:tblCellMar>
+        </w:tblPrEx>
         <w:trPr>
-          <w:trHeight w:val="90"/>
+          <w:trHeight w:val="90" w:hRule="atLeast"/>
           <w:jc w:val="center"/>
         </w:trPr>
         <w:tc>
@@ -2991,7 +3550,7 @@
           </w:tcPr>
           <w:p>
             <w:pPr>
-              <w:pStyle w:val="TableParagraph"/>
+              <w:pStyle w:val="13"/>
               <w:spacing w:before="87"/>
               <w:jc w:val="center"/>
               <w:rPr>
@@ -3025,20 +3584,22 @@
           </w:tcPr>
           <w:p>
             <w:pPr>
-              <w:pStyle w:val="TableParagraph"/>
+              <w:pStyle w:val="13"/>
               <w:ind w:left="121"/>
               <w:rPr>
                 <w:rFonts w:hint="eastAsia"/>
                 <w:sz w:val="21"/>
                 <w:szCs w:val="21"/>
-              </w:rPr>
-            </w:pPr>
-            <w:r>
-              <w:rPr>
-                <w:rFonts w:hint="eastAsia"/>
-                <w:kern w:val="2"/>
-                <w:sz w:val="21"/>
-                <w:szCs w:val="21"/>
+                <w:lang w:eastAsia="en-US"/>
+              </w:rPr>
+            </w:pPr>
+            <w:r>
+              <w:rPr>
+                <w:rFonts w:hint="eastAsia"/>
+                <w:kern w:val="2"/>
+                <w:sz w:val="21"/>
+                <w:szCs w:val="21"/>
+                <w:lang w:eastAsia="en-US"/>
               </w:rPr>
               <w:t>☑</w:t>
             </w:r>
@@ -3047,26 +3608,29 @@
                 <w:rFonts w:hint="eastAsia"/>
                 <w:sz w:val="21"/>
                 <w:szCs w:val="21"/>
+                <w:lang w:eastAsia="en-US"/>
               </w:rPr>
               <w:t>所有校验项目均符合校验依据的相应条款要求</w:t>
             </w:r>
           </w:p>
           <w:p>
             <w:pPr>
-              <w:pStyle w:val="TableParagraph"/>
+              <w:pStyle w:val="13"/>
               <w:ind w:left="121"/>
               <w:rPr>
                 <w:rFonts w:hint="eastAsia"/>
                 <w:sz w:val="21"/>
                 <w:szCs w:val="21"/>
-              </w:rPr>
-            </w:pPr>
-            <w:r>
-              <w:rPr>
-                <w:rFonts w:hint="eastAsia"/>
-                <w:kern w:val="2"/>
-                <w:sz w:val="21"/>
-                <w:szCs w:val="21"/>
+                <w:lang w:eastAsia="en-US"/>
+              </w:rPr>
+            </w:pPr>
+            <w:r>
+              <w:rPr>
+                <w:rFonts w:hint="eastAsia"/>
+                <w:kern w:val="2"/>
+                <w:sz w:val="21"/>
+                <w:szCs w:val="21"/>
+                <w:lang w:eastAsia="en-US"/>
               </w:rPr>
               <w:t>□</w:t>
             </w:r>
@@ -3075,6 +3639,7 @@
                 <w:rFonts w:hint="eastAsia"/>
                 <w:sz w:val="21"/>
                 <w:szCs w:val="21"/>
+                <w:lang w:eastAsia="en-US"/>
               </w:rPr>
               <w:t>存在序号为</w:t>
             </w:r>
@@ -3084,6 +3649,7 @@
                 <w:sz w:val="21"/>
                 <w:szCs w:val="21"/>
                 <w:u w:val="single"/>
+                <w:lang w:eastAsia="en-US"/>
               </w:rPr>
               <w:t xml:space="preserve">      </w:t>
             </w:r>
@@ -3092,6 +3658,7 @@
                 <w:rFonts w:hint="eastAsia"/>
                 <w:sz w:val="21"/>
                 <w:szCs w:val="21"/>
+                <w:lang w:eastAsia="en-US"/>
               </w:rPr>
               <w:t>的校验项目不符合校验依据的相应条款要求</w:t>
             </w:r>
@@ -3099,8 +3666,24 @@
         </w:tc>
       </w:tr>
       <w:tr>
+        <w:tblPrEx>
+          <w:tblBorders>
+            <w:top w:val="single" w:color="000000" w:sz="12" w:space="0"/>
+            <w:left w:val="single" w:color="000000" w:sz="12" w:space="0"/>
+            <w:bottom w:val="single" w:color="000000" w:sz="12" w:space="0"/>
+            <w:right w:val="single" w:color="000000" w:sz="12" w:space="0"/>
+            <w:insideH w:val="single" w:color="000000" w:sz="4" w:space="0"/>
+            <w:insideV w:val="single" w:color="000000" w:sz="4" w:space="0"/>
+          </w:tblBorders>
+          <w:tblCellMar>
+            <w:top w:w="0" w:type="dxa"/>
+            <w:left w:w="0" w:type="dxa"/>
+            <w:bottom w:w="0" w:type="dxa"/>
+            <w:right w:w="0" w:type="dxa"/>
+          </w:tblCellMar>
+        </w:tblPrEx>
         <w:trPr>
-          <w:trHeight w:val="539"/>
+          <w:trHeight w:val="539" w:hRule="atLeast"/>
           <w:jc w:val="center"/>
         </w:trPr>
         <w:tc>
@@ -3114,7 +3697,7 @@
           </w:tcPr>
           <w:p>
             <w:pPr>
-              <w:pStyle w:val="TableParagraph"/>
+              <w:pStyle w:val="13"/>
               <w:spacing w:before="87"/>
               <w:jc w:val="center"/>
               <w:rPr>
@@ -3148,7 +3731,7 @@
           </w:tcPr>
           <w:p>
             <w:pPr>
-              <w:pStyle w:val="TableParagraph"/>
+              <w:pStyle w:val="13"/>
               <w:ind w:left="121"/>
               <w:jc w:val="center"/>
               <w:rPr>
@@ -3161,7 +3744,7 @@
           </w:p>
           <w:p>
             <w:pPr>
-              <w:pStyle w:val="TableParagraph"/>
+              <w:pStyle w:val="13"/>
               <w:jc w:val="both"/>
               <w:rPr>
                 <w:rFonts w:hint="eastAsia"/>
@@ -3183,8 +3766,24 @@
         </w:tc>
       </w:tr>
       <w:tr>
+        <w:tblPrEx>
+          <w:tblBorders>
+            <w:top w:val="single" w:color="000000" w:sz="12" w:space="0"/>
+            <w:left w:val="single" w:color="000000" w:sz="12" w:space="0"/>
+            <w:bottom w:val="single" w:color="000000" w:sz="12" w:space="0"/>
+            <w:right w:val="single" w:color="000000" w:sz="12" w:space="0"/>
+            <w:insideH w:val="single" w:color="000000" w:sz="4" w:space="0"/>
+            <w:insideV w:val="single" w:color="000000" w:sz="4" w:space="0"/>
+          </w:tblBorders>
+          <w:tblCellMar>
+            <w:top w:w="0" w:type="dxa"/>
+            <w:left w:w="0" w:type="dxa"/>
+            <w:bottom w:w="0" w:type="dxa"/>
+            <w:right w:w="0" w:type="dxa"/>
+          </w:tblCellMar>
+        </w:tblPrEx>
         <w:trPr>
-          <w:trHeight w:val="539"/>
+          <w:trHeight w:val="539" w:hRule="atLeast"/>
           <w:jc w:val="center"/>
         </w:trPr>
         <w:tc>
@@ -3199,19 +3798,21 @@
           </w:tcPr>
           <w:p>
             <w:pPr>
-              <w:pStyle w:val="TableParagraph"/>
-              <w:rPr>
-                <w:rFonts w:hint="eastAsia"/>
-                <w:sz w:val="21"/>
-                <w:szCs w:val="21"/>
-              </w:rPr>
-            </w:pPr>
-            <w:r>
-              <w:rPr>
-                <w:rFonts w:hint="eastAsia"/>
-                <w:kern w:val="2"/>
-                <w:sz w:val="21"/>
-                <w:szCs w:val="21"/>
+              <w:pStyle w:val="13"/>
+              <w:rPr>
+                <w:rFonts w:hint="eastAsia"/>
+                <w:sz w:val="21"/>
+                <w:szCs w:val="21"/>
+                <w:lang w:eastAsia="en-US"/>
+              </w:rPr>
+            </w:pPr>
+            <w:r>
+              <w:rPr>
+                <w:rFonts w:hint="eastAsia"/>
+                <w:kern w:val="2"/>
+                <w:sz w:val="21"/>
+                <w:szCs w:val="21"/>
+                <w:lang w:eastAsia="en-US"/>
               </w:rPr>
               <w:t xml:space="preserve">校验人员：   </w:t>
             </w:r>
@@ -3227,6 +3828,7 @@
               <w:rPr>
                 <w:sz w:val="24"/>
                 <w:szCs w:val="24"/>
+                <w:lang w:eastAsia="en-US"/>
               </w:rPr>
               <w:instrText xml:space="preserve">INCLUDEPICTURE \d "C:\\Users\\DELL\\Documents\\WXWork\\1688852957614631\\Cache\\Image\\2022-01\\陈俊宏.jpg" \* MERGEFORMATINET </w:instrText>
             </w:r>
@@ -3240,13 +3842,12 @@
             </w:r>
             <w:r>
               <w:rPr>
-                <w:noProof/>
                 <w:sz w:val="24"/>
                 <w:szCs w:val="24"/>
                 <w:lang w:eastAsia="en-US"/>
               </w:rPr>
               <w:drawing>
-                <wp:inline distT="0" distB="0" distL="114300" distR="114300" wp14:anchorId="5D30A976" wp14:editId="2EE1FAE5">
+                <wp:inline distT="0" distB="0" distL="114300" distR="114300">
                   <wp:extent cx="626110" cy="199390"/>
                   <wp:effectExtent l="0" t="0" r="2540" b="10160"/>
                   <wp:docPr id="3" name="图片 2" descr="IMG_256"/>
@@ -3263,7 +3864,7 @@
                           </pic:cNvPicPr>
                         </pic:nvPicPr>
                         <pic:blipFill>
-                          <a:blip r:embed="rId6"/>
+                          <a:blip r:embed="rId5"/>
                           <a:stretch>
                             <a:fillRect/>
                           </a:stretch>
@@ -3301,23 +3902,16 @@
                 <w:kern w:val="2"/>
                 <w:sz w:val="21"/>
                 <w:szCs w:val="21"/>
-              </w:rPr>
-              <w:t xml:space="preserve"> 校验日期：</w:t>
-            </w:r>
-            <w:r>
-              <w:rPr>
-                <w:rFonts w:hint="eastAsia"/>
-                <w:kern w:val="2"/>
-                <w:sz w:val="21"/>
-                <w:szCs w:val="21"/>
-              </w:rPr>
-              <w:t>[3]</w:t>
-            </w:r>
-            <w:r>
-              <w:rPr>
-                <w:rFonts w:hint="eastAsia"/>
-                <w:sz w:val="21"/>
-                <w:szCs w:val="21"/>
+                <w:lang w:eastAsia="en-US"/>
+              </w:rPr>
+              <w:t xml:space="preserve"> 校验日期：[3]</w:t>
+            </w:r>
+            <w:r>
+              <w:rPr>
+                <w:rFonts w:hint="eastAsia"/>
+                <w:sz w:val="21"/>
+                <w:szCs w:val="21"/>
+                <w:lang w:eastAsia="en-US"/>
               </w:rPr>
               <w:t xml:space="preserve"> </w:t>
             </w:r>
@@ -3328,7 +3922,7 @@
     <w:p>
       <w:pPr>
         <w:spacing w:line="360" w:lineRule="auto"/>
-        <w:ind w:firstLineChars="200" w:firstLine="420"/>
+        <w:ind w:firstLine="420" w:firstLineChars="200"/>
         <w:jc w:val="center"/>
         <w:rPr>
           <w:rFonts w:hint="eastAsia"/>
@@ -3341,7 +3935,7 @@
     <w:p>
       <w:pPr>
         <w:spacing w:line="360" w:lineRule="auto"/>
-        <w:ind w:firstLineChars="200" w:firstLine="420"/>
+        <w:ind w:firstLine="420" w:firstLineChars="200"/>
         <w:rPr>
           <w:rFonts w:hint="eastAsia"/>
           <w:kern w:val="2"/>
@@ -3349,6 +3943,7 @@
           <w:szCs w:val="21"/>
         </w:rPr>
       </w:pPr>
+      <w:bookmarkStart w:id="2" w:name="_GoBack"/>
       <w:r>
         <w:rPr>
           <w:rFonts w:hint="eastAsia"/>
@@ -3356,22 +3951,30 @@
           <w:sz w:val="21"/>
           <w:szCs w:val="21"/>
         </w:rPr>
-        <w:lastRenderedPageBreak/>
         <w:t>注1：常用的限速器动作速度范围参照表：</w:t>
       </w:r>
     </w:p>
+    <w:bookmarkEnd w:id="2"/>
     <w:tbl>
       <w:tblPr>
-        <w:tblStyle w:val="aa"/>
+        <w:tblStyle w:val="8"/>
         <w:tblW w:w="9620" w:type="dxa"/>
         <w:jc w:val="center"/>
         <w:tblBorders>
-          <w:top w:val="single" w:sz="12" w:space="0" w:color="auto"/>
-          <w:left w:val="single" w:sz="12" w:space="0" w:color="auto"/>
-          <w:bottom w:val="single" w:sz="12" w:space="0" w:color="auto"/>
-          <w:right w:val="single" w:sz="12" w:space="0" w:color="auto"/>
+          <w:top w:val="single" w:color="auto" w:sz="12" w:space="0"/>
+          <w:left w:val="single" w:color="auto" w:sz="12" w:space="0"/>
+          <w:bottom w:val="single" w:color="auto" w:sz="12" w:space="0"/>
+          <w:right w:val="single" w:color="auto" w:sz="12" w:space="0"/>
+          <w:insideH w:val="single" w:color="auto" w:sz="4" w:space="0"/>
+          <w:insideV w:val="single" w:color="auto" w:sz="4" w:space="0"/>
         </w:tblBorders>
-        <w:tblLook w:val="04A0" w:firstRow="1" w:lastRow="0" w:firstColumn="1" w:lastColumn="0" w:noHBand="0" w:noVBand="1"/>
+        <w:tblLayout w:type="autofit"/>
+        <w:tblCellMar>
+          <w:top w:w="0" w:type="dxa"/>
+          <w:left w:w="108" w:type="dxa"/>
+          <w:bottom w:w="0" w:type="dxa"/>
+          <w:right w:w="108" w:type="dxa"/>
+        </w:tblCellMar>
       </w:tblPr>
       <w:tblGrid>
         <w:gridCol w:w="3095"/>
@@ -3379,8 +3982,24 @@
         <w:gridCol w:w="2917"/>
       </w:tblGrid>
       <w:tr>
+        <w:tblPrEx>
+          <w:tblBorders>
+            <w:top w:val="single" w:color="auto" w:sz="12" w:space="0"/>
+            <w:left w:val="single" w:color="auto" w:sz="12" w:space="0"/>
+            <w:bottom w:val="single" w:color="auto" w:sz="12" w:space="0"/>
+            <w:right w:val="single" w:color="auto" w:sz="12" w:space="0"/>
+            <w:insideH w:val="single" w:color="auto" w:sz="4" w:space="0"/>
+            <w:insideV w:val="single" w:color="auto" w:sz="4" w:space="0"/>
+          </w:tblBorders>
+          <w:tblCellMar>
+            <w:top w:w="0" w:type="dxa"/>
+            <w:left w:w="108" w:type="dxa"/>
+            <w:bottom w:w="0" w:type="dxa"/>
+            <w:right w:w="108" w:type="dxa"/>
+          </w:tblCellMar>
+        </w:tblPrEx>
         <w:trPr>
-          <w:trHeight w:hRule="exact" w:val="369"/>
+          <w:trHeight w:val="369" w:hRule="exact"/>
           <w:jc w:val="center"/>
         </w:trPr>
         <w:tc>
@@ -3394,7 +4013,7 @@
           </w:tcPr>
           <w:p>
             <w:pPr>
-              <w:pStyle w:val="TableParagraph"/>
+              <w:pStyle w:val="13"/>
               <w:spacing w:before="87"/>
               <w:jc w:val="center"/>
               <w:rPr>
@@ -3426,7 +4045,7 @@
           </w:tcPr>
           <w:p>
             <w:pPr>
-              <w:pStyle w:val="TableParagraph"/>
+              <w:pStyle w:val="13"/>
               <w:spacing w:before="87"/>
               <w:jc w:val="center"/>
               <w:rPr>
@@ -3458,7 +4077,7 @@
           </w:tcPr>
           <w:p>
             <w:pPr>
-              <w:pStyle w:val="TableParagraph"/>
+              <w:pStyle w:val="13"/>
               <w:spacing w:before="87"/>
               <w:jc w:val="center"/>
               <w:rPr>
@@ -3481,8 +4100,24 @@
         </w:tc>
       </w:tr>
       <w:tr>
+        <w:tblPrEx>
+          <w:tblBorders>
+            <w:top w:val="single" w:color="auto" w:sz="12" w:space="0"/>
+            <w:left w:val="single" w:color="auto" w:sz="12" w:space="0"/>
+            <w:bottom w:val="single" w:color="auto" w:sz="12" w:space="0"/>
+            <w:right w:val="single" w:color="auto" w:sz="12" w:space="0"/>
+            <w:insideH w:val="single" w:color="auto" w:sz="4" w:space="0"/>
+            <w:insideV w:val="single" w:color="auto" w:sz="4" w:space="0"/>
+          </w:tblBorders>
+          <w:tblCellMar>
+            <w:top w:w="0" w:type="dxa"/>
+            <w:left w:w="108" w:type="dxa"/>
+            <w:bottom w:w="0" w:type="dxa"/>
+            <w:right w:w="108" w:type="dxa"/>
+          </w:tblCellMar>
+        </w:tblPrEx>
         <w:trPr>
-          <w:trHeight w:hRule="exact" w:val="369"/>
+          <w:trHeight w:val="369" w:hRule="exact"/>
           <w:jc w:val="center"/>
         </w:trPr>
         <w:tc>
@@ -3497,7 +4132,7 @@
           </w:tcPr>
           <w:p>
             <w:pPr>
-              <w:pStyle w:val="TableParagraph"/>
+              <w:pStyle w:val="13"/>
               <w:spacing w:before="87"/>
               <w:jc w:val="center"/>
               <w:rPr>
@@ -3529,7 +4164,7 @@
           </w:tcPr>
           <w:p>
             <w:pPr>
-              <w:pStyle w:val="TableParagraph"/>
+              <w:pStyle w:val="13"/>
               <w:spacing w:before="87"/>
               <w:jc w:val="center"/>
               <w:rPr>
@@ -3561,7 +4196,7 @@
           </w:tcPr>
           <w:p>
             <w:pPr>
-              <w:pStyle w:val="TableParagraph"/>
+              <w:pStyle w:val="13"/>
               <w:spacing w:before="87"/>
               <w:jc w:val="center"/>
               <w:rPr>
@@ -3584,23 +4219,39 @@
         </w:tc>
       </w:tr>
       <w:tr>
+        <w:tblPrEx>
+          <w:tblBorders>
+            <w:top w:val="single" w:color="auto" w:sz="12" w:space="0"/>
+            <w:left w:val="single" w:color="auto" w:sz="12" w:space="0"/>
+            <w:bottom w:val="single" w:color="auto" w:sz="12" w:space="0"/>
+            <w:right w:val="single" w:color="auto" w:sz="12" w:space="0"/>
+            <w:insideH w:val="single" w:color="auto" w:sz="4" w:space="0"/>
+            <w:insideV w:val="single" w:color="auto" w:sz="4" w:space="0"/>
+          </w:tblBorders>
+          <w:tblCellMar>
+            <w:top w:w="0" w:type="dxa"/>
+            <w:left w:w="108" w:type="dxa"/>
+            <w:bottom w:w="0" w:type="dxa"/>
+            <w:right w:w="108" w:type="dxa"/>
+          </w:tblCellMar>
+        </w:tblPrEx>
         <w:trPr>
-          <w:trHeight w:hRule="exact" w:val="369"/>
+          <w:trHeight w:val="369" w:hRule="exact"/>
           <w:jc w:val="center"/>
         </w:trPr>
         <w:tc>
           <w:tcPr>
             <w:tcW w:w="3095" w:type="dxa"/>
-            <w:vMerge/>
-            <w:tcBorders>
-              <w:tl2br w:val="nil"/>
-              <w:tr2bl w:val="nil"/>
-            </w:tcBorders>
-            <w:vAlign w:val="center"/>
-          </w:tcPr>
-          <w:p>
-            <w:pPr>
-              <w:pStyle w:val="TableParagraph"/>
+            <w:vMerge w:val="continue"/>
+            <w:tcBorders>
+              <w:tl2br w:val="nil"/>
+              <w:tr2bl w:val="nil"/>
+            </w:tcBorders>
+            <w:vAlign w:val="center"/>
+          </w:tcPr>
+          <w:p>
+            <w:pPr>
+              <w:pStyle w:val="13"/>
               <w:spacing w:before="87"/>
               <w:jc w:val="center"/>
               <w:rPr>
@@ -3623,7 +4274,7 @@
           </w:tcPr>
           <w:p>
             <w:pPr>
-              <w:pStyle w:val="TableParagraph"/>
+              <w:pStyle w:val="13"/>
               <w:spacing w:before="87"/>
               <w:jc w:val="center"/>
               <w:rPr>
@@ -3655,7 +4306,7 @@
           </w:tcPr>
           <w:p>
             <w:pPr>
-              <w:pStyle w:val="TableParagraph"/>
+              <w:pStyle w:val="13"/>
               <w:spacing w:before="87"/>
               <w:jc w:val="center"/>
               <w:rPr>
@@ -3678,23 +4329,39 @@
         </w:tc>
       </w:tr>
       <w:tr>
+        <w:tblPrEx>
+          <w:tblBorders>
+            <w:top w:val="single" w:color="auto" w:sz="12" w:space="0"/>
+            <w:left w:val="single" w:color="auto" w:sz="12" w:space="0"/>
+            <w:bottom w:val="single" w:color="auto" w:sz="12" w:space="0"/>
+            <w:right w:val="single" w:color="auto" w:sz="12" w:space="0"/>
+            <w:insideH w:val="single" w:color="auto" w:sz="4" w:space="0"/>
+            <w:insideV w:val="single" w:color="auto" w:sz="4" w:space="0"/>
+          </w:tblBorders>
+          <w:tblCellMar>
+            <w:top w:w="0" w:type="dxa"/>
+            <w:left w:w="108" w:type="dxa"/>
+            <w:bottom w:w="0" w:type="dxa"/>
+            <w:right w:w="108" w:type="dxa"/>
+          </w:tblCellMar>
+        </w:tblPrEx>
         <w:trPr>
-          <w:trHeight w:hRule="exact" w:val="369"/>
+          <w:trHeight w:val="369" w:hRule="exact"/>
           <w:jc w:val="center"/>
         </w:trPr>
         <w:tc>
           <w:tcPr>
             <w:tcW w:w="3095" w:type="dxa"/>
-            <w:vMerge/>
-            <w:tcBorders>
-              <w:tl2br w:val="nil"/>
-              <w:tr2bl w:val="nil"/>
-            </w:tcBorders>
-            <w:vAlign w:val="center"/>
-          </w:tcPr>
-          <w:p>
-            <w:pPr>
-              <w:pStyle w:val="TableParagraph"/>
+            <w:vMerge w:val="continue"/>
+            <w:tcBorders>
+              <w:tl2br w:val="nil"/>
+              <w:tr2bl w:val="nil"/>
+            </w:tcBorders>
+            <w:vAlign w:val="center"/>
+          </w:tcPr>
+          <w:p>
+            <w:pPr>
+              <w:pStyle w:val="13"/>
               <w:spacing w:before="87"/>
               <w:jc w:val="center"/>
               <w:rPr>
@@ -3717,7 +4384,7 @@
           </w:tcPr>
           <w:p>
             <w:pPr>
-              <w:pStyle w:val="TableParagraph"/>
+              <w:pStyle w:val="13"/>
               <w:spacing w:before="87"/>
               <w:jc w:val="center"/>
               <w:rPr>
@@ -3749,7 +4416,7 @@
           </w:tcPr>
           <w:p>
             <w:pPr>
-              <w:pStyle w:val="TableParagraph"/>
+              <w:pStyle w:val="13"/>
               <w:spacing w:before="87"/>
               <w:jc w:val="center"/>
               <w:rPr>
@@ -3772,8 +4439,24 @@
         </w:tc>
       </w:tr>
       <w:tr>
+        <w:tblPrEx>
+          <w:tblBorders>
+            <w:top w:val="single" w:color="auto" w:sz="12" w:space="0"/>
+            <w:left w:val="single" w:color="auto" w:sz="12" w:space="0"/>
+            <w:bottom w:val="single" w:color="auto" w:sz="12" w:space="0"/>
+            <w:right w:val="single" w:color="auto" w:sz="12" w:space="0"/>
+            <w:insideH w:val="single" w:color="auto" w:sz="4" w:space="0"/>
+            <w:insideV w:val="single" w:color="auto" w:sz="4" w:space="0"/>
+          </w:tblBorders>
+          <w:tblCellMar>
+            <w:top w:w="0" w:type="dxa"/>
+            <w:left w:w="108" w:type="dxa"/>
+            <w:bottom w:w="0" w:type="dxa"/>
+            <w:right w:w="108" w:type="dxa"/>
+          </w:tblCellMar>
+        </w:tblPrEx>
         <w:trPr>
-          <w:trHeight w:hRule="exact" w:val="369"/>
+          <w:trHeight w:val="369" w:hRule="exact"/>
           <w:jc w:val="center"/>
         </w:trPr>
         <w:tc>
@@ -3788,7 +4471,7 @@
           </w:tcPr>
           <w:p>
             <w:pPr>
-              <w:pStyle w:val="TableParagraph"/>
+              <w:pStyle w:val="13"/>
               <w:spacing w:before="87"/>
               <w:jc w:val="center"/>
               <w:rPr>
@@ -3820,7 +4503,7 @@
           </w:tcPr>
           <w:p>
             <w:pPr>
-              <w:pStyle w:val="TableParagraph"/>
+              <w:pStyle w:val="13"/>
               <w:spacing w:before="87"/>
               <w:jc w:val="center"/>
               <w:rPr>
@@ -3852,7 +4535,7 @@
           </w:tcPr>
           <w:p>
             <w:pPr>
-              <w:pStyle w:val="TableParagraph"/>
+              <w:pStyle w:val="13"/>
               <w:spacing w:before="87"/>
               <w:jc w:val="center"/>
               <w:rPr>
@@ -3875,23 +4558,39 @@
         </w:tc>
       </w:tr>
       <w:tr>
+        <w:tblPrEx>
+          <w:tblBorders>
+            <w:top w:val="single" w:color="auto" w:sz="12" w:space="0"/>
+            <w:left w:val="single" w:color="auto" w:sz="12" w:space="0"/>
+            <w:bottom w:val="single" w:color="auto" w:sz="12" w:space="0"/>
+            <w:right w:val="single" w:color="auto" w:sz="12" w:space="0"/>
+            <w:insideH w:val="single" w:color="auto" w:sz="4" w:space="0"/>
+            <w:insideV w:val="single" w:color="auto" w:sz="4" w:space="0"/>
+          </w:tblBorders>
+          <w:tblCellMar>
+            <w:top w:w="0" w:type="dxa"/>
+            <w:left w:w="108" w:type="dxa"/>
+            <w:bottom w:w="0" w:type="dxa"/>
+            <w:right w:w="108" w:type="dxa"/>
+          </w:tblCellMar>
+        </w:tblPrEx>
         <w:trPr>
-          <w:trHeight w:hRule="exact" w:val="369"/>
+          <w:trHeight w:val="369" w:hRule="exact"/>
           <w:jc w:val="center"/>
         </w:trPr>
         <w:tc>
           <w:tcPr>
             <w:tcW w:w="3095" w:type="dxa"/>
-            <w:vMerge/>
-            <w:tcBorders>
-              <w:tl2br w:val="nil"/>
-              <w:tr2bl w:val="nil"/>
-            </w:tcBorders>
-            <w:vAlign w:val="center"/>
-          </w:tcPr>
-          <w:p>
-            <w:pPr>
-              <w:pStyle w:val="TableParagraph"/>
+            <w:vMerge w:val="continue"/>
+            <w:tcBorders>
+              <w:tl2br w:val="nil"/>
+              <w:tr2bl w:val="nil"/>
+            </w:tcBorders>
+            <w:vAlign w:val="center"/>
+          </w:tcPr>
+          <w:p>
+            <w:pPr>
+              <w:pStyle w:val="13"/>
               <w:spacing w:before="87"/>
               <w:jc w:val="center"/>
               <w:rPr>
@@ -3914,7 +4613,7 @@
           </w:tcPr>
           <w:p>
             <w:pPr>
-              <w:pStyle w:val="TableParagraph"/>
+              <w:pStyle w:val="13"/>
               <w:spacing w:before="87"/>
               <w:jc w:val="center"/>
               <w:rPr>
@@ -3946,7 +4645,7 @@
           </w:tcPr>
           <w:p>
             <w:pPr>
-              <w:pStyle w:val="TableParagraph"/>
+              <w:pStyle w:val="13"/>
               <w:spacing w:before="87"/>
               <w:jc w:val="center"/>
               <w:rPr>
@@ -3969,23 +4668,39 @@
         </w:tc>
       </w:tr>
       <w:tr>
+        <w:tblPrEx>
+          <w:tblBorders>
+            <w:top w:val="single" w:color="auto" w:sz="12" w:space="0"/>
+            <w:left w:val="single" w:color="auto" w:sz="12" w:space="0"/>
+            <w:bottom w:val="single" w:color="auto" w:sz="12" w:space="0"/>
+            <w:right w:val="single" w:color="auto" w:sz="12" w:space="0"/>
+            <w:insideH w:val="single" w:color="auto" w:sz="4" w:space="0"/>
+            <w:insideV w:val="single" w:color="auto" w:sz="4" w:space="0"/>
+          </w:tblBorders>
+          <w:tblCellMar>
+            <w:top w:w="0" w:type="dxa"/>
+            <w:left w:w="108" w:type="dxa"/>
+            <w:bottom w:w="0" w:type="dxa"/>
+            <w:right w:w="108" w:type="dxa"/>
+          </w:tblCellMar>
+        </w:tblPrEx>
         <w:trPr>
-          <w:trHeight w:hRule="exact" w:val="369"/>
+          <w:trHeight w:val="369" w:hRule="exact"/>
           <w:jc w:val="center"/>
         </w:trPr>
         <w:tc>
           <w:tcPr>
             <w:tcW w:w="3095" w:type="dxa"/>
-            <w:vMerge/>
-            <w:tcBorders>
-              <w:tl2br w:val="nil"/>
-              <w:tr2bl w:val="nil"/>
-            </w:tcBorders>
-            <w:vAlign w:val="center"/>
-          </w:tcPr>
-          <w:p>
-            <w:pPr>
-              <w:pStyle w:val="TableParagraph"/>
+            <w:vMerge w:val="continue"/>
+            <w:tcBorders>
+              <w:tl2br w:val="nil"/>
+              <w:tr2bl w:val="nil"/>
+            </w:tcBorders>
+            <w:vAlign w:val="center"/>
+          </w:tcPr>
+          <w:p>
+            <w:pPr>
+              <w:pStyle w:val="13"/>
               <w:spacing w:before="87"/>
               <w:jc w:val="center"/>
               <w:rPr>
@@ -4008,7 +4723,7 @@
           </w:tcPr>
           <w:p>
             <w:pPr>
-              <w:pStyle w:val="TableParagraph"/>
+              <w:pStyle w:val="13"/>
               <w:spacing w:before="87"/>
               <w:jc w:val="center"/>
               <w:rPr>
@@ -4040,7 +4755,7 @@
           </w:tcPr>
           <w:p>
             <w:pPr>
-              <w:pStyle w:val="TableParagraph"/>
+              <w:pStyle w:val="13"/>
               <w:spacing w:before="87"/>
               <w:jc w:val="center"/>
               <w:rPr>
@@ -4063,8 +4778,24 @@
         </w:tc>
       </w:tr>
       <w:tr>
+        <w:tblPrEx>
+          <w:tblBorders>
+            <w:top w:val="single" w:color="auto" w:sz="12" w:space="0"/>
+            <w:left w:val="single" w:color="auto" w:sz="12" w:space="0"/>
+            <w:bottom w:val="single" w:color="auto" w:sz="12" w:space="0"/>
+            <w:right w:val="single" w:color="auto" w:sz="12" w:space="0"/>
+            <w:insideH w:val="single" w:color="auto" w:sz="4" w:space="0"/>
+            <w:insideV w:val="single" w:color="auto" w:sz="4" w:space="0"/>
+          </w:tblBorders>
+          <w:tblCellMar>
+            <w:top w:w="0" w:type="dxa"/>
+            <w:left w:w="108" w:type="dxa"/>
+            <w:bottom w:w="0" w:type="dxa"/>
+            <w:right w:w="108" w:type="dxa"/>
+          </w:tblCellMar>
+        </w:tblPrEx>
         <w:trPr>
-          <w:trHeight w:hRule="exact" w:val="369"/>
+          <w:trHeight w:val="369" w:hRule="exact"/>
           <w:jc w:val="center"/>
         </w:trPr>
         <w:tc>
@@ -4079,7 +4810,7 @@
           </w:tcPr>
           <w:p>
             <w:pPr>
-              <w:pStyle w:val="TableParagraph"/>
+              <w:pStyle w:val="13"/>
               <w:spacing w:before="87"/>
               <w:jc w:val="center"/>
               <w:rPr>
@@ -4111,7 +4842,7 @@
           </w:tcPr>
           <w:p>
             <w:pPr>
-              <w:pStyle w:val="TableParagraph"/>
+              <w:pStyle w:val="13"/>
               <w:spacing w:before="87"/>
               <w:jc w:val="center"/>
               <w:rPr>
@@ -4143,7 +4874,7 @@
           </w:tcPr>
           <w:p>
             <w:pPr>
-              <w:pStyle w:val="TableParagraph"/>
+              <w:pStyle w:val="13"/>
               <w:spacing w:before="87"/>
               <w:jc w:val="center"/>
               <w:rPr>
@@ -4166,23 +4897,39 @@
         </w:tc>
       </w:tr>
       <w:tr>
+        <w:tblPrEx>
+          <w:tblBorders>
+            <w:top w:val="single" w:color="auto" w:sz="12" w:space="0"/>
+            <w:left w:val="single" w:color="auto" w:sz="12" w:space="0"/>
+            <w:bottom w:val="single" w:color="auto" w:sz="12" w:space="0"/>
+            <w:right w:val="single" w:color="auto" w:sz="12" w:space="0"/>
+            <w:insideH w:val="single" w:color="auto" w:sz="4" w:space="0"/>
+            <w:insideV w:val="single" w:color="auto" w:sz="4" w:space="0"/>
+          </w:tblBorders>
+          <w:tblCellMar>
+            <w:top w:w="0" w:type="dxa"/>
+            <w:left w:w="108" w:type="dxa"/>
+            <w:bottom w:w="0" w:type="dxa"/>
+            <w:right w:w="108" w:type="dxa"/>
+          </w:tblCellMar>
+        </w:tblPrEx>
         <w:trPr>
-          <w:trHeight w:hRule="exact" w:val="369"/>
+          <w:trHeight w:val="369" w:hRule="exact"/>
           <w:jc w:val="center"/>
         </w:trPr>
         <w:tc>
           <w:tcPr>
             <w:tcW w:w="3095" w:type="dxa"/>
-            <w:vMerge/>
-            <w:tcBorders>
-              <w:tl2br w:val="nil"/>
-              <w:tr2bl w:val="nil"/>
-            </w:tcBorders>
-            <w:vAlign w:val="center"/>
-          </w:tcPr>
-          <w:p>
-            <w:pPr>
-              <w:pStyle w:val="TableParagraph"/>
+            <w:vMerge w:val="continue"/>
+            <w:tcBorders>
+              <w:tl2br w:val="nil"/>
+              <w:tr2bl w:val="nil"/>
+            </w:tcBorders>
+            <w:vAlign w:val="center"/>
+          </w:tcPr>
+          <w:p>
+            <w:pPr>
+              <w:pStyle w:val="13"/>
               <w:spacing w:before="87"/>
               <w:jc w:val="center"/>
               <w:rPr>
@@ -4205,7 +4952,7 @@
           </w:tcPr>
           <w:p>
             <w:pPr>
-              <w:pStyle w:val="TableParagraph"/>
+              <w:pStyle w:val="13"/>
               <w:spacing w:before="87"/>
               <w:jc w:val="center"/>
               <w:rPr>
@@ -4237,7 +4984,7 @@
           </w:tcPr>
           <w:p>
             <w:pPr>
-              <w:pStyle w:val="TableParagraph"/>
+              <w:pStyle w:val="13"/>
               <w:spacing w:before="87"/>
               <w:jc w:val="center"/>
               <w:rPr>
@@ -4260,23 +5007,39 @@
         </w:tc>
       </w:tr>
       <w:tr>
+        <w:tblPrEx>
+          <w:tblBorders>
+            <w:top w:val="single" w:color="auto" w:sz="12" w:space="0"/>
+            <w:left w:val="single" w:color="auto" w:sz="12" w:space="0"/>
+            <w:bottom w:val="single" w:color="auto" w:sz="12" w:space="0"/>
+            <w:right w:val="single" w:color="auto" w:sz="12" w:space="0"/>
+            <w:insideH w:val="single" w:color="auto" w:sz="4" w:space="0"/>
+            <w:insideV w:val="single" w:color="auto" w:sz="4" w:space="0"/>
+          </w:tblBorders>
+          <w:tblCellMar>
+            <w:top w:w="0" w:type="dxa"/>
+            <w:left w:w="108" w:type="dxa"/>
+            <w:bottom w:w="0" w:type="dxa"/>
+            <w:right w:w="108" w:type="dxa"/>
+          </w:tblCellMar>
+        </w:tblPrEx>
         <w:trPr>
-          <w:trHeight w:hRule="exact" w:val="369"/>
+          <w:trHeight w:val="369" w:hRule="exact"/>
           <w:jc w:val="center"/>
         </w:trPr>
         <w:tc>
           <w:tcPr>
             <w:tcW w:w="3095" w:type="dxa"/>
-            <w:vMerge/>
-            <w:tcBorders>
-              <w:tl2br w:val="nil"/>
-              <w:tr2bl w:val="nil"/>
-            </w:tcBorders>
-            <w:vAlign w:val="center"/>
-          </w:tcPr>
-          <w:p>
-            <w:pPr>
-              <w:pStyle w:val="TableParagraph"/>
+            <w:vMerge w:val="continue"/>
+            <w:tcBorders>
+              <w:tl2br w:val="nil"/>
+              <w:tr2bl w:val="nil"/>
+            </w:tcBorders>
+            <w:vAlign w:val="center"/>
+          </w:tcPr>
+          <w:p>
+            <w:pPr>
+              <w:pStyle w:val="13"/>
               <w:spacing w:before="87"/>
               <w:jc w:val="center"/>
               <w:rPr>
@@ -4299,7 +5062,7 @@
           </w:tcPr>
           <w:p>
             <w:pPr>
-              <w:pStyle w:val="TableParagraph"/>
+              <w:pStyle w:val="13"/>
               <w:spacing w:before="87"/>
               <w:jc w:val="center"/>
               <w:rPr>
@@ -4331,7 +5094,7 @@
           </w:tcPr>
           <w:p>
             <w:pPr>
-              <w:pStyle w:val="TableParagraph"/>
+              <w:pStyle w:val="13"/>
               <w:spacing w:before="87"/>
               <w:jc w:val="center"/>
               <w:rPr>
@@ -4354,8 +5117,24 @@
         </w:tc>
       </w:tr>
       <w:tr>
+        <w:tblPrEx>
+          <w:tblBorders>
+            <w:top w:val="single" w:color="auto" w:sz="12" w:space="0"/>
+            <w:left w:val="single" w:color="auto" w:sz="12" w:space="0"/>
+            <w:bottom w:val="single" w:color="auto" w:sz="12" w:space="0"/>
+            <w:right w:val="single" w:color="auto" w:sz="12" w:space="0"/>
+            <w:insideH w:val="single" w:color="auto" w:sz="4" w:space="0"/>
+            <w:insideV w:val="single" w:color="auto" w:sz="4" w:space="0"/>
+          </w:tblBorders>
+          <w:tblCellMar>
+            <w:top w:w="0" w:type="dxa"/>
+            <w:left w:w="108" w:type="dxa"/>
+            <w:bottom w:w="0" w:type="dxa"/>
+            <w:right w:w="108" w:type="dxa"/>
+          </w:tblCellMar>
+        </w:tblPrEx>
         <w:trPr>
-          <w:trHeight w:hRule="exact" w:val="369"/>
+          <w:trHeight w:val="369" w:hRule="exact"/>
           <w:jc w:val="center"/>
         </w:trPr>
         <w:tc>
@@ -4370,7 +5149,7 @@
           </w:tcPr>
           <w:p>
             <w:pPr>
-              <w:pStyle w:val="TableParagraph"/>
+              <w:pStyle w:val="13"/>
               <w:spacing w:before="87"/>
               <w:jc w:val="center"/>
               <w:rPr>
@@ -4402,7 +5181,7 @@
           </w:tcPr>
           <w:p>
             <w:pPr>
-              <w:pStyle w:val="TableParagraph"/>
+              <w:pStyle w:val="13"/>
               <w:spacing w:before="87"/>
               <w:jc w:val="center"/>
               <w:rPr>
@@ -4434,7 +5213,7 @@
           </w:tcPr>
           <w:p>
             <w:pPr>
-              <w:pStyle w:val="TableParagraph"/>
+              <w:pStyle w:val="13"/>
               <w:spacing w:before="87"/>
               <w:jc w:val="center"/>
               <w:rPr>
@@ -4457,23 +5236,39 @@
         </w:tc>
       </w:tr>
       <w:tr>
+        <w:tblPrEx>
+          <w:tblBorders>
+            <w:top w:val="single" w:color="auto" w:sz="12" w:space="0"/>
+            <w:left w:val="single" w:color="auto" w:sz="12" w:space="0"/>
+            <w:bottom w:val="single" w:color="auto" w:sz="12" w:space="0"/>
+            <w:right w:val="single" w:color="auto" w:sz="12" w:space="0"/>
+            <w:insideH w:val="single" w:color="auto" w:sz="4" w:space="0"/>
+            <w:insideV w:val="single" w:color="auto" w:sz="4" w:space="0"/>
+          </w:tblBorders>
+          <w:tblCellMar>
+            <w:top w:w="0" w:type="dxa"/>
+            <w:left w:w="108" w:type="dxa"/>
+            <w:bottom w:w="0" w:type="dxa"/>
+            <w:right w:w="108" w:type="dxa"/>
+          </w:tblCellMar>
+        </w:tblPrEx>
         <w:trPr>
-          <w:trHeight w:hRule="exact" w:val="369"/>
+          <w:trHeight w:val="369" w:hRule="exact"/>
           <w:jc w:val="center"/>
         </w:trPr>
         <w:tc>
           <w:tcPr>
             <w:tcW w:w="3095" w:type="dxa"/>
-            <w:vMerge/>
-            <w:tcBorders>
-              <w:tl2br w:val="nil"/>
-              <w:tr2bl w:val="nil"/>
-            </w:tcBorders>
-            <w:vAlign w:val="center"/>
-          </w:tcPr>
-          <w:p>
-            <w:pPr>
-              <w:pStyle w:val="TableParagraph"/>
+            <w:vMerge w:val="continue"/>
+            <w:tcBorders>
+              <w:tl2br w:val="nil"/>
+              <w:tr2bl w:val="nil"/>
+            </w:tcBorders>
+            <w:vAlign w:val="center"/>
+          </w:tcPr>
+          <w:p>
+            <w:pPr>
+              <w:pStyle w:val="13"/>
               <w:spacing w:before="87"/>
               <w:jc w:val="center"/>
               <w:rPr>
@@ -4496,7 +5291,7 @@
           </w:tcPr>
           <w:p>
             <w:pPr>
-              <w:pStyle w:val="TableParagraph"/>
+              <w:pStyle w:val="13"/>
               <w:spacing w:before="87"/>
               <w:jc w:val="center"/>
               <w:rPr>
@@ -4528,7 +5323,7 @@
           </w:tcPr>
           <w:p>
             <w:pPr>
-              <w:pStyle w:val="TableParagraph"/>
+              <w:pStyle w:val="13"/>
               <w:spacing w:before="87"/>
               <w:jc w:val="center"/>
               <w:rPr>
@@ -4551,23 +5346,39 @@
         </w:tc>
       </w:tr>
       <w:tr>
+        <w:tblPrEx>
+          <w:tblBorders>
+            <w:top w:val="single" w:color="auto" w:sz="12" w:space="0"/>
+            <w:left w:val="single" w:color="auto" w:sz="12" w:space="0"/>
+            <w:bottom w:val="single" w:color="auto" w:sz="12" w:space="0"/>
+            <w:right w:val="single" w:color="auto" w:sz="12" w:space="0"/>
+            <w:insideH w:val="single" w:color="auto" w:sz="4" w:space="0"/>
+            <w:insideV w:val="single" w:color="auto" w:sz="4" w:space="0"/>
+          </w:tblBorders>
+          <w:tblCellMar>
+            <w:top w:w="0" w:type="dxa"/>
+            <w:left w:w="108" w:type="dxa"/>
+            <w:bottom w:w="0" w:type="dxa"/>
+            <w:right w:w="108" w:type="dxa"/>
+          </w:tblCellMar>
+        </w:tblPrEx>
         <w:trPr>
-          <w:trHeight w:hRule="exact" w:val="369"/>
+          <w:trHeight w:val="369" w:hRule="exact"/>
           <w:jc w:val="center"/>
         </w:trPr>
         <w:tc>
           <w:tcPr>
             <w:tcW w:w="3095" w:type="dxa"/>
-            <w:vMerge/>
-            <w:tcBorders>
-              <w:tl2br w:val="nil"/>
-              <w:tr2bl w:val="nil"/>
-            </w:tcBorders>
-            <w:vAlign w:val="center"/>
-          </w:tcPr>
-          <w:p>
-            <w:pPr>
-              <w:pStyle w:val="TableParagraph"/>
+            <w:vMerge w:val="continue"/>
+            <w:tcBorders>
+              <w:tl2br w:val="nil"/>
+              <w:tr2bl w:val="nil"/>
+            </w:tcBorders>
+            <w:vAlign w:val="center"/>
+          </w:tcPr>
+          <w:p>
+            <w:pPr>
+              <w:pStyle w:val="13"/>
               <w:spacing w:before="87"/>
               <w:jc w:val="center"/>
               <w:rPr>
@@ -4590,7 +5401,7 @@
           </w:tcPr>
           <w:p>
             <w:pPr>
-              <w:pStyle w:val="TableParagraph"/>
+              <w:pStyle w:val="13"/>
               <w:spacing w:before="87"/>
               <w:jc w:val="center"/>
               <w:rPr>
@@ -4622,7 +5433,7 @@
           </w:tcPr>
           <w:p>
             <w:pPr>
-              <w:pStyle w:val="TableParagraph"/>
+              <w:pStyle w:val="13"/>
               <w:spacing w:before="87"/>
               <w:jc w:val="center"/>
               <w:rPr>
@@ -4645,8 +5456,24 @@
         </w:tc>
       </w:tr>
       <w:tr>
+        <w:tblPrEx>
+          <w:tblBorders>
+            <w:top w:val="single" w:color="auto" w:sz="12" w:space="0"/>
+            <w:left w:val="single" w:color="auto" w:sz="12" w:space="0"/>
+            <w:bottom w:val="single" w:color="auto" w:sz="12" w:space="0"/>
+            <w:right w:val="single" w:color="auto" w:sz="12" w:space="0"/>
+            <w:insideH w:val="single" w:color="auto" w:sz="4" w:space="0"/>
+            <w:insideV w:val="single" w:color="auto" w:sz="4" w:space="0"/>
+          </w:tblBorders>
+          <w:tblCellMar>
+            <w:top w:w="0" w:type="dxa"/>
+            <w:left w:w="108" w:type="dxa"/>
+            <w:bottom w:w="0" w:type="dxa"/>
+            <w:right w:w="108" w:type="dxa"/>
+          </w:tblCellMar>
+        </w:tblPrEx>
         <w:trPr>
-          <w:trHeight w:hRule="exact" w:val="369"/>
+          <w:trHeight w:val="369" w:hRule="exact"/>
           <w:jc w:val="center"/>
         </w:trPr>
         <w:tc>
@@ -4660,7 +5487,7 @@
           </w:tcPr>
           <w:p>
             <w:pPr>
-              <w:pStyle w:val="TableParagraph"/>
+              <w:pStyle w:val="13"/>
               <w:spacing w:before="87"/>
               <w:jc w:val="center"/>
               <w:rPr>
@@ -4693,7 +5520,7 @@
           </w:tcPr>
           <w:p>
             <w:pPr>
-              <w:pStyle w:val="TableParagraph"/>
+              <w:pStyle w:val="13"/>
               <w:spacing w:before="87"/>
               <w:jc w:val="center"/>
               <w:rPr>
@@ -4725,7 +5552,7 @@
           </w:tcPr>
           <w:p>
             <w:pPr>
-              <w:pStyle w:val="TableParagraph"/>
+              <w:pStyle w:val="13"/>
               <w:spacing w:before="87"/>
               <w:jc w:val="center"/>
               <w:rPr>
@@ -4748,8 +5575,24 @@
         </w:tc>
       </w:tr>
       <w:tr>
+        <w:tblPrEx>
+          <w:tblBorders>
+            <w:top w:val="single" w:color="auto" w:sz="12" w:space="0"/>
+            <w:left w:val="single" w:color="auto" w:sz="12" w:space="0"/>
+            <w:bottom w:val="single" w:color="auto" w:sz="12" w:space="0"/>
+            <w:right w:val="single" w:color="auto" w:sz="12" w:space="0"/>
+            <w:insideH w:val="single" w:color="auto" w:sz="4" w:space="0"/>
+            <w:insideV w:val="single" w:color="auto" w:sz="4" w:space="0"/>
+          </w:tblBorders>
+          <w:tblCellMar>
+            <w:top w:w="0" w:type="dxa"/>
+            <w:left w:w="108" w:type="dxa"/>
+            <w:bottom w:w="0" w:type="dxa"/>
+            <w:right w:w="108" w:type="dxa"/>
+          </w:tblCellMar>
+        </w:tblPrEx>
         <w:trPr>
-          <w:trHeight w:hRule="exact" w:val="369"/>
+          <w:trHeight w:val="369" w:hRule="exact"/>
           <w:jc w:val="center"/>
         </w:trPr>
         <w:tc>
@@ -4763,7 +5606,7 @@
           </w:tcPr>
           <w:p>
             <w:pPr>
-              <w:pStyle w:val="TableParagraph"/>
+              <w:pStyle w:val="13"/>
               <w:spacing w:before="87"/>
               <w:jc w:val="center"/>
               <w:rPr>
@@ -4787,16 +5630,16 @@
         <w:tc>
           <w:tcPr>
             <w:tcW w:w="3608" w:type="dxa"/>
-            <w:vMerge/>
-            <w:tcBorders>
-              <w:tl2br w:val="nil"/>
-              <w:tr2bl w:val="nil"/>
-            </w:tcBorders>
-            <w:vAlign w:val="center"/>
-          </w:tcPr>
-          <w:p>
-            <w:pPr>
-              <w:pStyle w:val="TableParagraph"/>
+            <w:vMerge w:val="continue"/>
+            <w:tcBorders>
+              <w:tl2br w:val="nil"/>
+              <w:tr2bl w:val="nil"/>
+            </w:tcBorders>
+            <w:vAlign w:val="center"/>
+          </w:tcPr>
+          <w:p>
+            <w:pPr>
+              <w:pStyle w:val="13"/>
               <w:spacing w:before="87"/>
               <w:jc w:val="center"/>
               <w:rPr>
@@ -4819,7 +5662,7 @@
           </w:tcPr>
           <w:p>
             <w:pPr>
-              <w:pStyle w:val="TableParagraph"/>
+              <w:pStyle w:val="13"/>
               <w:spacing w:before="87"/>
               <w:jc w:val="center"/>
               <w:rPr>
@@ -4842,8 +5685,24 @@
         </w:tc>
       </w:tr>
       <w:tr>
+        <w:tblPrEx>
+          <w:tblBorders>
+            <w:top w:val="single" w:color="auto" w:sz="12" w:space="0"/>
+            <w:left w:val="single" w:color="auto" w:sz="12" w:space="0"/>
+            <w:bottom w:val="single" w:color="auto" w:sz="12" w:space="0"/>
+            <w:right w:val="single" w:color="auto" w:sz="12" w:space="0"/>
+            <w:insideH w:val="single" w:color="auto" w:sz="4" w:space="0"/>
+            <w:insideV w:val="single" w:color="auto" w:sz="4" w:space="0"/>
+          </w:tblBorders>
+          <w:tblCellMar>
+            <w:top w:w="0" w:type="dxa"/>
+            <w:left w:w="108" w:type="dxa"/>
+            <w:bottom w:w="0" w:type="dxa"/>
+            <w:right w:w="108" w:type="dxa"/>
+          </w:tblCellMar>
+        </w:tblPrEx>
         <w:trPr>
-          <w:trHeight w:hRule="exact" w:val="369"/>
+          <w:trHeight w:val="369" w:hRule="exact"/>
           <w:jc w:val="center"/>
         </w:trPr>
         <w:tc>
@@ -4857,7 +5716,7 @@
           </w:tcPr>
           <w:p>
             <w:pPr>
-              <w:pStyle w:val="TableParagraph"/>
+              <w:pStyle w:val="13"/>
               <w:spacing w:before="87"/>
               <w:jc w:val="center"/>
               <w:rPr>
@@ -4881,16 +5740,16 @@
         <w:tc>
           <w:tcPr>
             <w:tcW w:w="3608" w:type="dxa"/>
-            <w:vMerge/>
-            <w:tcBorders>
-              <w:tl2br w:val="nil"/>
-              <w:tr2bl w:val="nil"/>
-            </w:tcBorders>
-            <w:vAlign w:val="center"/>
-          </w:tcPr>
-          <w:p>
-            <w:pPr>
-              <w:pStyle w:val="TableParagraph"/>
+            <w:vMerge w:val="continue"/>
+            <w:tcBorders>
+              <w:tl2br w:val="nil"/>
+              <w:tr2bl w:val="nil"/>
+            </w:tcBorders>
+            <w:vAlign w:val="center"/>
+          </w:tcPr>
+          <w:p>
+            <w:pPr>
+              <w:pStyle w:val="13"/>
               <w:spacing w:before="87"/>
               <w:jc w:val="center"/>
               <w:rPr>
@@ -4913,7 +5772,7 @@
           </w:tcPr>
           <w:p>
             <w:pPr>
-              <w:pStyle w:val="TableParagraph"/>
+              <w:pStyle w:val="13"/>
               <w:spacing w:before="87"/>
               <w:jc w:val="center"/>
               <w:rPr>
@@ -4936,8 +5795,24 @@
         </w:tc>
       </w:tr>
       <w:tr>
+        <w:tblPrEx>
+          <w:tblBorders>
+            <w:top w:val="single" w:color="auto" w:sz="12" w:space="0"/>
+            <w:left w:val="single" w:color="auto" w:sz="12" w:space="0"/>
+            <w:bottom w:val="single" w:color="auto" w:sz="12" w:space="0"/>
+            <w:right w:val="single" w:color="auto" w:sz="12" w:space="0"/>
+            <w:insideH w:val="single" w:color="auto" w:sz="4" w:space="0"/>
+            <w:insideV w:val="single" w:color="auto" w:sz="4" w:space="0"/>
+          </w:tblBorders>
+          <w:tblCellMar>
+            <w:top w:w="0" w:type="dxa"/>
+            <w:left w:w="108" w:type="dxa"/>
+            <w:bottom w:w="0" w:type="dxa"/>
+            <w:right w:w="108" w:type="dxa"/>
+          </w:tblCellMar>
+        </w:tblPrEx>
         <w:trPr>
-          <w:trHeight w:hRule="exact" w:val="369"/>
+          <w:trHeight w:val="369" w:hRule="exact"/>
           <w:jc w:val="center"/>
         </w:trPr>
         <w:tc>
@@ -4951,7 +5826,7 @@
           </w:tcPr>
           <w:p>
             <w:pPr>
-              <w:pStyle w:val="TableParagraph"/>
+              <w:pStyle w:val="13"/>
               <w:spacing w:before="87"/>
               <w:jc w:val="center"/>
               <w:rPr>
@@ -4975,16 +5850,16 @@
         <w:tc>
           <w:tcPr>
             <w:tcW w:w="3608" w:type="dxa"/>
-            <w:vMerge/>
-            <w:tcBorders>
-              <w:tl2br w:val="nil"/>
-              <w:tr2bl w:val="nil"/>
-            </w:tcBorders>
-            <w:vAlign w:val="center"/>
-          </w:tcPr>
-          <w:p>
-            <w:pPr>
-              <w:pStyle w:val="TableParagraph"/>
+            <w:vMerge w:val="continue"/>
+            <w:tcBorders>
+              <w:tl2br w:val="nil"/>
+              <w:tr2bl w:val="nil"/>
+            </w:tcBorders>
+            <w:vAlign w:val="center"/>
+          </w:tcPr>
+          <w:p>
+            <w:pPr>
+              <w:pStyle w:val="13"/>
               <w:spacing w:before="87"/>
               <w:jc w:val="center"/>
               <w:rPr>
@@ -5007,7 +5882,7 @@
           </w:tcPr>
           <w:p>
             <w:pPr>
-              <w:pStyle w:val="TableParagraph"/>
+              <w:pStyle w:val="13"/>
               <w:spacing w:before="87"/>
               <w:jc w:val="center"/>
               <w:rPr>
@@ -5030,8 +5905,24 @@
         </w:tc>
       </w:tr>
       <w:tr>
+        <w:tblPrEx>
+          <w:tblBorders>
+            <w:top w:val="single" w:color="auto" w:sz="12" w:space="0"/>
+            <w:left w:val="single" w:color="auto" w:sz="12" w:space="0"/>
+            <w:bottom w:val="single" w:color="auto" w:sz="12" w:space="0"/>
+            <w:right w:val="single" w:color="auto" w:sz="12" w:space="0"/>
+            <w:insideH w:val="single" w:color="auto" w:sz="4" w:space="0"/>
+            <w:insideV w:val="single" w:color="auto" w:sz="4" w:space="0"/>
+          </w:tblBorders>
+          <w:tblCellMar>
+            <w:top w:w="0" w:type="dxa"/>
+            <w:left w:w="108" w:type="dxa"/>
+            <w:bottom w:w="0" w:type="dxa"/>
+            <w:right w:w="108" w:type="dxa"/>
+          </w:tblCellMar>
+        </w:tblPrEx>
         <w:trPr>
-          <w:trHeight w:hRule="exact" w:val="369"/>
+          <w:trHeight w:val="369" w:hRule="exact"/>
           <w:jc w:val="center"/>
         </w:trPr>
         <w:tc>
@@ -5045,7 +5936,7 @@
           </w:tcPr>
           <w:p>
             <w:pPr>
-              <w:pStyle w:val="TableParagraph"/>
+              <w:pStyle w:val="13"/>
               <w:spacing w:before="87"/>
               <w:jc w:val="center"/>
               <w:rPr>
@@ -5069,16 +5960,16 @@
         <w:tc>
           <w:tcPr>
             <w:tcW w:w="3608" w:type="dxa"/>
-            <w:vMerge/>
-            <w:tcBorders>
-              <w:tl2br w:val="nil"/>
-              <w:tr2bl w:val="nil"/>
-            </w:tcBorders>
-            <w:vAlign w:val="center"/>
-          </w:tcPr>
-          <w:p>
-            <w:pPr>
-              <w:pStyle w:val="TableParagraph"/>
+            <w:vMerge w:val="continue"/>
+            <w:tcBorders>
+              <w:tl2br w:val="nil"/>
+              <w:tr2bl w:val="nil"/>
+            </w:tcBorders>
+            <w:vAlign w:val="center"/>
+          </w:tcPr>
+          <w:p>
+            <w:pPr>
+              <w:pStyle w:val="13"/>
               <w:spacing w:before="87"/>
               <w:jc w:val="center"/>
               <w:rPr>
@@ -5101,7 +5992,7 @@
           </w:tcPr>
           <w:p>
             <w:pPr>
-              <w:pStyle w:val="TableParagraph"/>
+              <w:pStyle w:val="13"/>
               <w:spacing w:before="87"/>
               <w:jc w:val="center"/>
               <w:rPr>
@@ -5124,8 +6015,24 @@
         </w:tc>
       </w:tr>
       <w:tr>
+        <w:tblPrEx>
+          <w:tblBorders>
+            <w:top w:val="single" w:color="auto" w:sz="12" w:space="0"/>
+            <w:left w:val="single" w:color="auto" w:sz="12" w:space="0"/>
+            <w:bottom w:val="single" w:color="auto" w:sz="12" w:space="0"/>
+            <w:right w:val="single" w:color="auto" w:sz="12" w:space="0"/>
+            <w:insideH w:val="single" w:color="auto" w:sz="4" w:space="0"/>
+            <w:insideV w:val="single" w:color="auto" w:sz="4" w:space="0"/>
+          </w:tblBorders>
+          <w:tblCellMar>
+            <w:top w:w="0" w:type="dxa"/>
+            <w:left w:w="108" w:type="dxa"/>
+            <w:bottom w:w="0" w:type="dxa"/>
+            <w:right w:w="108" w:type="dxa"/>
+          </w:tblCellMar>
+        </w:tblPrEx>
         <w:trPr>
-          <w:trHeight w:hRule="exact" w:val="369"/>
+          <w:trHeight w:val="369" w:hRule="exact"/>
           <w:jc w:val="center"/>
         </w:trPr>
         <w:tc>
@@ -5139,7 +6046,7 @@
           </w:tcPr>
           <w:p>
             <w:pPr>
-              <w:pStyle w:val="TableParagraph"/>
+              <w:pStyle w:val="13"/>
               <w:spacing w:before="87"/>
               <w:jc w:val="center"/>
               <w:rPr>
@@ -5163,16 +6070,16 @@
         <w:tc>
           <w:tcPr>
             <w:tcW w:w="3608" w:type="dxa"/>
-            <w:vMerge/>
-            <w:tcBorders>
-              <w:tl2br w:val="nil"/>
-              <w:tr2bl w:val="nil"/>
-            </w:tcBorders>
-            <w:vAlign w:val="center"/>
-          </w:tcPr>
-          <w:p>
-            <w:pPr>
-              <w:pStyle w:val="TableParagraph"/>
+            <w:vMerge w:val="continue"/>
+            <w:tcBorders>
+              <w:tl2br w:val="nil"/>
+              <w:tr2bl w:val="nil"/>
+            </w:tcBorders>
+            <w:vAlign w:val="center"/>
+          </w:tcPr>
+          <w:p>
+            <w:pPr>
+              <w:pStyle w:val="13"/>
               <w:spacing w:before="87"/>
               <w:jc w:val="center"/>
               <w:rPr>
@@ -5195,7 +6102,7 @@
           </w:tcPr>
           <w:p>
             <w:pPr>
-              <w:pStyle w:val="TableParagraph"/>
+              <w:pStyle w:val="13"/>
               <w:spacing w:before="87"/>
               <w:jc w:val="center"/>
               <w:rPr>
@@ -5218,8 +6125,24 @@
         </w:tc>
       </w:tr>
       <w:tr>
+        <w:tblPrEx>
+          <w:tblBorders>
+            <w:top w:val="single" w:color="auto" w:sz="12" w:space="0"/>
+            <w:left w:val="single" w:color="auto" w:sz="12" w:space="0"/>
+            <w:bottom w:val="single" w:color="auto" w:sz="12" w:space="0"/>
+            <w:right w:val="single" w:color="auto" w:sz="12" w:space="0"/>
+            <w:insideH w:val="single" w:color="auto" w:sz="4" w:space="0"/>
+            <w:insideV w:val="single" w:color="auto" w:sz="4" w:space="0"/>
+          </w:tblBorders>
+          <w:tblCellMar>
+            <w:top w:w="0" w:type="dxa"/>
+            <w:left w:w="108" w:type="dxa"/>
+            <w:bottom w:w="0" w:type="dxa"/>
+            <w:right w:w="108" w:type="dxa"/>
+          </w:tblCellMar>
+        </w:tblPrEx>
         <w:trPr>
-          <w:trHeight w:hRule="exact" w:val="369"/>
+          <w:trHeight w:val="369" w:hRule="exact"/>
           <w:jc w:val="center"/>
         </w:trPr>
         <w:tc>
@@ -5233,7 +6156,7 @@
           </w:tcPr>
           <w:p>
             <w:pPr>
-              <w:pStyle w:val="TableParagraph"/>
+              <w:pStyle w:val="13"/>
               <w:spacing w:before="87"/>
               <w:jc w:val="center"/>
               <w:rPr>
@@ -5257,16 +6180,16 @@
         <w:tc>
           <w:tcPr>
             <w:tcW w:w="3608" w:type="dxa"/>
-            <w:vMerge/>
-            <w:tcBorders>
-              <w:tl2br w:val="nil"/>
-              <w:tr2bl w:val="nil"/>
-            </w:tcBorders>
-            <w:vAlign w:val="center"/>
-          </w:tcPr>
-          <w:p>
-            <w:pPr>
-              <w:pStyle w:val="TableParagraph"/>
+            <w:vMerge w:val="continue"/>
+            <w:tcBorders>
+              <w:tl2br w:val="nil"/>
+              <w:tr2bl w:val="nil"/>
+            </w:tcBorders>
+            <w:vAlign w:val="center"/>
+          </w:tcPr>
+          <w:p>
+            <w:pPr>
+              <w:pStyle w:val="13"/>
               <w:spacing w:before="87"/>
               <w:jc w:val="center"/>
               <w:rPr>
@@ -5289,7 +6212,7 @@
           </w:tcPr>
           <w:p>
             <w:pPr>
-              <w:pStyle w:val="TableParagraph"/>
+              <w:pStyle w:val="13"/>
               <w:spacing w:before="87"/>
               <w:jc w:val="center"/>
               <w:rPr>
@@ -5312,8 +6235,24 @@
         </w:tc>
       </w:tr>
       <w:tr>
+        <w:tblPrEx>
+          <w:tblBorders>
+            <w:top w:val="single" w:color="auto" w:sz="12" w:space="0"/>
+            <w:left w:val="single" w:color="auto" w:sz="12" w:space="0"/>
+            <w:bottom w:val="single" w:color="auto" w:sz="12" w:space="0"/>
+            <w:right w:val="single" w:color="auto" w:sz="12" w:space="0"/>
+            <w:insideH w:val="single" w:color="auto" w:sz="4" w:space="0"/>
+            <w:insideV w:val="single" w:color="auto" w:sz="4" w:space="0"/>
+          </w:tblBorders>
+          <w:tblCellMar>
+            <w:top w:w="0" w:type="dxa"/>
+            <w:left w:w="108" w:type="dxa"/>
+            <w:bottom w:w="0" w:type="dxa"/>
+            <w:right w:w="108" w:type="dxa"/>
+          </w:tblCellMar>
+        </w:tblPrEx>
         <w:trPr>
-          <w:trHeight w:hRule="exact" w:val="369"/>
+          <w:trHeight w:val="369" w:hRule="exact"/>
           <w:jc w:val="center"/>
         </w:trPr>
         <w:tc>
@@ -5327,7 +6266,7 @@
           </w:tcPr>
           <w:p>
             <w:pPr>
-              <w:pStyle w:val="TableParagraph"/>
+              <w:pStyle w:val="13"/>
               <w:spacing w:before="87"/>
               <w:jc w:val="center"/>
               <w:rPr>
@@ -5351,16 +6290,16 @@
         <w:tc>
           <w:tcPr>
             <w:tcW w:w="3608" w:type="dxa"/>
-            <w:vMerge/>
-            <w:tcBorders>
-              <w:tl2br w:val="nil"/>
-              <w:tr2bl w:val="nil"/>
-            </w:tcBorders>
-            <w:vAlign w:val="center"/>
-          </w:tcPr>
-          <w:p>
-            <w:pPr>
-              <w:pStyle w:val="TableParagraph"/>
+            <w:vMerge w:val="continue"/>
+            <w:tcBorders>
+              <w:tl2br w:val="nil"/>
+              <w:tr2bl w:val="nil"/>
+            </w:tcBorders>
+            <w:vAlign w:val="center"/>
+          </w:tcPr>
+          <w:p>
+            <w:pPr>
+              <w:pStyle w:val="13"/>
               <w:spacing w:before="87"/>
               <w:jc w:val="center"/>
               <w:rPr>
@@ -5383,7 +6322,7 @@
           </w:tcPr>
           <w:p>
             <w:pPr>
-              <w:pStyle w:val="TableParagraph"/>
+              <w:pStyle w:val="13"/>
               <w:spacing w:before="87"/>
               <w:jc w:val="center"/>
               <w:rPr>
@@ -5406,8 +6345,24 @@
         </w:tc>
       </w:tr>
       <w:tr>
+        <w:tblPrEx>
+          <w:tblBorders>
+            <w:top w:val="single" w:color="auto" w:sz="12" w:space="0"/>
+            <w:left w:val="single" w:color="auto" w:sz="12" w:space="0"/>
+            <w:bottom w:val="single" w:color="auto" w:sz="12" w:space="0"/>
+            <w:right w:val="single" w:color="auto" w:sz="12" w:space="0"/>
+            <w:insideH w:val="single" w:color="auto" w:sz="4" w:space="0"/>
+            <w:insideV w:val="single" w:color="auto" w:sz="4" w:space="0"/>
+          </w:tblBorders>
+          <w:tblCellMar>
+            <w:top w:w="0" w:type="dxa"/>
+            <w:left w:w="108" w:type="dxa"/>
+            <w:bottom w:w="0" w:type="dxa"/>
+            <w:right w:w="108" w:type="dxa"/>
+          </w:tblCellMar>
+        </w:tblPrEx>
         <w:trPr>
-          <w:trHeight w:hRule="exact" w:val="369"/>
+          <w:trHeight w:val="369" w:hRule="exact"/>
           <w:jc w:val="center"/>
         </w:trPr>
         <w:tc>
@@ -5421,7 +6376,7 @@
           </w:tcPr>
           <w:p>
             <w:pPr>
-              <w:pStyle w:val="TableParagraph"/>
+              <w:pStyle w:val="13"/>
               <w:spacing w:before="87"/>
               <w:jc w:val="center"/>
               <w:rPr>
@@ -5445,16 +6400,16 @@
         <w:tc>
           <w:tcPr>
             <w:tcW w:w="3608" w:type="dxa"/>
-            <w:vMerge/>
-            <w:tcBorders>
-              <w:tl2br w:val="nil"/>
-              <w:tr2bl w:val="nil"/>
-            </w:tcBorders>
-            <w:vAlign w:val="center"/>
-          </w:tcPr>
-          <w:p>
-            <w:pPr>
-              <w:pStyle w:val="TableParagraph"/>
+            <w:vMerge w:val="continue"/>
+            <w:tcBorders>
+              <w:tl2br w:val="nil"/>
+              <w:tr2bl w:val="nil"/>
+            </w:tcBorders>
+            <w:vAlign w:val="center"/>
+          </w:tcPr>
+          <w:p>
+            <w:pPr>
+              <w:pStyle w:val="13"/>
               <w:spacing w:before="87"/>
               <w:jc w:val="center"/>
               <w:rPr>
@@ -5477,7 +6432,7 @@
           </w:tcPr>
           <w:p>
             <w:pPr>
-              <w:pStyle w:val="TableParagraph"/>
+              <w:pStyle w:val="13"/>
               <w:spacing w:before="87"/>
               <w:jc w:val="center"/>
               <w:rPr>
@@ -5500,8 +6455,24 @@
         </w:tc>
       </w:tr>
       <w:tr>
+        <w:tblPrEx>
+          <w:tblBorders>
+            <w:top w:val="single" w:color="auto" w:sz="12" w:space="0"/>
+            <w:left w:val="single" w:color="auto" w:sz="12" w:space="0"/>
+            <w:bottom w:val="single" w:color="auto" w:sz="12" w:space="0"/>
+            <w:right w:val="single" w:color="auto" w:sz="12" w:space="0"/>
+            <w:insideH w:val="single" w:color="auto" w:sz="4" w:space="0"/>
+            <w:insideV w:val="single" w:color="auto" w:sz="4" w:space="0"/>
+          </w:tblBorders>
+          <w:tblCellMar>
+            <w:top w:w="0" w:type="dxa"/>
+            <w:left w:w="108" w:type="dxa"/>
+            <w:bottom w:w="0" w:type="dxa"/>
+            <w:right w:w="108" w:type="dxa"/>
+          </w:tblCellMar>
+        </w:tblPrEx>
         <w:trPr>
-          <w:trHeight w:hRule="exact" w:val="369"/>
+          <w:trHeight w:val="369" w:hRule="exact"/>
           <w:jc w:val="center"/>
         </w:trPr>
         <w:tc>
@@ -5515,7 +6486,7 @@
           </w:tcPr>
           <w:p>
             <w:pPr>
-              <w:pStyle w:val="TableParagraph"/>
+              <w:pStyle w:val="13"/>
               <w:spacing w:before="87"/>
               <w:jc w:val="center"/>
               <w:rPr>
@@ -5539,16 +6510,16 @@
         <w:tc>
           <w:tcPr>
             <w:tcW w:w="3608" w:type="dxa"/>
-            <w:vMerge/>
-            <w:tcBorders>
-              <w:tl2br w:val="nil"/>
-              <w:tr2bl w:val="nil"/>
-            </w:tcBorders>
-            <w:vAlign w:val="center"/>
-          </w:tcPr>
-          <w:p>
-            <w:pPr>
-              <w:pStyle w:val="TableParagraph"/>
+            <w:vMerge w:val="continue"/>
+            <w:tcBorders>
+              <w:tl2br w:val="nil"/>
+              <w:tr2bl w:val="nil"/>
+            </w:tcBorders>
+            <w:vAlign w:val="center"/>
+          </w:tcPr>
+          <w:p>
+            <w:pPr>
+              <w:pStyle w:val="13"/>
               <w:spacing w:before="87"/>
               <w:jc w:val="center"/>
               <w:rPr>
@@ -5571,7 +6542,7 @@
           </w:tcPr>
           <w:p>
             <w:pPr>
-              <w:pStyle w:val="TableParagraph"/>
+              <w:pStyle w:val="13"/>
               <w:spacing w:before="87"/>
               <w:jc w:val="center"/>
               <w:rPr>
@@ -5594,8 +6565,24 @@
         </w:tc>
       </w:tr>
       <w:tr>
+        <w:tblPrEx>
+          <w:tblBorders>
+            <w:top w:val="single" w:color="auto" w:sz="12" w:space="0"/>
+            <w:left w:val="single" w:color="auto" w:sz="12" w:space="0"/>
+            <w:bottom w:val="single" w:color="auto" w:sz="12" w:space="0"/>
+            <w:right w:val="single" w:color="auto" w:sz="12" w:space="0"/>
+            <w:insideH w:val="single" w:color="auto" w:sz="4" w:space="0"/>
+            <w:insideV w:val="single" w:color="auto" w:sz="4" w:space="0"/>
+          </w:tblBorders>
+          <w:tblCellMar>
+            <w:top w:w="0" w:type="dxa"/>
+            <w:left w:w="108" w:type="dxa"/>
+            <w:bottom w:w="0" w:type="dxa"/>
+            <w:right w:w="108" w:type="dxa"/>
+          </w:tblCellMar>
+        </w:tblPrEx>
         <w:trPr>
-          <w:trHeight w:hRule="exact" w:val="369"/>
+          <w:trHeight w:val="369" w:hRule="exact"/>
           <w:jc w:val="center"/>
         </w:trPr>
         <w:tc>
@@ -5609,7 +6596,7 @@
           </w:tcPr>
           <w:p>
             <w:pPr>
-              <w:pStyle w:val="TableParagraph"/>
+              <w:pStyle w:val="13"/>
               <w:spacing w:before="87"/>
               <w:jc w:val="center"/>
               <w:rPr>
@@ -5633,16 +6620,16 @@
         <w:tc>
           <w:tcPr>
             <w:tcW w:w="3608" w:type="dxa"/>
-            <w:vMerge/>
-            <w:tcBorders>
-              <w:tl2br w:val="nil"/>
-              <w:tr2bl w:val="nil"/>
-            </w:tcBorders>
-            <w:vAlign w:val="center"/>
-          </w:tcPr>
-          <w:p>
-            <w:pPr>
-              <w:pStyle w:val="TableParagraph"/>
+            <w:vMerge w:val="continue"/>
+            <w:tcBorders>
+              <w:tl2br w:val="nil"/>
+              <w:tr2bl w:val="nil"/>
+            </w:tcBorders>
+            <w:vAlign w:val="center"/>
+          </w:tcPr>
+          <w:p>
+            <w:pPr>
+              <w:pStyle w:val="13"/>
               <w:spacing w:before="87"/>
               <w:jc w:val="center"/>
               <w:rPr>
@@ -5665,7 +6652,7 @@
           </w:tcPr>
           <w:p>
             <w:pPr>
-              <w:pStyle w:val="TableParagraph"/>
+              <w:pStyle w:val="13"/>
               <w:spacing w:before="87"/>
               <w:jc w:val="center"/>
               <w:rPr>
@@ -5688,8 +6675,24 @@
         </w:tc>
       </w:tr>
       <w:tr>
+        <w:tblPrEx>
+          <w:tblBorders>
+            <w:top w:val="single" w:color="auto" w:sz="12" w:space="0"/>
+            <w:left w:val="single" w:color="auto" w:sz="12" w:space="0"/>
+            <w:bottom w:val="single" w:color="auto" w:sz="12" w:space="0"/>
+            <w:right w:val="single" w:color="auto" w:sz="12" w:space="0"/>
+            <w:insideH w:val="single" w:color="auto" w:sz="4" w:space="0"/>
+            <w:insideV w:val="single" w:color="auto" w:sz="4" w:space="0"/>
+          </w:tblBorders>
+          <w:tblCellMar>
+            <w:top w:w="0" w:type="dxa"/>
+            <w:left w:w="108" w:type="dxa"/>
+            <w:bottom w:w="0" w:type="dxa"/>
+            <w:right w:w="108" w:type="dxa"/>
+          </w:tblCellMar>
+        </w:tblPrEx>
         <w:trPr>
-          <w:trHeight w:hRule="exact" w:val="369"/>
+          <w:trHeight w:val="369" w:hRule="exact"/>
           <w:jc w:val="center"/>
         </w:trPr>
         <w:tc>
@@ -5703,7 +6706,7 @@
           </w:tcPr>
           <w:p>
             <w:pPr>
-              <w:pStyle w:val="TableParagraph"/>
+              <w:pStyle w:val="13"/>
               <w:spacing w:before="87"/>
               <w:jc w:val="center"/>
               <w:rPr>
@@ -5727,16 +6730,16 @@
         <w:tc>
           <w:tcPr>
             <w:tcW w:w="3608" w:type="dxa"/>
-            <w:vMerge/>
-            <w:tcBorders>
-              <w:tl2br w:val="nil"/>
-              <w:tr2bl w:val="nil"/>
-            </w:tcBorders>
-            <w:vAlign w:val="center"/>
-          </w:tcPr>
-          <w:p>
-            <w:pPr>
-              <w:pStyle w:val="TableParagraph"/>
+            <w:vMerge w:val="continue"/>
+            <w:tcBorders>
+              <w:tl2br w:val="nil"/>
+              <w:tr2bl w:val="nil"/>
+            </w:tcBorders>
+            <w:vAlign w:val="center"/>
+          </w:tcPr>
+          <w:p>
+            <w:pPr>
+              <w:pStyle w:val="13"/>
               <w:spacing w:before="87"/>
               <w:jc w:val="center"/>
               <w:rPr>
@@ -5759,7 +6762,7 @@
           </w:tcPr>
           <w:p>
             <w:pPr>
-              <w:pStyle w:val="TableParagraph"/>
+              <w:pStyle w:val="13"/>
               <w:spacing w:before="87"/>
               <w:jc w:val="center"/>
               <w:rPr>
@@ -5782,8 +6785,24 @@
         </w:tc>
       </w:tr>
       <w:tr>
+        <w:tblPrEx>
+          <w:tblBorders>
+            <w:top w:val="single" w:color="auto" w:sz="12" w:space="0"/>
+            <w:left w:val="single" w:color="auto" w:sz="12" w:space="0"/>
+            <w:bottom w:val="single" w:color="auto" w:sz="12" w:space="0"/>
+            <w:right w:val="single" w:color="auto" w:sz="12" w:space="0"/>
+            <w:insideH w:val="single" w:color="auto" w:sz="4" w:space="0"/>
+            <w:insideV w:val="single" w:color="auto" w:sz="4" w:space="0"/>
+          </w:tblBorders>
+          <w:tblCellMar>
+            <w:top w:w="0" w:type="dxa"/>
+            <w:left w:w="108" w:type="dxa"/>
+            <w:bottom w:w="0" w:type="dxa"/>
+            <w:right w:w="108" w:type="dxa"/>
+          </w:tblCellMar>
+        </w:tblPrEx>
         <w:trPr>
-          <w:trHeight w:hRule="exact" w:val="369"/>
+          <w:trHeight w:val="369" w:hRule="exact"/>
           <w:jc w:val="center"/>
         </w:trPr>
         <w:tc>
@@ -5797,7 +6816,7 @@
           </w:tcPr>
           <w:p>
             <w:pPr>
-              <w:pStyle w:val="TableParagraph"/>
+              <w:pStyle w:val="13"/>
               <w:spacing w:before="87"/>
               <w:jc w:val="center"/>
               <w:rPr>
@@ -5821,16 +6840,16 @@
         <w:tc>
           <w:tcPr>
             <w:tcW w:w="3608" w:type="dxa"/>
-            <w:vMerge/>
-            <w:tcBorders>
-              <w:tl2br w:val="nil"/>
-              <w:tr2bl w:val="nil"/>
-            </w:tcBorders>
-            <w:vAlign w:val="center"/>
-          </w:tcPr>
-          <w:p>
-            <w:pPr>
-              <w:pStyle w:val="TableParagraph"/>
+            <w:vMerge w:val="continue"/>
+            <w:tcBorders>
+              <w:tl2br w:val="nil"/>
+              <w:tr2bl w:val="nil"/>
+            </w:tcBorders>
+            <w:vAlign w:val="center"/>
+          </w:tcPr>
+          <w:p>
+            <w:pPr>
+              <w:pStyle w:val="13"/>
               <w:spacing w:before="87"/>
               <w:jc w:val="center"/>
               <w:rPr>
@@ -5853,7 +6872,7 @@
           </w:tcPr>
           <w:p>
             <w:pPr>
-              <w:pStyle w:val="TableParagraph"/>
+              <w:pStyle w:val="13"/>
               <w:spacing w:before="87"/>
               <w:jc w:val="center"/>
               <w:rPr>
@@ -5876,8 +6895,24 @@
         </w:tc>
       </w:tr>
       <w:tr>
+        <w:tblPrEx>
+          <w:tblBorders>
+            <w:top w:val="single" w:color="auto" w:sz="12" w:space="0"/>
+            <w:left w:val="single" w:color="auto" w:sz="12" w:space="0"/>
+            <w:bottom w:val="single" w:color="auto" w:sz="12" w:space="0"/>
+            <w:right w:val="single" w:color="auto" w:sz="12" w:space="0"/>
+            <w:insideH w:val="single" w:color="auto" w:sz="4" w:space="0"/>
+            <w:insideV w:val="single" w:color="auto" w:sz="4" w:space="0"/>
+          </w:tblBorders>
+          <w:tblCellMar>
+            <w:top w:w="0" w:type="dxa"/>
+            <w:left w:w="108" w:type="dxa"/>
+            <w:bottom w:w="0" w:type="dxa"/>
+            <w:right w:w="108" w:type="dxa"/>
+          </w:tblCellMar>
+        </w:tblPrEx>
         <w:trPr>
-          <w:trHeight w:hRule="exact" w:val="369"/>
+          <w:trHeight w:val="369" w:hRule="exact"/>
           <w:jc w:val="center"/>
         </w:trPr>
         <w:tc>
@@ -5891,7 +6926,7 @@
           </w:tcPr>
           <w:p>
             <w:pPr>
-              <w:pStyle w:val="TableParagraph"/>
+              <w:pStyle w:val="13"/>
               <w:spacing w:before="87"/>
               <w:jc w:val="center"/>
               <w:rPr>
@@ -5915,16 +6950,16 @@
         <w:tc>
           <w:tcPr>
             <w:tcW w:w="3608" w:type="dxa"/>
-            <w:vMerge/>
-            <w:tcBorders>
-              <w:tl2br w:val="nil"/>
-              <w:tr2bl w:val="nil"/>
-            </w:tcBorders>
-            <w:vAlign w:val="center"/>
-          </w:tcPr>
-          <w:p>
-            <w:pPr>
-              <w:pStyle w:val="TableParagraph"/>
+            <w:vMerge w:val="continue"/>
+            <w:tcBorders>
+              <w:tl2br w:val="nil"/>
+              <w:tr2bl w:val="nil"/>
+            </w:tcBorders>
+            <w:vAlign w:val="center"/>
+          </w:tcPr>
+          <w:p>
+            <w:pPr>
+              <w:pStyle w:val="13"/>
               <w:spacing w:before="87"/>
               <w:jc w:val="center"/>
               <w:rPr>
@@ -5947,7 +6982,7 @@
           </w:tcPr>
           <w:p>
             <w:pPr>
-              <w:pStyle w:val="TableParagraph"/>
+              <w:pStyle w:val="13"/>
               <w:spacing w:before="87"/>
               <w:jc w:val="center"/>
               <w:rPr>
@@ -5970,8 +7005,24 @@
         </w:tc>
       </w:tr>
       <w:tr>
+        <w:tblPrEx>
+          <w:tblBorders>
+            <w:top w:val="single" w:color="auto" w:sz="12" w:space="0"/>
+            <w:left w:val="single" w:color="auto" w:sz="12" w:space="0"/>
+            <w:bottom w:val="single" w:color="auto" w:sz="12" w:space="0"/>
+            <w:right w:val="single" w:color="auto" w:sz="12" w:space="0"/>
+            <w:insideH w:val="single" w:color="auto" w:sz="4" w:space="0"/>
+            <w:insideV w:val="single" w:color="auto" w:sz="4" w:space="0"/>
+          </w:tblBorders>
+          <w:tblCellMar>
+            <w:top w:w="0" w:type="dxa"/>
+            <w:left w:w="108" w:type="dxa"/>
+            <w:bottom w:w="0" w:type="dxa"/>
+            <w:right w:w="108" w:type="dxa"/>
+          </w:tblCellMar>
+        </w:tblPrEx>
         <w:trPr>
-          <w:trHeight w:hRule="exact" w:val="369"/>
+          <w:trHeight w:val="369" w:hRule="exact"/>
           <w:jc w:val="center"/>
         </w:trPr>
         <w:tc>
@@ -5985,7 +7036,7 @@
           </w:tcPr>
           <w:p>
             <w:pPr>
-              <w:pStyle w:val="TableParagraph"/>
+              <w:pStyle w:val="13"/>
               <w:spacing w:before="87"/>
               <w:jc w:val="center"/>
               <w:rPr>
@@ -6009,16 +7060,16 @@
         <w:tc>
           <w:tcPr>
             <w:tcW w:w="3608" w:type="dxa"/>
-            <w:vMerge/>
-            <w:tcBorders>
-              <w:tl2br w:val="nil"/>
-              <w:tr2bl w:val="nil"/>
-            </w:tcBorders>
-            <w:vAlign w:val="center"/>
-          </w:tcPr>
-          <w:p>
-            <w:pPr>
-              <w:pStyle w:val="TableParagraph"/>
+            <w:vMerge w:val="continue"/>
+            <w:tcBorders>
+              <w:tl2br w:val="nil"/>
+              <w:tr2bl w:val="nil"/>
+            </w:tcBorders>
+            <w:vAlign w:val="center"/>
+          </w:tcPr>
+          <w:p>
+            <w:pPr>
+              <w:pStyle w:val="13"/>
               <w:spacing w:before="87"/>
               <w:jc w:val="center"/>
               <w:rPr>
@@ -6041,7 +7092,7 @@
           </w:tcPr>
           <w:p>
             <w:pPr>
-              <w:pStyle w:val="TableParagraph"/>
+              <w:pStyle w:val="13"/>
               <w:spacing w:before="87"/>
               <w:jc w:val="center"/>
               <w:rPr>
@@ -6067,7 +7118,7 @@
     <w:p>
       <w:pPr>
         <w:spacing w:line="360" w:lineRule="auto"/>
-        <w:ind w:firstLineChars="200" w:firstLine="420"/>
+        <w:ind w:firstLine="420" w:firstLineChars="200"/>
         <w:rPr>
           <w:rFonts w:hint="eastAsia"/>
           <w:kern w:val="2"/>
@@ -6088,7 +7139,7 @@
     <w:p>
       <w:pPr>
         <w:spacing w:line="360" w:lineRule="auto"/>
-        <w:ind w:firstLineChars="200" w:firstLine="420"/>
+        <w:ind w:firstLine="420" w:firstLineChars="200"/>
         <w:rPr>
           <w:rFonts w:hint="eastAsia"/>
           <w:kern w:val="2"/>
@@ -6109,7 +7160,7 @@
     <w:p>
       <w:pPr>
         <w:spacing w:line="360" w:lineRule="auto"/>
-        <w:ind w:firstLineChars="200" w:firstLine="420"/>
+        <w:ind w:firstLine="420" w:firstLineChars="200"/>
         <w:rPr>
           <w:rFonts w:hint="eastAsia"/>
           <w:kern w:val="2"/>
@@ -6129,7 +7180,7 @@
     </w:p>
     <w:p>
       <w:pPr>
-        <w:ind w:firstLineChars="200" w:firstLine="420"/>
+        <w:ind w:firstLine="420" w:firstLineChars="200"/>
         <w:rPr>
           <w:rFonts w:hint="eastAsia"/>
           <w:sz w:val="21"/>
@@ -6139,7 +7190,7 @@
     </w:p>
     <w:p>
       <w:pPr>
-        <w:ind w:firstLineChars="200" w:firstLine="420"/>
+        <w:ind w:firstLine="420" w:firstLineChars="200"/>
         <w:rPr>
           <w:rFonts w:hint="eastAsia"/>
           <w:sz w:val="21"/>
@@ -6149,7 +7200,7 @@
     </w:p>
     <w:p>
       <w:pPr>
-        <w:ind w:firstLineChars="200" w:firstLine="420"/>
+        <w:ind w:firstLine="420" w:firstLineChars="200"/>
         <w:rPr>
           <w:rFonts w:hint="eastAsia"/>
           <w:sz w:val="21"/>
@@ -6159,7 +7210,7 @@
     </w:p>
     <w:p>
       <w:pPr>
-        <w:ind w:firstLineChars="200" w:firstLine="420"/>
+        <w:ind w:firstLine="420" w:firstLineChars="200"/>
         <w:rPr>
           <w:rFonts w:hint="eastAsia"/>
           <w:sz w:val="21"/>
@@ -6168,81 +7219,23 @@
       </w:pPr>
     </w:p>
     <w:sectPr>
-      <w:headerReference w:type="default" r:id="rId7"/>
+      <w:headerReference r:id="rId3" w:type="default"/>
       <w:pgSz w:w="11906" w:h="16838"/>
       <w:pgMar w:top="1111" w:right="1174" w:bottom="1128" w:left="1168" w:header="720" w:footer="720" w:gutter="0"/>
-      <w:cols w:space="0"/>
-      <w:docGrid w:type="linesAndChars" w:linePitch="312"/>
+      <w:cols w:space="0" w:num="1"/>
+      <w:docGrid w:type="linesAndChars" w:linePitch="312" w:charSpace="0"/>
     </w:sectPr>
   </w:body>
 </w:document>
 </file>
 
-<file path=word/endnotes.xml><?xml version="1.0" encoding="utf-8"?>
-<w:endnotes xmlns:wpc="http://schemas.microsoft.com/office/word/2010/wordprocessingCanvas" xmlns:cx="http://schemas.microsoft.com/office/drawing/2014/chartex" xmlns:cx1="http://schemas.microsoft.com/office/drawing/2015/9/8/chartex" xmlns:cx2="http://schemas.microsoft.com/office/drawing/2015/10/21/chartex" xmlns:cx3="http://schemas.microsoft.com/office/drawing/2016/5/9/chartex" xmlns:cx4="http://schemas.microsoft.com/office/drawing/2016/5/10/chartex" xmlns:cx5="http://schemas.microsoft.com/office/drawing/2016/5/11/chartex" xmlns:cx6="http://schemas.microsoft.com/office/drawing/2016/5/12/chartex" xmlns:cx7="http://schemas.microsoft.com/office/drawing/2016/5/13/chartex" xmlns:cx8="http://schemas.microsoft.com/office/drawing/2016/5/14/chartex" xmlns:mc="http://schemas.openxmlformats.org/markup-compatibility/2006" xmlns:aink="http://schemas.microsoft.com/office/drawing/2016/ink" xmlns:am3d="http://schemas.microsoft.com/office/drawing/2017/model3d" xmlns:o="urn:schemas-microsoft-com:office:office" xmlns:oel="http://schemas.microsoft.com/office/2019/extlst" xmlns:r="http://schemas.openxmlformats.org/officeDocument/2006/relationships" xmlns:m="http://schemas.openxmlformats.org/officeDocument/2006/math" xmlns:v="urn:schemas-microsoft-com:vml" xmlns:wp14="http://schemas.microsoft.com/office/word/2010/wordprocessingDrawing" xmlns:wp="http://schemas.openxmlformats.org/drawingml/2006/wordprocessingDrawing" xmlns:w10="urn:schemas-microsoft-com:office:word" xmlns:w="http://schemas.openxmlformats.org/wordprocessingml/2006/main" xmlns:w14="http://schemas.microsoft.com/office/word/2010/wordml" xmlns:w15="http://schemas.microsoft.com/office/word/2012/wordml" xmlns:w16cex="http://schemas.microsoft.com/office/word/2018/wordml/cex" xmlns:w16cid="http://schemas.microsoft.com/office/word/2016/wordml/cid" xmlns:w16="http://schemas.microsoft.com/office/word/2018/wordml" xmlns:w16sdtdh="http://schemas.microsoft.com/office/word/2020/wordml/sdtdatahash" xmlns:w16se="http://schemas.microsoft.com/office/word/2015/wordml/symex" xmlns:wpg="http://schemas.microsoft.com/office/word/2010/wordprocessingGroup" xmlns:wpi="http://schemas.microsoft.com/office/word/2010/wordprocessingInk" xmlns:wne="http://schemas.microsoft.com/office/word/2006/wordml" xmlns:wps="http://schemas.microsoft.com/office/word/2010/wordprocessingShape" mc:Ignorable="w14 w15 w16se w16cid w16 w16cex w16sdtdh wp14">
-  <w:endnote w:type="separator" w:id="-1">
-    <w:p>
-      <w:pPr>
-        <w:rPr>
-          <w:rFonts w:hint="eastAsia"/>
-        </w:rPr>
-      </w:pPr>
-      <w:r>
-        <w:separator/>
-      </w:r>
-    </w:p>
-  </w:endnote>
-  <w:endnote w:type="continuationSeparator" w:id="0">
-    <w:p>
-      <w:pPr>
-        <w:rPr>
-          <w:rFonts w:hint="eastAsia"/>
-        </w:rPr>
-      </w:pPr>
-      <w:r>
-        <w:continuationSeparator/>
-      </w:r>
-    </w:p>
-  </w:endnote>
-</w:endnotes>
-</file>
-
-<file path=word/footnotes.xml><?xml version="1.0" encoding="utf-8"?>
-<w:footnotes xmlns:wpc="http://schemas.microsoft.com/office/word/2010/wordprocessingCanvas" xmlns:cx="http://schemas.microsoft.com/office/drawing/2014/chartex" xmlns:cx1="http://schemas.microsoft.com/office/drawing/2015/9/8/chartex" xmlns:cx2="http://schemas.microsoft.com/office/drawing/2015/10/21/chartex" xmlns:cx3="http://schemas.microsoft.com/office/drawing/2016/5/9/chartex" xmlns:cx4="http://schemas.microsoft.com/office/drawing/2016/5/10/chartex" xmlns:cx5="http://schemas.microsoft.com/office/drawing/2016/5/11/chartex" xmlns:cx6="http://schemas.microsoft.com/office/drawing/2016/5/12/chartex" xmlns:cx7="http://schemas.microsoft.com/office/drawing/2016/5/13/chartex" xmlns:cx8="http://schemas.microsoft.com/office/drawing/2016/5/14/chartex" xmlns:mc="http://schemas.openxmlformats.org/markup-compatibility/2006" xmlns:aink="http://schemas.microsoft.com/office/drawing/2016/ink" xmlns:am3d="http://schemas.microsoft.com/office/drawing/2017/model3d" xmlns:o="urn:schemas-microsoft-com:office:office" xmlns:oel="http://schemas.microsoft.com/office/2019/extlst" xmlns:r="http://schemas.openxmlformats.org/officeDocument/2006/relationships" xmlns:m="http://schemas.openxmlformats.org/officeDocument/2006/math" xmlns:v="urn:schemas-microsoft-com:vml" xmlns:wp14="http://schemas.microsoft.com/office/word/2010/wordprocessingDrawing" xmlns:wp="http://schemas.openxmlformats.org/drawingml/2006/wordprocessingDrawing" xmlns:w10="urn:schemas-microsoft-com:office:word" xmlns:w="http://schemas.openxmlformats.org/wordprocessingml/2006/main" xmlns:w14="http://schemas.microsoft.com/office/word/2010/wordml" xmlns:w15="http://schemas.microsoft.com/office/word/2012/wordml" xmlns:w16cex="http://schemas.microsoft.com/office/word/2018/wordml/cex" xmlns:w16cid="http://schemas.microsoft.com/office/word/2016/wordml/cid" xmlns:w16="http://schemas.microsoft.com/office/word/2018/wordml" xmlns:w16sdtdh="http://schemas.microsoft.com/office/word/2020/wordml/sdtdatahash" xmlns:w16se="http://schemas.microsoft.com/office/word/2015/wordml/symex" xmlns:wpg="http://schemas.microsoft.com/office/word/2010/wordprocessingGroup" xmlns:wpi="http://schemas.microsoft.com/office/word/2010/wordprocessingInk" xmlns:wne="http://schemas.microsoft.com/office/word/2006/wordml" xmlns:wps="http://schemas.microsoft.com/office/word/2010/wordprocessingShape" mc:Ignorable="w14 w15 w16se w16cid w16 w16cex w16sdtdh wp14">
-  <w:footnote w:type="separator" w:id="-1">
-    <w:p>
-      <w:pPr>
-        <w:rPr>
-          <w:rFonts w:hint="eastAsia"/>
-        </w:rPr>
-      </w:pPr>
-      <w:r>
-        <w:separator/>
-      </w:r>
-    </w:p>
-  </w:footnote>
-  <w:footnote w:type="continuationSeparator" w:id="0">
-    <w:p>
-      <w:pPr>
-        <w:rPr>
-          <w:rFonts w:hint="eastAsia"/>
-        </w:rPr>
-      </w:pPr>
-      <w:r>
-        <w:continuationSeparator/>
-      </w:r>
-    </w:p>
-  </w:footnote>
-</w:footnotes>
-</file>
-
 <file path=word/header1.xml><?xml version="1.0" encoding="utf-8"?>
-<w:hdr xmlns:wpc="http://schemas.microsoft.com/office/word/2010/wordprocessingCanvas" xmlns:cx="http://schemas.microsoft.com/office/drawing/2014/chartex" xmlns:cx1="http://schemas.microsoft.com/office/drawing/2015/9/8/chartex" xmlns:cx2="http://schemas.microsoft.com/office/drawing/2015/10/21/chartex" xmlns:cx3="http://schemas.microsoft.com/office/drawing/2016/5/9/chartex" xmlns:cx4="http://schemas.microsoft.com/office/drawing/2016/5/10/chartex" xmlns:cx5="http://schemas.microsoft.com/office/drawing/2016/5/11/chartex" xmlns:cx6="http://schemas.microsoft.com/office/drawing/2016/5/12/chartex" xmlns:cx7="http://schemas.microsoft.com/office/drawing/2016/5/13/chartex" xmlns:cx8="http://schemas.microsoft.com/office/drawing/2016/5/14/chartex" xmlns:mc="http://schemas.openxmlformats.org/markup-compatibility/2006" xmlns:aink="http://schemas.microsoft.com/office/drawing/2016/ink" xmlns:am3d="http://schemas.microsoft.com/office/drawing/2017/model3d" xmlns:o="urn:schemas-microsoft-com:office:office" xmlns:oel="http://schemas.microsoft.com/office/2019/extlst" xmlns:r="http://schemas.openxmlformats.org/officeDocument/2006/relationships" xmlns:m="http://schemas.openxmlformats.org/officeDocument/2006/math" xmlns:v="urn:schemas-microsoft-com:vml" xmlns:wp14="http://schemas.microsoft.com/office/word/2010/wordprocessingDrawing" xmlns:wp="http://schemas.openxmlformats.org/drawingml/2006/wordprocessingDrawing" xmlns:w10="urn:schemas-microsoft-com:office:word" xmlns:w="http://schemas.openxmlformats.org/wordprocessingml/2006/main" xmlns:w14="http://schemas.microsoft.com/office/word/2010/wordml" xmlns:w15="http://schemas.microsoft.com/office/word/2012/wordml" xmlns:w16cex="http://schemas.microsoft.com/office/word/2018/wordml/cex" xmlns:w16cid="http://schemas.microsoft.com/office/word/2016/wordml/cid" xmlns:w16="http://schemas.microsoft.com/office/word/2018/wordml" xmlns:w16sdtdh="http://schemas.microsoft.com/office/word/2020/wordml/sdtdatahash" xmlns:w16se="http://schemas.microsoft.com/office/word/2015/wordml/symex" xmlns:wpg="http://schemas.microsoft.com/office/word/2010/wordprocessingGroup" xmlns:wpi="http://schemas.microsoft.com/office/word/2010/wordprocessingInk" xmlns:wne="http://schemas.microsoft.com/office/word/2006/wordml" xmlns:wps="http://schemas.microsoft.com/office/word/2010/wordprocessingShape" mc:Ignorable="w14 w15 w16se w16cid w16 w16cex w16sdtdh wp14">
+<w:hdr xmlns:wpc="http://schemas.microsoft.com/office/word/2010/wordprocessingCanvas" xmlns:mc="http://schemas.openxmlformats.org/markup-compatibility/2006" xmlns:o="urn:schemas-microsoft-com:office:office" xmlns:r="http://schemas.openxmlformats.org/officeDocument/2006/relationships" xmlns:m="http://schemas.openxmlformats.org/officeDocument/2006/math" xmlns:v="urn:schemas-microsoft-com:vml" xmlns:wp14="http://schemas.microsoft.com/office/word/2010/wordprocessingDrawing" xmlns:wp="http://schemas.openxmlformats.org/drawingml/2006/wordprocessingDrawing" xmlns:w10="urn:schemas-microsoft-com:office:word" xmlns:w="http://schemas.openxmlformats.org/wordprocessingml/2006/main" xmlns:w14="http://schemas.microsoft.com/office/word/2010/wordml" xmlns:w15="http://schemas.microsoft.com/office/word/2012/wordml" xmlns:wpg="http://schemas.microsoft.com/office/word/2010/wordprocessingGroup" xmlns:wpi="http://schemas.microsoft.com/office/word/2010/wordprocessingInk" xmlns:wne="http://schemas.microsoft.com/office/word/2006/wordml" xmlns:wps="http://schemas.microsoft.com/office/word/2010/wordprocessingShape" xmlns:wpsCustomData="http://www.wps.cn/officeDocument/2013/wpsCustomData" mc:Ignorable="w14 w15 wp14">
   <w:p>
     <w:pPr>
-      <w:pStyle w:val="a8"/>
+      <w:pStyle w:val="6"/>
       <w:pBdr>
-        <w:bottom w:val="none" w:sz="0" w:space="1" w:color="auto"/>
+        <w:bottom w:val="none" w:color="auto" w:sz="0" w:space="1"/>
       </w:pBdr>
       <w:rPr>
         <w:rFonts w:hint="eastAsia"/>
@@ -6253,422 +7246,294 @@
 </file>
 
 <file path=word/styles.xml><?xml version="1.0" encoding="utf-8"?>
-<w:styles xmlns:mc="http://schemas.openxmlformats.org/markup-compatibility/2006" xmlns:r="http://schemas.openxmlformats.org/officeDocument/2006/relationships" xmlns:w="http://schemas.openxmlformats.org/wordprocessingml/2006/main" xmlns:w14="http://schemas.microsoft.com/office/word/2010/wordml" xmlns:w15="http://schemas.microsoft.com/office/word/2012/wordml" xmlns:w16cex="http://schemas.microsoft.com/office/word/2018/wordml/cex" xmlns:w16cid="http://schemas.microsoft.com/office/word/2016/wordml/cid" xmlns:w16="http://schemas.microsoft.com/office/word/2018/wordml" xmlns:w16sdtdh="http://schemas.microsoft.com/office/word/2020/wordml/sdtdatahash" xmlns:w16se="http://schemas.microsoft.com/office/word/2015/wordml/symex" mc:Ignorable="w14 w15 w16se w16cid w16 w16cex w16sdtdh">
+<w:styles xmlns:mc="http://schemas.openxmlformats.org/markup-compatibility/2006" xmlns:o="urn:schemas-microsoft-com:office:office" xmlns:r="http://schemas.openxmlformats.org/officeDocument/2006/relationships" xmlns:m="http://schemas.openxmlformats.org/officeDocument/2006/math" xmlns:v="urn:schemas-microsoft-com:vml" xmlns:w="http://schemas.openxmlformats.org/wordprocessingml/2006/main" xmlns:w14="http://schemas.microsoft.com/office/word/2010/wordml" xmlns:w10="urn:schemas-microsoft-com:office:word" xmlns:sl="http://schemas.openxmlformats.org/schemaLibrary/2006/main" xmlns:wpsCustomData="http://www.wps.cn/officeDocument/2013/wpsCustomData" mc:Ignorable="w14">
   <w:docDefaults>
     <w:rPrDefault>
       <w:rPr>
-        <w:rFonts w:asciiTheme="minorHAnsi" w:eastAsiaTheme="minorEastAsia" w:hAnsiTheme="minorHAnsi" w:cstheme="minorBidi"/>
-        <w:lang w:val="en-US" w:eastAsia="zh-CN" w:bidi="ar-SA"/>
+        <w:rFonts w:asciiTheme="minorHAnsi" w:hAnsiTheme="minorHAnsi" w:eastAsiaTheme="minorEastAsia" w:cstheme="minorBidi"/>
       </w:rPr>
     </w:rPrDefault>
     <w:pPrDefault/>
   </w:docDefaults>
-  <w:latentStyles w:defLockedState="0" w:defUIPriority="99" w:defSemiHidden="0" w:defUnhideWhenUsed="0" w:defQFormat="0" w:count="376">
-    <w:lsdException w:name="Normal" w:uiPriority="1" w:qFormat="1"/>
-    <w:lsdException w:name="heading 1" w:uiPriority="9" w:qFormat="1"/>
-    <w:lsdException w:name="heading 2" w:semiHidden="1" w:uiPriority="9" w:unhideWhenUsed="1" w:qFormat="1"/>
-    <w:lsdException w:name="heading 3" w:semiHidden="1" w:uiPriority="9" w:unhideWhenUsed="1" w:qFormat="1"/>
-    <w:lsdException w:name="heading 4" w:semiHidden="1" w:uiPriority="9" w:unhideWhenUsed="1" w:qFormat="1"/>
-    <w:lsdException w:name="heading 5" w:semiHidden="1" w:uiPriority="9" w:unhideWhenUsed="1" w:qFormat="1"/>
-    <w:lsdException w:name="heading 6" w:semiHidden="1" w:uiPriority="9" w:unhideWhenUsed="1" w:qFormat="1"/>
-    <w:lsdException w:name="heading 7" w:semiHidden="1" w:uiPriority="9" w:unhideWhenUsed="1" w:qFormat="1"/>
-    <w:lsdException w:name="heading 8" w:semiHidden="1" w:uiPriority="9" w:unhideWhenUsed="1" w:qFormat="1"/>
-    <w:lsdException w:name="heading 9" w:semiHidden="1" w:uiPriority="9" w:unhideWhenUsed="1" w:qFormat="1"/>
-    <w:lsdException w:name="index 1" w:semiHidden="1" w:unhideWhenUsed="1"/>
-    <w:lsdException w:name="index 2" w:semiHidden="1" w:unhideWhenUsed="1"/>
-    <w:lsdException w:name="index 3" w:semiHidden="1" w:unhideWhenUsed="1"/>
-    <w:lsdException w:name="index 4" w:semiHidden="1" w:unhideWhenUsed="1"/>
-    <w:lsdException w:name="index 5" w:semiHidden="1" w:unhideWhenUsed="1"/>
-    <w:lsdException w:name="index 6" w:semiHidden="1" w:unhideWhenUsed="1"/>
-    <w:lsdException w:name="index 7" w:semiHidden="1" w:unhideWhenUsed="1"/>
-    <w:lsdException w:name="index 8" w:semiHidden="1" w:unhideWhenUsed="1"/>
-    <w:lsdException w:name="index 9" w:semiHidden="1" w:unhideWhenUsed="1"/>
-    <w:lsdException w:name="toc 1" w:semiHidden="1" w:uiPriority="39" w:unhideWhenUsed="1"/>
-    <w:lsdException w:name="toc 2" w:semiHidden="1" w:uiPriority="39" w:unhideWhenUsed="1"/>
-    <w:lsdException w:name="toc 3" w:semiHidden="1" w:uiPriority="39" w:unhideWhenUsed="1"/>
-    <w:lsdException w:name="toc 4" w:semiHidden="1" w:uiPriority="39" w:unhideWhenUsed="1"/>
-    <w:lsdException w:name="toc 5" w:semiHidden="1" w:uiPriority="39" w:unhideWhenUsed="1"/>
-    <w:lsdException w:name="toc 6" w:semiHidden="1" w:uiPriority="39" w:unhideWhenUsed="1"/>
-    <w:lsdException w:name="toc 7" w:semiHidden="1" w:uiPriority="39" w:unhideWhenUsed="1"/>
-    <w:lsdException w:name="toc 8" w:semiHidden="1" w:uiPriority="39" w:unhideWhenUsed="1"/>
-    <w:lsdException w:name="toc 9" w:semiHidden="1" w:uiPriority="39" w:unhideWhenUsed="1"/>
-    <w:lsdException w:name="Normal Indent" w:semiHidden="1" w:unhideWhenUsed="1"/>
-    <w:lsdException w:name="footnote text" w:semiHidden="1" w:unhideWhenUsed="1"/>
-    <w:lsdException w:name="annotation text" w:semiHidden="1" w:unhideWhenUsed="1"/>
-    <w:lsdException w:name="header" w:unhideWhenUsed="1" w:qFormat="1"/>
-    <w:lsdException w:name="footer" w:unhideWhenUsed="1" w:qFormat="1"/>
-    <w:lsdException w:name="index heading" w:semiHidden="1" w:unhideWhenUsed="1"/>
-    <w:lsdException w:name="caption" w:semiHidden="1" w:uiPriority="35" w:unhideWhenUsed="1" w:qFormat="1"/>
-    <w:lsdException w:name="table of figures" w:semiHidden="1" w:unhideWhenUsed="1"/>
-    <w:lsdException w:name="envelope address" w:semiHidden="1" w:unhideWhenUsed="1"/>
-    <w:lsdException w:name="envelope return" w:semiHidden="1" w:unhideWhenUsed="1"/>
-    <w:lsdException w:name="footnote reference" w:semiHidden="1" w:unhideWhenUsed="1"/>
-    <w:lsdException w:name="annotation reference" w:semiHidden="1" w:unhideWhenUsed="1"/>
-    <w:lsdException w:name="line number" w:semiHidden="1" w:unhideWhenUsed="1"/>
-    <w:lsdException w:name="page number" w:uiPriority="0" w:qFormat="1"/>
-    <w:lsdException w:name="endnote reference" w:semiHidden="1" w:unhideWhenUsed="1"/>
-    <w:lsdException w:name="endnote text" w:semiHidden="1" w:unhideWhenUsed="1"/>
-    <w:lsdException w:name="table of authorities" w:semiHidden="1" w:unhideWhenUsed="1"/>
-    <w:lsdException w:name="macro" w:semiHidden="1" w:unhideWhenUsed="1"/>
-    <w:lsdException w:name="toa heading" w:semiHidden="1" w:unhideWhenUsed="1"/>
-    <w:lsdException w:name="List" w:semiHidden="1" w:unhideWhenUsed="1"/>
-    <w:lsdException w:name="List Bullet" w:semiHidden="1" w:unhideWhenUsed="1"/>
-    <w:lsdException w:name="List Number" w:semiHidden="1" w:unhideWhenUsed="1"/>
-    <w:lsdException w:name="List 2" w:semiHidden="1" w:unhideWhenUsed="1"/>
-    <w:lsdException w:name="List 3" w:semiHidden="1" w:unhideWhenUsed="1"/>
-    <w:lsdException w:name="List 4" w:semiHidden="1" w:unhideWhenUsed="1"/>
-    <w:lsdException w:name="List 5" w:semiHidden="1" w:unhideWhenUsed="1"/>
-    <w:lsdException w:name="List Bullet 2" w:semiHidden="1" w:unhideWhenUsed="1"/>
-    <w:lsdException w:name="List Bullet 3" w:semiHidden="1" w:unhideWhenUsed="1"/>
-    <w:lsdException w:name="List Bullet 4" w:semiHidden="1" w:unhideWhenUsed="1"/>
-    <w:lsdException w:name="List Bullet 5" w:semiHidden="1" w:unhideWhenUsed="1"/>
-    <w:lsdException w:name="List Number 2" w:semiHidden="1" w:unhideWhenUsed="1"/>
-    <w:lsdException w:name="List Number 3" w:semiHidden="1" w:unhideWhenUsed="1"/>
-    <w:lsdException w:name="List Number 4" w:semiHidden="1" w:unhideWhenUsed="1"/>
-    <w:lsdException w:name="List Number 5" w:semiHidden="1" w:unhideWhenUsed="1"/>
-    <w:lsdException w:name="Title" w:uiPriority="10" w:qFormat="1"/>
-    <w:lsdException w:name="Closing" w:semiHidden="1" w:unhideWhenUsed="1"/>
-    <w:lsdException w:name="Signature" w:semiHidden="1" w:unhideWhenUsed="1"/>
-    <w:lsdException w:name="Default Paragraph Font" w:uiPriority="1" w:unhideWhenUsed="1"/>
-    <w:lsdException w:name="Body Text" w:semiHidden="1" w:unhideWhenUsed="1"/>
-    <w:lsdException w:name="Body Text Indent" w:uiPriority="0" w:qFormat="1"/>
-    <w:lsdException w:name="List Continue" w:semiHidden="1" w:unhideWhenUsed="1"/>
-    <w:lsdException w:name="List Continue 2" w:semiHidden="1" w:unhideWhenUsed="1"/>
-    <w:lsdException w:name="List Continue 3" w:semiHidden="1" w:unhideWhenUsed="1"/>
-    <w:lsdException w:name="List Continue 4" w:semiHidden="1" w:unhideWhenUsed="1"/>
-    <w:lsdException w:name="List Continue 5" w:semiHidden="1" w:unhideWhenUsed="1"/>
-    <w:lsdException w:name="Message Header" w:semiHidden="1" w:unhideWhenUsed="1"/>
-    <w:lsdException w:name="Subtitle" w:uiPriority="11" w:qFormat="1"/>
-    <w:lsdException w:name="Salutation" w:semiHidden="1" w:unhideWhenUsed="1"/>
-    <w:lsdException w:name="Date" w:semiHidden="1" w:unhideWhenUsed="1"/>
-    <w:lsdException w:name="Body Text First Indent" w:semiHidden="1" w:unhideWhenUsed="1"/>
-    <w:lsdException w:name="Body Text First Indent 2" w:semiHidden="1" w:unhideWhenUsed="1"/>
-    <w:lsdException w:name="Note Heading" w:semiHidden="1" w:unhideWhenUsed="1"/>
-    <w:lsdException w:name="Body Text 2" w:semiHidden="1" w:unhideWhenUsed="1"/>
-    <w:lsdException w:name="Body Text 3" w:semiHidden="1" w:unhideWhenUsed="1"/>
-    <w:lsdException w:name="Body Text Indent 2" w:uiPriority="0" w:qFormat="1"/>
-    <w:lsdException w:name="Body Text Indent 3" w:semiHidden="1" w:unhideWhenUsed="1"/>
-    <w:lsdException w:name="Block Text" w:semiHidden="1" w:unhideWhenUsed="1"/>
-    <w:lsdException w:name="Hyperlink" w:semiHidden="1" w:unhideWhenUsed="1"/>
-    <w:lsdException w:name="FollowedHyperlink" w:semiHidden="1" w:unhideWhenUsed="1"/>
-    <w:lsdException w:name="Strong" w:uiPriority="22" w:qFormat="1"/>
-    <w:lsdException w:name="Emphasis" w:uiPriority="20" w:qFormat="1"/>
-    <w:lsdException w:name="Document Map" w:semiHidden="1" w:unhideWhenUsed="1"/>
-    <w:lsdException w:name="Plain Text" w:semiHidden="1" w:unhideWhenUsed="1"/>
-    <w:lsdException w:name="E-mail Signature" w:semiHidden="1" w:unhideWhenUsed="1"/>
-    <w:lsdException w:name="HTML Top of Form" w:semiHidden="1" w:unhideWhenUsed="1"/>
-    <w:lsdException w:name="HTML Bottom of Form" w:semiHidden="1" w:unhideWhenUsed="1"/>
-    <w:lsdException w:name="Normal (Web)" w:semiHidden="1" w:unhideWhenUsed="1"/>
-    <w:lsdException w:name="HTML Acronym" w:semiHidden="1" w:unhideWhenUsed="1"/>
-    <w:lsdException w:name="HTML Address" w:semiHidden="1" w:unhideWhenUsed="1"/>
-    <w:lsdException w:name="HTML Cite" w:semiHidden="1" w:unhideWhenUsed="1"/>
-    <w:lsdException w:name="HTML Code" w:semiHidden="1" w:unhideWhenUsed="1"/>
-    <w:lsdException w:name="HTML Definition" w:semiHidden="1" w:unhideWhenUsed="1"/>
-    <w:lsdException w:name="HTML Keyboard" w:semiHidden="1" w:unhideWhenUsed="1"/>
-    <w:lsdException w:name="HTML Preformatted" w:semiHidden="1" w:unhideWhenUsed="1"/>
-    <w:lsdException w:name="HTML Sample" w:semiHidden="1" w:unhideWhenUsed="1"/>
-    <w:lsdException w:name="HTML Typewriter" w:semiHidden="1" w:unhideWhenUsed="1"/>
-    <w:lsdException w:name="HTML Variable" w:semiHidden="1" w:unhideWhenUsed="1"/>
-    <w:lsdException w:name="Normal Table" w:semiHidden="1" w:unhideWhenUsed="1"/>
-    <w:lsdException w:name="annotation subject" w:semiHidden="1" w:unhideWhenUsed="1"/>
-    <w:lsdException w:name="No List" w:semiHidden="1" w:unhideWhenUsed="1"/>
-    <w:lsdException w:name="Outline List 1" w:semiHidden="1" w:unhideWhenUsed="1"/>
-    <w:lsdException w:name="Outline List 2" w:semiHidden="1" w:unhideWhenUsed="1"/>
-    <w:lsdException w:name="Outline List 3" w:semiHidden="1" w:unhideWhenUsed="1"/>
-    <w:lsdException w:name="Table Simple 1" w:semiHidden="1" w:unhideWhenUsed="1"/>
-    <w:lsdException w:name="Table Simple 2" w:semiHidden="1" w:unhideWhenUsed="1"/>
-    <w:lsdException w:name="Table Simple 3" w:semiHidden="1" w:unhideWhenUsed="1"/>
-    <w:lsdException w:name="Table Classic 1" w:semiHidden="1" w:unhideWhenUsed="1"/>
-    <w:lsdException w:name="Table Classic 2" w:semiHidden="1" w:unhideWhenUsed="1"/>
-    <w:lsdException w:name="Table Classic 3" w:semiHidden="1" w:unhideWhenUsed="1"/>
-    <w:lsdException w:name="Table Classic 4" w:semiHidden="1" w:unhideWhenUsed="1"/>
-    <w:lsdException w:name="Table Colorful 1" w:semiHidden="1" w:unhideWhenUsed="1"/>
-    <w:lsdException w:name="Table Colorful 2" w:semiHidden="1" w:unhideWhenUsed="1"/>
-    <w:lsdException w:name="Table Colorful 3" w:semiHidden="1" w:unhideWhenUsed="1"/>
-    <w:lsdException w:name="Table Columns 1" w:semiHidden="1" w:unhideWhenUsed="1"/>
-    <w:lsdException w:name="Table Columns 2" w:semiHidden="1" w:unhideWhenUsed="1"/>
-    <w:lsdException w:name="Table Columns 3" w:semiHidden="1" w:unhideWhenUsed="1"/>
-    <w:lsdException w:name="Table Columns 4" w:semiHidden="1" w:unhideWhenUsed="1"/>
-    <w:lsdException w:name="Table Columns 5" w:semiHidden="1" w:unhideWhenUsed="1"/>
-    <w:lsdException w:name="Table Grid 1" w:semiHidden="1" w:unhideWhenUsed="1"/>
-    <w:lsdException w:name="Table Grid 2" w:semiHidden="1" w:unhideWhenUsed="1"/>
-    <w:lsdException w:name="Table Grid 3" w:semiHidden="1" w:unhideWhenUsed="1"/>
-    <w:lsdException w:name="Table Grid 4" w:semiHidden="1" w:unhideWhenUsed="1"/>
-    <w:lsdException w:name="Table Grid 5" w:semiHidden="1" w:unhideWhenUsed="1"/>
-    <w:lsdException w:name="Table Grid 6" w:semiHidden="1" w:unhideWhenUsed="1"/>
-    <w:lsdException w:name="Table Grid 7" w:semiHidden="1" w:unhideWhenUsed="1"/>
-    <w:lsdException w:name="Table Grid 8" w:semiHidden="1" w:unhideWhenUsed="1"/>
-    <w:lsdException w:name="Table List 1" w:semiHidden="1" w:unhideWhenUsed="1"/>
-    <w:lsdException w:name="Table List 2" w:semiHidden="1" w:unhideWhenUsed="1"/>
-    <w:lsdException w:name="Table List 3" w:semiHidden="1" w:unhideWhenUsed="1"/>
-    <w:lsdException w:name="Table List 4" w:semiHidden="1" w:unhideWhenUsed="1"/>
-    <w:lsdException w:name="Table List 5" w:semiHidden="1" w:unhideWhenUsed="1"/>
-    <w:lsdException w:name="Table List 6" w:semiHidden="1" w:unhideWhenUsed="1"/>
-    <w:lsdException w:name="Table List 7" w:semiHidden="1" w:unhideWhenUsed="1"/>
-    <w:lsdException w:name="Table List 8" w:semiHidden="1" w:unhideWhenUsed="1"/>
-    <w:lsdException w:name="Table 3D effects 1" w:semiHidden="1" w:unhideWhenUsed="1"/>
-    <w:lsdException w:name="Table 3D effects 2" w:semiHidden="1" w:unhideWhenUsed="1"/>
-    <w:lsdException w:name="Table 3D effects 3" w:semiHidden="1" w:unhideWhenUsed="1"/>
-    <w:lsdException w:name="Table Contemporary" w:semiHidden="1" w:unhideWhenUsed="1"/>
-    <w:lsdException w:name="Table Elegant" w:semiHidden="1" w:unhideWhenUsed="1"/>
-    <w:lsdException w:name="Table Professional" w:semiHidden="1" w:unhideWhenUsed="1"/>
-    <w:lsdException w:name="Table Subtle 1" w:semiHidden="1" w:unhideWhenUsed="1"/>
-    <w:lsdException w:name="Table Subtle 2" w:semiHidden="1" w:unhideWhenUsed="1"/>
-    <w:lsdException w:name="Table Web 1" w:semiHidden="1" w:unhideWhenUsed="1"/>
-    <w:lsdException w:name="Table Web 2" w:semiHidden="1" w:unhideWhenUsed="1"/>
-    <w:lsdException w:name="Table Web 3" w:semiHidden="1" w:unhideWhenUsed="1"/>
-    <w:lsdException w:name="Balloon Text" w:semiHidden="1" w:unhideWhenUsed="1" w:qFormat="1"/>
-    <w:lsdException w:name="Table Grid" w:uiPriority="0" w:qFormat="1"/>
-    <w:lsdException w:name="Table Theme" w:semiHidden="1" w:unhideWhenUsed="1"/>
-    <w:lsdException w:name="Placeholder Text" w:semiHidden="1" w:unhideWhenUsed="1"/>
-    <w:lsdException w:name="No Spacing" w:semiHidden="1" w:unhideWhenUsed="1"/>
-    <w:lsdException w:name="Light Shading" w:uiPriority="60"/>
-    <w:lsdException w:name="Light List" w:uiPriority="61"/>
-    <w:lsdException w:name="Light Grid" w:uiPriority="62"/>
-    <w:lsdException w:name="Medium Shading 1" w:uiPriority="63"/>
-    <w:lsdException w:name="Medium Shading 2" w:uiPriority="64"/>
-    <w:lsdException w:name="Medium List 1" w:uiPriority="65"/>
-    <w:lsdException w:name="Medium List 2" w:uiPriority="66"/>
-    <w:lsdException w:name="Medium Grid 1" w:uiPriority="67"/>
-    <w:lsdException w:name="Medium Grid 2" w:uiPriority="68"/>
-    <w:lsdException w:name="Medium Grid 3" w:uiPriority="69"/>
-    <w:lsdException w:name="Dark List" w:uiPriority="70"/>
-    <w:lsdException w:name="Colorful Shading" w:uiPriority="71"/>
-    <w:lsdException w:name="Colorful List" w:uiPriority="72"/>
-    <w:lsdException w:name="Colorful Grid" w:uiPriority="73"/>
-    <w:lsdException w:name="Light Shading Accent 1" w:uiPriority="60"/>
-    <w:lsdException w:name="Light List Accent 1" w:uiPriority="61"/>
-    <w:lsdException w:name="Light Grid Accent 1" w:uiPriority="62"/>
-    <w:lsdException w:name="Medium Shading 1 Accent 1" w:uiPriority="63"/>
-    <w:lsdException w:name="Medium Shading 2 Accent 1" w:uiPriority="64"/>
-    <w:lsdException w:name="Medium List 1 Accent 1" w:uiPriority="65"/>
-    <w:lsdException w:name="Revision" w:semiHidden="1" w:unhideWhenUsed="1"/>
-    <w:lsdException w:name="List Paragraph" w:uiPriority="1" w:qFormat="1"/>
-    <w:lsdException w:name="Quote" w:semiHidden="1" w:unhideWhenUsed="1"/>
-    <w:lsdException w:name="Intense Quote" w:semiHidden="1" w:unhideWhenUsed="1"/>
-    <w:lsdException w:name="Medium List 2 Accent 1" w:uiPriority="66"/>
-    <w:lsdException w:name="Medium Grid 1 Accent 1" w:uiPriority="67"/>
-    <w:lsdException w:name="Medium Grid 2 Accent 1" w:uiPriority="68"/>
-    <w:lsdException w:name="Medium Grid 3 Accent 1" w:uiPriority="69"/>
-    <w:lsdException w:name="Dark List Accent 1" w:uiPriority="70"/>
-    <w:lsdException w:name="Colorful Shading Accent 1" w:uiPriority="71"/>
-    <w:lsdException w:name="Colorful List Accent 1" w:uiPriority="72"/>
-    <w:lsdException w:name="Colorful Grid Accent 1" w:uiPriority="73"/>
-    <w:lsdException w:name="Light Shading Accent 2" w:uiPriority="60"/>
-    <w:lsdException w:name="Light List Accent 2" w:uiPriority="61"/>
-    <w:lsdException w:name="Light Grid Accent 2" w:uiPriority="62"/>
-    <w:lsdException w:name="Medium Shading 1 Accent 2" w:uiPriority="63"/>
-    <w:lsdException w:name="Medium Shading 2 Accent 2" w:uiPriority="64"/>
-    <w:lsdException w:name="Medium List 1 Accent 2" w:uiPriority="65"/>
-    <w:lsdException w:name="Medium List 2 Accent 2" w:uiPriority="66"/>
-    <w:lsdException w:name="Medium Grid 1 Accent 2" w:uiPriority="67"/>
-    <w:lsdException w:name="Medium Grid 2 Accent 2" w:uiPriority="68"/>
-    <w:lsdException w:name="Medium Grid 3 Accent 2" w:uiPriority="69"/>
-    <w:lsdException w:name="Dark List Accent 2" w:uiPriority="70"/>
-    <w:lsdException w:name="Colorful Shading Accent 2" w:uiPriority="71"/>
-    <w:lsdException w:name="Colorful List Accent 2" w:uiPriority="72"/>
-    <w:lsdException w:name="Colorful Grid Accent 2" w:uiPriority="73"/>
-    <w:lsdException w:name="Light Shading Accent 3" w:uiPriority="60"/>
-    <w:lsdException w:name="Light List Accent 3" w:uiPriority="61"/>
-    <w:lsdException w:name="Light Grid Accent 3" w:uiPriority="62"/>
-    <w:lsdException w:name="Medium Shading 1 Accent 3" w:uiPriority="63"/>
-    <w:lsdException w:name="Medium Shading 2 Accent 3" w:uiPriority="64"/>
-    <w:lsdException w:name="Medium List 1 Accent 3" w:uiPriority="65"/>
-    <w:lsdException w:name="Medium List 2 Accent 3" w:uiPriority="66"/>
-    <w:lsdException w:name="Medium Grid 1 Accent 3" w:uiPriority="67"/>
-    <w:lsdException w:name="Medium Grid 2 Accent 3" w:uiPriority="68"/>
-    <w:lsdException w:name="Medium Grid 3 Accent 3" w:uiPriority="69"/>
-    <w:lsdException w:name="Dark List Accent 3" w:uiPriority="70"/>
-    <w:lsdException w:name="Colorful Shading Accent 3" w:uiPriority="71"/>
-    <w:lsdException w:name="Colorful List Accent 3" w:uiPriority="72"/>
-    <w:lsdException w:name="Colorful Grid Accent 3" w:uiPriority="73"/>
-    <w:lsdException w:name="Light Shading Accent 4" w:uiPriority="60"/>
-    <w:lsdException w:name="Light List Accent 4" w:uiPriority="61"/>
-    <w:lsdException w:name="Light Grid Accent 4" w:uiPriority="62"/>
-    <w:lsdException w:name="Medium Shading 1 Accent 4" w:uiPriority="63"/>
-    <w:lsdException w:name="Medium Shading 2 Accent 4" w:uiPriority="64"/>
-    <w:lsdException w:name="Medium List 1 Accent 4" w:uiPriority="65"/>
-    <w:lsdException w:name="Medium List 2 Accent 4" w:uiPriority="66"/>
-    <w:lsdException w:name="Medium Grid 1 Accent 4" w:uiPriority="67"/>
-    <w:lsdException w:name="Medium Grid 2 Accent 4" w:uiPriority="68"/>
-    <w:lsdException w:name="Medium Grid 3 Accent 4" w:uiPriority="69"/>
-    <w:lsdException w:name="Dark List Accent 4" w:uiPriority="70"/>
-    <w:lsdException w:name="Colorful Shading Accent 4" w:uiPriority="71"/>
-    <w:lsdException w:name="Colorful List Accent 4" w:uiPriority="72"/>
-    <w:lsdException w:name="Colorful Grid Accent 4" w:uiPriority="73"/>
-    <w:lsdException w:name="Light Shading Accent 5" w:uiPriority="60"/>
-    <w:lsdException w:name="Light List Accent 5" w:uiPriority="61"/>
-    <w:lsdException w:name="Light Grid Accent 5" w:uiPriority="62"/>
-    <w:lsdException w:name="Medium Shading 1 Accent 5" w:uiPriority="63"/>
-    <w:lsdException w:name="Medium Shading 2 Accent 5" w:uiPriority="64"/>
-    <w:lsdException w:name="Medium List 1 Accent 5" w:uiPriority="65"/>
-    <w:lsdException w:name="Medium List 2 Accent 5" w:uiPriority="66"/>
-    <w:lsdException w:name="Medium Grid 1 Accent 5" w:uiPriority="67"/>
-    <w:lsdException w:name="Medium Grid 2 Accent 5" w:uiPriority="68"/>
-    <w:lsdException w:name="Medium Grid 3 Accent 5" w:uiPriority="69"/>
-    <w:lsdException w:name="Dark List Accent 5" w:uiPriority="70"/>
-    <w:lsdException w:name="Colorful Shading Accent 5" w:uiPriority="71"/>
-    <w:lsdException w:name="Colorful List Accent 5" w:uiPriority="72"/>
-    <w:lsdException w:name="Colorful Grid Accent 5" w:uiPriority="73"/>
-    <w:lsdException w:name="Light Shading Accent 6" w:uiPriority="60"/>
-    <w:lsdException w:name="Light List Accent 6" w:uiPriority="61"/>
-    <w:lsdException w:name="Light Grid Accent 6" w:uiPriority="62"/>
-    <w:lsdException w:name="Medium Shading 1 Accent 6" w:uiPriority="63"/>
-    <w:lsdException w:name="Medium Shading 2 Accent 6" w:uiPriority="64"/>
-    <w:lsdException w:name="Medium List 1 Accent 6" w:uiPriority="65"/>
-    <w:lsdException w:name="Medium List 2 Accent 6" w:uiPriority="66"/>
-    <w:lsdException w:name="Medium Grid 1 Accent 6" w:uiPriority="67"/>
-    <w:lsdException w:name="Medium Grid 2 Accent 6" w:uiPriority="68"/>
-    <w:lsdException w:name="Medium Grid 3 Accent 6" w:uiPriority="69"/>
-    <w:lsdException w:name="Dark List Accent 6" w:uiPriority="70"/>
-    <w:lsdException w:name="Colorful Shading Accent 6" w:uiPriority="71"/>
-    <w:lsdException w:name="Colorful List Accent 6" w:uiPriority="72"/>
-    <w:lsdException w:name="Colorful Grid Accent 6" w:uiPriority="73"/>
-    <w:lsdException w:name="Subtle Emphasis" w:uiPriority="19" w:qFormat="1"/>
-    <w:lsdException w:name="Intense Emphasis" w:uiPriority="21" w:qFormat="1"/>
-    <w:lsdException w:name="Subtle Reference" w:uiPriority="31" w:qFormat="1"/>
-    <w:lsdException w:name="Intense Reference" w:uiPriority="32" w:qFormat="1"/>
-    <w:lsdException w:name="Book Title" w:uiPriority="33" w:qFormat="1"/>
-    <w:lsdException w:name="Bibliography" w:semiHidden="1" w:uiPriority="37" w:unhideWhenUsed="1"/>
-    <w:lsdException w:name="TOC Heading" w:semiHidden="1" w:uiPriority="39" w:unhideWhenUsed="1" w:qFormat="1"/>
-    <w:lsdException w:name="Plain Table 1" w:uiPriority="41"/>
-    <w:lsdException w:name="Plain Table 2" w:uiPriority="42"/>
-    <w:lsdException w:name="Plain Table 3" w:uiPriority="43"/>
-    <w:lsdException w:name="Plain Table 4" w:uiPriority="44"/>
-    <w:lsdException w:name="Plain Table 5" w:uiPriority="45"/>
-    <w:lsdException w:name="Grid Table Light" w:uiPriority="40"/>
-    <w:lsdException w:name="Grid Table 1 Light" w:uiPriority="46"/>
-    <w:lsdException w:name="Grid Table 2" w:uiPriority="47"/>
-    <w:lsdException w:name="Grid Table 3" w:uiPriority="48"/>
-    <w:lsdException w:name="Grid Table 4" w:uiPriority="49"/>
-    <w:lsdException w:name="Grid Table 5 Dark" w:uiPriority="50"/>
-    <w:lsdException w:name="Grid Table 6 Colorful" w:uiPriority="51"/>
-    <w:lsdException w:name="Grid Table 7 Colorful" w:uiPriority="52"/>
-    <w:lsdException w:name="Grid Table 1 Light Accent 1" w:uiPriority="46"/>
-    <w:lsdException w:name="Grid Table 2 Accent 1" w:uiPriority="47"/>
-    <w:lsdException w:name="Grid Table 3 Accent 1" w:uiPriority="48"/>
-    <w:lsdException w:name="Grid Table 4 Accent 1" w:uiPriority="49"/>
-    <w:lsdException w:name="Grid Table 5 Dark Accent 1" w:uiPriority="50"/>
-    <w:lsdException w:name="Grid Table 6 Colorful Accent 1" w:uiPriority="51"/>
-    <w:lsdException w:name="Grid Table 7 Colorful Accent 1" w:uiPriority="52"/>
-    <w:lsdException w:name="Grid Table 1 Light Accent 2" w:uiPriority="46"/>
-    <w:lsdException w:name="Grid Table 2 Accent 2" w:uiPriority="47"/>
-    <w:lsdException w:name="Grid Table 3 Accent 2" w:uiPriority="48"/>
-    <w:lsdException w:name="Grid Table 4 Accent 2" w:uiPriority="49"/>
-    <w:lsdException w:name="Grid Table 5 Dark Accent 2" w:uiPriority="50"/>
-    <w:lsdException w:name="Grid Table 6 Colorful Accent 2" w:uiPriority="51"/>
-    <w:lsdException w:name="Grid Table 7 Colorful Accent 2" w:uiPriority="52"/>
-    <w:lsdException w:name="Grid Table 1 Light Accent 3" w:uiPriority="46"/>
-    <w:lsdException w:name="Grid Table 2 Accent 3" w:uiPriority="47"/>
-    <w:lsdException w:name="Grid Table 3 Accent 3" w:uiPriority="48"/>
-    <w:lsdException w:name="Grid Table 4 Accent 3" w:uiPriority="49"/>
-    <w:lsdException w:name="Grid Table 5 Dark Accent 3" w:uiPriority="50"/>
-    <w:lsdException w:name="Grid Table 6 Colorful Accent 3" w:uiPriority="51"/>
-    <w:lsdException w:name="Grid Table 7 Colorful Accent 3" w:uiPriority="52"/>
-    <w:lsdException w:name="Grid Table 1 Light Accent 4" w:uiPriority="46"/>
-    <w:lsdException w:name="Grid Table 2 Accent 4" w:uiPriority="47"/>
-    <w:lsdException w:name="Grid Table 3 Accent 4" w:uiPriority="48"/>
-    <w:lsdException w:name="Grid Table 4 Accent 4" w:uiPriority="49"/>
-    <w:lsdException w:name="Grid Table 5 Dark Accent 4" w:uiPriority="50"/>
-    <w:lsdException w:name="Grid Table 6 Colorful Accent 4" w:uiPriority="51"/>
-    <w:lsdException w:name="Grid Table 7 Colorful Accent 4" w:uiPriority="52"/>
-    <w:lsdException w:name="Grid Table 1 Light Accent 5" w:uiPriority="46"/>
-    <w:lsdException w:name="Grid Table 2 Accent 5" w:uiPriority="47"/>
-    <w:lsdException w:name="Grid Table 3 Accent 5" w:uiPriority="48"/>
-    <w:lsdException w:name="Grid Table 4 Accent 5" w:uiPriority="49"/>
-    <w:lsdException w:name="Grid Table 5 Dark Accent 5" w:uiPriority="50"/>
-    <w:lsdException w:name="Grid Table 6 Colorful Accent 5" w:uiPriority="51"/>
-    <w:lsdException w:name="Grid Table 7 Colorful Accent 5" w:uiPriority="52"/>
-    <w:lsdException w:name="Grid Table 1 Light Accent 6" w:uiPriority="46"/>
-    <w:lsdException w:name="Grid Table 2 Accent 6" w:uiPriority="47"/>
-    <w:lsdException w:name="Grid Table 3 Accent 6" w:uiPriority="48"/>
-    <w:lsdException w:name="Grid Table 4 Accent 6" w:uiPriority="49"/>
-    <w:lsdException w:name="Grid Table 5 Dark Accent 6" w:uiPriority="50"/>
-    <w:lsdException w:name="Grid Table 6 Colorful Accent 6" w:uiPriority="51"/>
-    <w:lsdException w:name="Grid Table 7 Colorful Accent 6" w:uiPriority="52"/>
-    <w:lsdException w:name="List Table 1 Light" w:uiPriority="46"/>
-    <w:lsdException w:name="List Table 2" w:uiPriority="47"/>
-    <w:lsdException w:name="List Table 3" w:uiPriority="48"/>
-    <w:lsdException w:name="List Table 4" w:uiPriority="49"/>
-    <w:lsdException w:name="List Table 5 Dark" w:uiPriority="50"/>
-    <w:lsdException w:name="List Table 6 Colorful" w:uiPriority="51"/>
-    <w:lsdException w:name="List Table 7 Colorful" w:uiPriority="52"/>
-    <w:lsdException w:name="List Table 1 Light Accent 1" w:uiPriority="46"/>
-    <w:lsdException w:name="List Table 2 Accent 1" w:uiPriority="47"/>
-    <w:lsdException w:name="List Table 3 Accent 1" w:uiPriority="48"/>
-    <w:lsdException w:name="List Table 4 Accent 1" w:uiPriority="49"/>
-    <w:lsdException w:name="List Table 5 Dark Accent 1" w:uiPriority="50"/>
-    <w:lsdException w:name="List Table 6 Colorful Accent 1" w:uiPriority="51"/>
-    <w:lsdException w:name="List Table 7 Colorful Accent 1" w:uiPriority="52"/>
-    <w:lsdException w:name="List Table 1 Light Accent 2" w:uiPriority="46"/>
-    <w:lsdException w:name="List Table 2 Accent 2" w:uiPriority="47"/>
-    <w:lsdException w:name="List Table 3 Accent 2" w:uiPriority="48"/>
-    <w:lsdException w:name="List Table 4 Accent 2" w:uiPriority="49"/>
-    <w:lsdException w:name="List Table 5 Dark Accent 2" w:uiPriority="50"/>
-    <w:lsdException w:name="List Table 6 Colorful Accent 2" w:uiPriority="51"/>
-    <w:lsdException w:name="List Table 7 Colorful Accent 2" w:uiPriority="52"/>
-    <w:lsdException w:name="List Table 1 Light Accent 3" w:uiPriority="46"/>
-    <w:lsdException w:name="List Table 2 Accent 3" w:uiPriority="47"/>
-    <w:lsdException w:name="List Table 3 Accent 3" w:uiPriority="48"/>
-    <w:lsdException w:name="List Table 4 Accent 3" w:uiPriority="49"/>
-    <w:lsdException w:name="List Table 5 Dark Accent 3" w:uiPriority="50"/>
-    <w:lsdException w:name="List Table 6 Colorful Accent 3" w:uiPriority="51"/>
-    <w:lsdException w:name="List Table 7 Colorful Accent 3" w:uiPriority="52"/>
-    <w:lsdException w:name="List Table 1 Light Accent 4" w:uiPriority="46"/>
-    <w:lsdException w:name="List Table 2 Accent 4" w:uiPriority="47"/>
-    <w:lsdException w:name="List Table 3 Accent 4" w:uiPriority="48"/>
-    <w:lsdException w:name="List Table 4 Accent 4" w:uiPriority="49"/>
-    <w:lsdException w:name="List Table 5 Dark Accent 4" w:uiPriority="50"/>
-    <w:lsdException w:name="List Table 6 Colorful Accent 4" w:uiPriority="51"/>
-    <w:lsdException w:name="List Table 7 Colorful Accent 4" w:uiPriority="52"/>
-    <w:lsdException w:name="List Table 1 Light Accent 5" w:uiPriority="46"/>
-    <w:lsdException w:name="List Table 2 Accent 5" w:uiPriority="47"/>
-    <w:lsdException w:name="List Table 3 Accent 5" w:uiPriority="48"/>
-    <w:lsdException w:name="List Table 4 Accent 5" w:uiPriority="49"/>
-    <w:lsdException w:name="List Table 5 Dark Accent 5" w:uiPriority="50"/>
-    <w:lsdException w:name="List Table 6 Colorful Accent 5" w:uiPriority="51"/>
-    <w:lsdException w:name="List Table 7 Colorful Accent 5" w:uiPriority="52"/>
-    <w:lsdException w:name="List Table 1 Light Accent 6" w:uiPriority="46"/>
-    <w:lsdException w:name="List Table 2 Accent 6" w:uiPriority="47"/>
-    <w:lsdException w:name="List Table 3 Accent 6" w:uiPriority="48"/>
-    <w:lsdException w:name="List Table 4 Accent 6" w:uiPriority="49"/>
-    <w:lsdException w:name="List Table 5 Dark Accent 6" w:uiPriority="50"/>
-    <w:lsdException w:name="List Table 6 Colorful Accent 6" w:uiPriority="51"/>
-    <w:lsdException w:name="List Table 7 Colorful Accent 6" w:uiPriority="52"/>
-    <w:lsdException w:name="Mention" w:semiHidden="1" w:unhideWhenUsed="1"/>
-    <w:lsdException w:name="Smart Hyperlink" w:semiHidden="1" w:unhideWhenUsed="1"/>
-    <w:lsdException w:name="Hashtag" w:semiHidden="1" w:unhideWhenUsed="1"/>
-    <w:lsdException w:name="Unresolved Mention" w:semiHidden="1" w:unhideWhenUsed="1"/>
-    <w:lsdException w:name="Smart Link" w:semiHidden="1" w:unhideWhenUsed="1"/>
+  <w:latentStyles w:count="260" w:defQFormat="0" w:defUnhideWhenUsed="1" w:defSemiHidden="1" w:defUIPriority="99" w:defLockedState="0">
+    <w:lsdException w:qFormat="1" w:unhideWhenUsed="0" w:uiPriority="1" w:semiHidden="0" w:name="Normal"/>
+    <w:lsdException w:qFormat="1" w:unhideWhenUsed="0" w:uiPriority="9" w:semiHidden="0" w:name="heading 1"/>
+    <w:lsdException w:qFormat="1" w:uiPriority="9" w:name="heading 2"/>
+    <w:lsdException w:qFormat="1" w:uiPriority="9" w:name="heading 3"/>
+    <w:lsdException w:qFormat="1" w:uiPriority="9" w:name="heading 4"/>
+    <w:lsdException w:qFormat="1" w:uiPriority="9" w:name="heading 5"/>
+    <w:lsdException w:qFormat="1" w:uiPriority="9" w:name="heading 6"/>
+    <w:lsdException w:qFormat="1" w:uiPriority="9" w:name="heading 7"/>
+    <w:lsdException w:qFormat="1" w:uiPriority="9" w:name="heading 8"/>
+    <w:lsdException w:qFormat="1" w:uiPriority="9" w:name="heading 9"/>
+    <w:lsdException w:uiPriority="99" w:name="index 1"/>
+    <w:lsdException w:uiPriority="99" w:name="index 2"/>
+    <w:lsdException w:uiPriority="99" w:name="index 3"/>
+    <w:lsdException w:uiPriority="99" w:name="index 4"/>
+    <w:lsdException w:uiPriority="99" w:name="index 5"/>
+    <w:lsdException w:uiPriority="99" w:name="index 6"/>
+    <w:lsdException w:uiPriority="99" w:name="index 7"/>
+    <w:lsdException w:uiPriority="99" w:name="index 8"/>
+    <w:lsdException w:uiPriority="99" w:name="index 9"/>
+    <w:lsdException w:uiPriority="39" w:name="toc 1"/>
+    <w:lsdException w:uiPriority="39" w:name="toc 2"/>
+    <w:lsdException w:uiPriority="39" w:name="toc 3"/>
+    <w:lsdException w:uiPriority="39" w:name="toc 4"/>
+    <w:lsdException w:uiPriority="39" w:name="toc 5"/>
+    <w:lsdException w:uiPriority="39" w:name="toc 6"/>
+    <w:lsdException w:uiPriority="39" w:name="toc 7"/>
+    <w:lsdException w:uiPriority="39" w:name="toc 8"/>
+    <w:lsdException w:uiPriority="39" w:name="toc 9"/>
+    <w:lsdException w:uiPriority="99" w:name="Normal Indent"/>
+    <w:lsdException w:uiPriority="99" w:name="footnote text"/>
+    <w:lsdException w:uiPriority="99" w:name="annotation text"/>
+    <w:lsdException w:qFormat="1" w:uiPriority="99" w:semiHidden="0" w:name="header"/>
+    <w:lsdException w:qFormat="1" w:uiPriority="99" w:semiHidden="0" w:name="footer"/>
+    <w:lsdException w:uiPriority="99" w:name="index heading"/>
+    <w:lsdException w:qFormat="1" w:uiPriority="35" w:name="caption"/>
+    <w:lsdException w:uiPriority="99" w:name="table of figures"/>
+    <w:lsdException w:uiPriority="99" w:name="envelope address"/>
+    <w:lsdException w:uiPriority="99" w:name="envelope return"/>
+    <w:lsdException w:uiPriority="99" w:name="footnote reference"/>
+    <w:lsdException w:uiPriority="99" w:name="annotation reference"/>
+    <w:lsdException w:uiPriority="99" w:name="line number"/>
+    <w:lsdException w:qFormat="1" w:unhideWhenUsed="0" w:uiPriority="0" w:semiHidden="0" w:name="page number"/>
+    <w:lsdException w:uiPriority="99" w:name="endnote reference"/>
+    <w:lsdException w:uiPriority="99" w:name="endnote text"/>
+    <w:lsdException w:uiPriority="99" w:name="table of authorities"/>
+    <w:lsdException w:uiPriority="99" w:name="macro"/>
+    <w:lsdException w:uiPriority="99" w:name="toa heading"/>
+    <w:lsdException w:uiPriority="99" w:name="List"/>
+    <w:lsdException w:uiPriority="99" w:name="List Bullet"/>
+    <w:lsdException w:uiPriority="99" w:name="List Number"/>
+    <w:lsdException w:uiPriority="99" w:name="List 2"/>
+    <w:lsdException w:uiPriority="99" w:name="List 3"/>
+    <w:lsdException w:uiPriority="99" w:name="List 4"/>
+    <w:lsdException w:uiPriority="99" w:name="List 5"/>
+    <w:lsdException w:uiPriority="99" w:name="List Bullet 2"/>
+    <w:lsdException w:uiPriority="99" w:name="List Bullet 3"/>
+    <w:lsdException w:uiPriority="99" w:name="List Bullet 4"/>
+    <w:lsdException w:uiPriority="99" w:name="List Bullet 5"/>
+    <w:lsdException w:uiPriority="99" w:name="List Number 2"/>
+    <w:lsdException w:uiPriority="99" w:name="List Number 3"/>
+    <w:lsdException w:uiPriority="99" w:name="List Number 4"/>
+    <w:lsdException w:uiPriority="99" w:name="List Number 5"/>
+    <w:lsdException w:qFormat="1" w:unhideWhenUsed="0" w:uiPriority="10" w:semiHidden="0" w:name="Title"/>
+    <w:lsdException w:uiPriority="99" w:name="Closing"/>
+    <w:lsdException w:uiPriority="99" w:name="Signature"/>
+    <w:lsdException w:uiPriority="1" w:name="Default Paragraph Font"/>
+    <w:lsdException w:uiPriority="99" w:name="Body Text"/>
+    <w:lsdException w:qFormat="1" w:unhideWhenUsed="0" w:uiPriority="0" w:semiHidden="0" w:name="Body Text Indent"/>
+    <w:lsdException w:uiPriority="99" w:name="List Continue"/>
+    <w:lsdException w:uiPriority="99" w:name="List Continue 2"/>
+    <w:lsdException w:uiPriority="99" w:name="List Continue 3"/>
+    <w:lsdException w:uiPriority="99" w:name="List Continue 4"/>
+    <w:lsdException w:uiPriority="99" w:name="List Continue 5"/>
+    <w:lsdException w:uiPriority="99" w:name="Message Header"/>
+    <w:lsdException w:qFormat="1" w:unhideWhenUsed="0" w:uiPriority="11" w:semiHidden="0" w:name="Subtitle"/>
+    <w:lsdException w:uiPriority="99" w:name="Salutation"/>
+    <w:lsdException w:uiPriority="99" w:name="Date"/>
+    <w:lsdException w:uiPriority="99" w:name="Body Text First Indent"/>
+    <w:lsdException w:uiPriority="99" w:name="Body Text First Indent 2"/>
+    <w:lsdException w:uiPriority="99" w:name="Note Heading"/>
+    <w:lsdException w:uiPriority="99" w:name="Body Text 2"/>
+    <w:lsdException w:uiPriority="99" w:name="Body Text 3"/>
+    <w:lsdException w:qFormat="1" w:unhideWhenUsed="0" w:uiPriority="0" w:semiHidden="0" w:name="Body Text Indent 2"/>
+    <w:lsdException w:uiPriority="99" w:name="Body Text Indent 3"/>
+    <w:lsdException w:uiPriority="99" w:name="Block Text"/>
+    <w:lsdException w:uiPriority="99" w:name="Hyperlink"/>
+    <w:lsdException w:uiPriority="99" w:name="FollowedHyperlink"/>
+    <w:lsdException w:qFormat="1" w:unhideWhenUsed="0" w:uiPriority="22" w:semiHidden="0" w:name="Strong"/>
+    <w:lsdException w:qFormat="1" w:unhideWhenUsed="0" w:uiPriority="20" w:semiHidden="0" w:name="Emphasis"/>
+    <w:lsdException w:uiPriority="99" w:name="Document Map"/>
+    <w:lsdException w:uiPriority="99" w:name="Plain Text"/>
+    <w:lsdException w:uiPriority="99" w:name="E-mail Signature"/>
+    <w:lsdException w:uiPriority="99" w:name="Normal (Web)"/>
+    <w:lsdException w:uiPriority="99" w:name="HTML Acronym"/>
+    <w:lsdException w:uiPriority="99" w:name="HTML Address"/>
+    <w:lsdException w:uiPriority="99" w:name="HTML Cite"/>
+    <w:lsdException w:uiPriority="99" w:name="HTML Code"/>
+    <w:lsdException w:uiPriority="99" w:name="HTML Definition"/>
+    <w:lsdException w:uiPriority="99" w:name="HTML Keyboard"/>
+    <w:lsdException w:uiPriority="99" w:name="HTML Preformatted"/>
+    <w:lsdException w:uiPriority="99" w:name="HTML Sample"/>
+    <w:lsdException w:uiPriority="99" w:name="HTML Typewriter"/>
+    <w:lsdException w:uiPriority="99" w:name="HTML Variable"/>
+    <w:lsdException w:uiPriority="99" w:name="Normal Table"/>
+    <w:lsdException w:uiPriority="99" w:name="annotation subject"/>
+    <w:lsdException w:uiPriority="99" w:name="Table Simple 1"/>
+    <w:lsdException w:uiPriority="99" w:name="Table Simple 2"/>
+    <w:lsdException w:uiPriority="99" w:name="Table Simple 3"/>
+    <w:lsdException w:uiPriority="99" w:name="Table Classic 1"/>
+    <w:lsdException w:uiPriority="99" w:name="Table Classic 2"/>
+    <w:lsdException w:uiPriority="99" w:name="Table Classic 3"/>
+    <w:lsdException w:uiPriority="99" w:name="Table Classic 4"/>
+    <w:lsdException w:uiPriority="99" w:name="Table Colorful 1"/>
+    <w:lsdException w:uiPriority="99" w:name="Table Colorful 2"/>
+    <w:lsdException w:uiPriority="99" w:name="Table Colorful 3"/>
+    <w:lsdException w:uiPriority="99" w:name="Table Columns 1"/>
+    <w:lsdException w:uiPriority="99" w:name="Table Columns 2"/>
+    <w:lsdException w:uiPriority="99" w:name="Table Columns 3"/>
+    <w:lsdException w:uiPriority="99" w:name="Table Columns 4"/>
+    <w:lsdException w:uiPriority="99" w:name="Table Columns 5"/>
+    <w:lsdException w:uiPriority="99" w:name="Table Grid 1"/>
+    <w:lsdException w:uiPriority="99" w:name="Table Grid 2"/>
+    <w:lsdException w:uiPriority="99" w:name="Table Grid 3"/>
+    <w:lsdException w:uiPriority="99" w:name="Table Grid 4"/>
+    <w:lsdException w:uiPriority="99" w:name="Table Grid 5"/>
+    <w:lsdException w:uiPriority="99" w:name="Table Grid 6"/>
+    <w:lsdException w:uiPriority="99" w:name="Table Grid 7"/>
+    <w:lsdException w:uiPriority="99" w:name="Table Grid 8"/>
+    <w:lsdException w:uiPriority="99" w:name="Table List 1"/>
+    <w:lsdException w:uiPriority="99" w:name="Table List 2"/>
+    <w:lsdException w:uiPriority="99" w:name="Table List 3"/>
+    <w:lsdException w:uiPriority="99" w:name="Table List 4"/>
+    <w:lsdException w:uiPriority="99" w:name="Table List 5"/>
+    <w:lsdException w:uiPriority="99" w:name="Table List 6"/>
+    <w:lsdException w:uiPriority="99" w:name="Table List 7"/>
+    <w:lsdException w:uiPriority="99" w:name="Table List 8"/>
+    <w:lsdException w:uiPriority="99" w:name="Table 3D effects 1"/>
+    <w:lsdException w:uiPriority="99" w:name="Table 3D effects 2"/>
+    <w:lsdException w:uiPriority="99" w:name="Table 3D effects 3"/>
+    <w:lsdException w:uiPriority="99" w:name="Table Contemporary"/>
+    <w:lsdException w:uiPriority="99" w:name="Table Elegant"/>
+    <w:lsdException w:uiPriority="99" w:name="Table Professional"/>
+    <w:lsdException w:uiPriority="99" w:name="Table Subtle 1"/>
+    <w:lsdException w:uiPriority="99" w:name="Table Subtle 2"/>
+    <w:lsdException w:uiPriority="99" w:name="Table Web 1"/>
+    <w:lsdException w:uiPriority="99" w:name="Table Web 2"/>
+    <w:lsdException w:uiPriority="99" w:name="Table Web 3"/>
+    <w:lsdException w:qFormat="1" w:uiPriority="99" w:name="Balloon Text"/>
+    <w:lsdException w:qFormat="1" w:unhideWhenUsed="0" w:uiPriority="0" w:semiHidden="0" w:name="Table Grid"/>
+    <w:lsdException w:uiPriority="99" w:name="Table Theme"/>
+    <w:lsdException w:unhideWhenUsed="0" w:uiPriority="60" w:semiHidden="0" w:name="Light Shading"/>
+    <w:lsdException w:unhideWhenUsed="0" w:uiPriority="61" w:semiHidden="0" w:name="Light List"/>
+    <w:lsdException w:unhideWhenUsed="0" w:uiPriority="62" w:semiHidden="0" w:name="Light Grid"/>
+    <w:lsdException w:unhideWhenUsed="0" w:uiPriority="63" w:semiHidden="0" w:name="Medium Shading 1"/>
+    <w:lsdException w:unhideWhenUsed="0" w:uiPriority="64" w:semiHidden="0" w:name="Medium Shading 2"/>
+    <w:lsdException w:unhideWhenUsed="0" w:uiPriority="65" w:semiHidden="0" w:name="Medium List 1"/>
+    <w:lsdException w:unhideWhenUsed="0" w:uiPriority="66" w:semiHidden="0" w:name="Medium List 2"/>
+    <w:lsdException w:unhideWhenUsed="0" w:uiPriority="67" w:semiHidden="0" w:name="Medium Grid 1"/>
+    <w:lsdException w:unhideWhenUsed="0" w:uiPriority="68" w:semiHidden="0" w:name="Medium Grid 2"/>
+    <w:lsdException w:unhideWhenUsed="0" w:uiPriority="69" w:semiHidden="0" w:name="Medium Grid 3"/>
+    <w:lsdException w:unhideWhenUsed="0" w:uiPriority="70" w:semiHidden="0" w:name="Dark List"/>
+    <w:lsdException w:unhideWhenUsed="0" w:uiPriority="71" w:semiHidden="0" w:name="Colorful Shading"/>
+    <w:lsdException w:unhideWhenUsed="0" w:uiPriority="72" w:semiHidden="0" w:name="Colorful List"/>
+    <w:lsdException w:unhideWhenUsed="0" w:uiPriority="73" w:semiHidden="0" w:name="Colorful Grid"/>
+    <w:lsdException w:unhideWhenUsed="0" w:uiPriority="60" w:semiHidden="0" w:name="Light Shading Accent 1"/>
+    <w:lsdException w:unhideWhenUsed="0" w:uiPriority="61" w:semiHidden="0" w:name="Light List Accent 1"/>
+    <w:lsdException w:unhideWhenUsed="0" w:uiPriority="62" w:semiHidden="0" w:name="Light Grid Accent 1"/>
+    <w:lsdException w:unhideWhenUsed="0" w:uiPriority="63" w:semiHidden="0" w:name="Medium Shading 1 Accent 1"/>
+    <w:lsdException w:unhideWhenUsed="0" w:uiPriority="64" w:semiHidden="0" w:name="Medium Shading 2 Accent 1"/>
+    <w:lsdException w:unhideWhenUsed="0" w:uiPriority="65" w:semiHidden="0" w:name="Medium List 1 Accent 1"/>
+    <w:lsdException w:qFormat="1" w:unhideWhenUsed="0" w:uiPriority="1" w:semiHidden="0" w:name="List Paragraph"/>
+    <w:lsdException w:unhideWhenUsed="0" w:uiPriority="66" w:semiHidden="0" w:name="Medium List 2 Accent 1"/>
+    <w:lsdException w:unhideWhenUsed="0" w:uiPriority="67" w:semiHidden="0" w:name="Medium Grid 1 Accent 1"/>
+    <w:lsdException w:unhideWhenUsed="0" w:uiPriority="68" w:semiHidden="0" w:name="Medium Grid 2 Accent 1"/>
+    <w:lsdException w:unhideWhenUsed="0" w:uiPriority="69" w:semiHidden="0" w:name="Medium Grid 3 Accent 1"/>
+    <w:lsdException w:unhideWhenUsed="0" w:uiPriority="70" w:semiHidden="0" w:name="Dark List Accent 1"/>
+    <w:lsdException w:unhideWhenUsed="0" w:uiPriority="71" w:semiHidden="0" w:name="Colorful Shading Accent 1"/>
+    <w:lsdException w:unhideWhenUsed="0" w:uiPriority="72" w:semiHidden="0" w:name="Colorful List Accent 1"/>
+    <w:lsdException w:unhideWhenUsed="0" w:uiPriority="73" w:semiHidden="0" w:name="Colorful Grid Accent 1"/>
+    <w:lsdException w:unhideWhenUsed="0" w:uiPriority="60" w:semiHidden="0" w:name="Light Shading Accent 2"/>
+    <w:lsdException w:unhideWhenUsed="0" w:uiPriority="61" w:semiHidden="0" w:name="Light List Accent 2"/>
+    <w:lsdException w:unhideWhenUsed="0" w:uiPriority="62" w:semiHidden="0" w:name="Light Grid Accent 2"/>
+    <w:lsdException w:unhideWhenUsed="0" w:uiPriority="63" w:semiHidden="0" w:name="Medium Shading 1 Accent 2"/>
+    <w:lsdException w:unhideWhenUsed="0" w:uiPriority="64" w:semiHidden="0" w:name="Medium Shading 2 Accent 2"/>
+    <w:lsdException w:unhideWhenUsed="0" w:uiPriority="65" w:semiHidden="0" w:name="Medium List 1 Accent 2"/>
+    <w:lsdException w:unhideWhenUsed="0" w:uiPriority="66" w:semiHidden="0" w:name="Medium List 2 Accent 2"/>
+    <w:lsdException w:unhideWhenUsed="0" w:uiPriority="67" w:semiHidden="0" w:name="Medium Grid 1 Accent 2"/>
+    <w:lsdException w:unhideWhenUsed="0" w:uiPriority="68" w:semiHidden="0" w:name="Medium Grid 2 Accent 2"/>
+    <w:lsdException w:unhideWhenUsed="0" w:uiPriority="69" w:semiHidden="0" w:name="Medium Grid 3 Accent 2"/>
+    <w:lsdException w:unhideWhenUsed="0" w:uiPriority="70" w:semiHidden="0" w:name="Dark List Accent 2"/>
+    <w:lsdException w:unhideWhenUsed="0" w:uiPriority="71" w:semiHidden="0" w:name="Colorful Shading Accent 2"/>
+    <w:lsdException w:unhideWhenUsed="0" w:uiPriority="72" w:semiHidden="0" w:name="Colorful List Accent 2"/>
+    <w:lsdException w:unhideWhenUsed="0" w:uiPriority="73" w:semiHidden="0" w:name="Colorful Grid Accent 2"/>
+    <w:lsdException w:unhideWhenUsed="0" w:uiPriority="60" w:semiHidden="0" w:name="Light Shading Accent 3"/>
+    <w:lsdException w:unhideWhenUsed="0" w:uiPriority="61" w:semiHidden="0" w:name="Light List Accent 3"/>
+    <w:lsdException w:unhideWhenUsed="0" w:uiPriority="62" w:semiHidden="0" w:name="Light Grid Accent 3"/>
+    <w:lsdException w:unhideWhenUsed="0" w:uiPriority="63" w:semiHidden="0" w:name="Medium Shading 1 Accent 3"/>
+    <w:lsdException w:unhideWhenUsed="0" w:uiPriority="64" w:semiHidden="0" w:name="Medium Shading 2 Accent 3"/>
+    <w:lsdException w:unhideWhenUsed="0" w:uiPriority="65" w:semiHidden="0" w:name="Medium List 1 Accent 3"/>
+    <w:lsdException w:unhideWhenUsed="0" w:uiPriority="66" w:semiHidden="0" w:name="Medium List 2 Accent 3"/>
+    <w:lsdException w:unhideWhenUsed="0" w:uiPriority="67" w:semiHidden="0" w:name="Medium Grid 1 Accent 3"/>
+    <w:lsdException w:unhideWhenUsed="0" w:uiPriority="68" w:semiHidden="0" w:name="Medium Grid 2 Accent 3"/>
+    <w:lsdException w:unhideWhenUsed="0" w:uiPriority="69" w:semiHidden="0" w:name="Medium Grid 3 Accent 3"/>
+    <w:lsdException w:unhideWhenUsed="0" w:uiPriority="70" w:semiHidden="0" w:name="Dark List Accent 3"/>
+    <w:lsdException w:unhideWhenUsed="0" w:uiPriority="71" w:semiHidden="0" w:name="Colorful Shading Accent 3"/>
+    <w:lsdException w:unhideWhenUsed="0" w:uiPriority="72" w:semiHidden="0" w:name="Colorful List Accent 3"/>
+    <w:lsdException w:unhideWhenUsed="0" w:uiPriority="73" w:semiHidden="0" w:name="Colorful Grid Accent 3"/>
+    <w:lsdException w:unhideWhenUsed="0" w:uiPriority="60" w:semiHidden="0" w:name="Light Shading Accent 4"/>
+    <w:lsdException w:unhideWhenUsed="0" w:uiPriority="61" w:semiHidden="0" w:name="Light List Accent 4"/>
+    <w:lsdException w:unhideWhenUsed="0" w:uiPriority="62" w:semiHidden="0" w:name="Light Grid Accent 4"/>
+    <w:lsdException w:unhideWhenUsed="0" w:uiPriority="63" w:semiHidden="0" w:name="Medium Shading 1 Accent 4"/>
+    <w:lsdException w:unhideWhenUsed="0" w:uiPriority="64" w:semiHidden="0" w:name="Medium Shading 2 Accent 4"/>
+    <w:lsdException w:unhideWhenUsed="0" w:uiPriority="65" w:semiHidden="0" w:name="Medium List 1 Accent 4"/>
+    <w:lsdException w:unhideWhenUsed="0" w:uiPriority="66" w:semiHidden="0" w:name="Medium List 2 Accent 4"/>
+    <w:lsdException w:unhideWhenUsed="0" w:uiPriority="67" w:semiHidden="0" w:name="Medium Grid 1 Accent 4"/>
+    <w:lsdException w:unhideWhenUsed="0" w:uiPriority="68" w:semiHidden="0" w:name="Medium Grid 2 Accent 4"/>
+    <w:lsdException w:unhideWhenUsed="0" w:uiPriority="69" w:semiHidden="0" w:name="Medium Grid 3 Accent 4"/>
+    <w:lsdException w:unhideWhenUsed="0" w:uiPriority="70" w:semiHidden="0" w:name="Dark List Accent 4"/>
+    <w:lsdException w:unhideWhenUsed="0" w:uiPriority="71" w:semiHidden="0" w:name="Colorful Shading Accent 4"/>
+    <w:lsdException w:unhideWhenUsed="0" w:uiPriority="72" w:semiHidden="0" w:name="Colorful List Accent 4"/>
+    <w:lsdException w:unhideWhenUsed="0" w:uiPriority="73" w:semiHidden="0" w:name="Colorful Grid Accent 4"/>
+    <w:lsdException w:unhideWhenUsed="0" w:uiPriority="60" w:semiHidden="0" w:name="Light Shading Accent 5"/>
+    <w:lsdException w:unhideWhenUsed="0" w:uiPriority="61" w:semiHidden="0" w:name="Light List Accent 5"/>
+    <w:lsdException w:unhideWhenUsed="0" w:uiPriority="62" w:semiHidden="0" w:name="Light Grid Accent 5"/>
+    <w:lsdException w:unhideWhenUsed="0" w:uiPriority="63" w:semiHidden="0" w:name="Medium Shading 1 Accent 5"/>
+    <w:lsdException w:unhideWhenUsed="0" w:uiPriority="64" w:semiHidden="0" w:name="Medium Shading 2 Accent 5"/>
+    <w:lsdException w:unhideWhenUsed="0" w:uiPriority="65" w:semiHidden="0" w:name="Medium List 1 Accent 5"/>
+    <w:lsdException w:unhideWhenUsed="0" w:uiPriority="66" w:semiHidden="0" w:name="Medium List 2 Accent 5"/>
+    <w:lsdException w:unhideWhenUsed="0" w:uiPriority="67" w:semiHidden="0" w:name="Medium Grid 1 Accent 5"/>
+    <w:lsdException w:unhideWhenUsed="0" w:uiPriority="68" w:semiHidden="0" w:name="Medium Grid 2 Accent 5"/>
+    <w:lsdException w:unhideWhenUsed="0" w:uiPriority="69" w:semiHidden="0" w:name="Medium Grid 3 Accent 5"/>
+    <w:lsdException w:unhideWhenUsed="0" w:uiPriority="70" w:semiHidden="0" w:name="Dark List Accent 5"/>
+    <w:lsdException w:unhideWhenUsed="0" w:uiPriority="71" w:semiHidden="0" w:name="Colorful Shading Accent 5"/>
+    <w:lsdException w:unhideWhenUsed="0" w:uiPriority="72" w:semiHidden="0" w:name="Colorful List Accent 5"/>
+    <w:lsdException w:unhideWhenUsed="0" w:uiPriority="73" w:semiHidden="0" w:name="Colorful Grid Accent 5"/>
+    <w:lsdException w:unhideWhenUsed="0" w:uiPriority="60" w:semiHidden="0" w:name="Light Shading Accent 6"/>
+    <w:lsdException w:unhideWhenUsed="0" w:uiPriority="61" w:semiHidden="0" w:name="Light List Accent 6"/>
+    <w:lsdException w:unhideWhenUsed="0" w:uiPriority="62" w:semiHidden="0" w:name="Light Grid Accent 6"/>
+    <w:lsdException w:unhideWhenUsed="0" w:uiPriority="63" w:semiHidden="0" w:name="Medium Shading 1 Accent 6"/>
+    <w:lsdException w:unhideWhenUsed="0" w:uiPriority="64" w:semiHidden="0" w:name="Medium Shading 2 Accent 6"/>
+    <w:lsdException w:unhideWhenUsed="0" w:uiPriority="65" w:semiHidden="0" w:name="Medium List 1 Accent 6"/>
+    <w:lsdException w:unhideWhenUsed="0" w:uiPriority="66" w:semiHidden="0" w:name="Medium List 2 Accent 6"/>
+    <w:lsdException w:unhideWhenUsed="0" w:uiPriority="67" w:semiHidden="0" w:name="Medium Grid 1 Accent 6"/>
+    <w:lsdException w:unhideWhenUsed="0" w:uiPriority="68" w:semiHidden="0" w:name="Medium Grid 2 Accent 6"/>
+    <w:lsdException w:unhideWhenUsed="0" w:uiPriority="69" w:semiHidden="0" w:name="Medium Grid 3 Accent 6"/>
+    <w:lsdException w:unhideWhenUsed="0" w:uiPriority="70" w:semiHidden="0" w:name="Dark List Accent 6"/>
+    <w:lsdException w:unhideWhenUsed="0" w:uiPriority="71" w:semiHidden="0" w:name="Colorful Shading Accent 6"/>
+    <w:lsdException w:unhideWhenUsed="0" w:uiPriority="72" w:semiHidden="0" w:name="Colorful List Accent 6"/>
+    <w:lsdException w:unhideWhenUsed="0" w:uiPriority="73" w:semiHidden="0" w:name="Colorful Grid Accent 6"/>
   </w:latentStyles>
-  <w:style w:type="paragraph" w:default="1" w:styleId="a">
+  <w:style w:type="paragraph" w:default="1" w:styleId="1">
     <w:name w:val="Normal"/>
+    <w:qFormat/>
     <w:uiPriority w:val="1"/>
-    <w:qFormat/>
     <w:pPr>
       <w:widowControl w:val="0"/>
       <w:autoSpaceDE w:val="0"/>
       <w:autoSpaceDN w:val="0"/>
     </w:pPr>
     <w:rPr>
-      <w:rFonts w:ascii="宋体" w:eastAsia="宋体" w:hAnsi="宋体" w:cs="宋体"/>
+      <w:rFonts w:ascii="宋体" w:hAnsi="宋体" w:eastAsia="宋体" w:cs="宋体"/>
       <w:sz w:val="22"/>
       <w:szCs w:val="22"/>
+      <w:lang w:val="en-US" w:eastAsia="zh-CN" w:bidi="ar-SA"/>
     </w:rPr>
   </w:style>
-  <w:style w:type="character" w:default="1" w:styleId="a0">
+  <w:style w:type="character" w:default="1" w:styleId="9">
     <w:name w:val="Default Paragraph Font"/>
-    <w:uiPriority w:val="1"/>
     <w:semiHidden/>
     <w:unhideWhenUsed/>
+    <w:uiPriority w:val="1"/>
   </w:style>
-  <w:style w:type="table" w:default="1" w:styleId="a1">
+  <w:style w:type="table" w:default="1" w:styleId="7">
     <w:name w:val="Normal Table"/>
-    <w:uiPriority w:val="99"/>
     <w:semiHidden/>
     <w:unhideWhenUsed/>
+    <w:uiPriority w:val="99"/>
     <w:tblPr>
-      <w:tblInd w:w="0" w:type="dxa"/>
       <w:tblCellMar>
         <w:top w:w="0" w:type="dxa"/>
         <w:left w:w="108" w:type="dxa"/>
@@ -6677,30 +7542,26 @@
       </w:tblCellMar>
     </w:tblPr>
   </w:style>
-  <w:style w:type="numbering" w:default="1" w:styleId="a2">
-    <w:name w:val="No List"/>
-    <w:uiPriority w:val="99"/>
-    <w:semiHidden/>
-    <w:unhideWhenUsed/>
-  </w:style>
-  <w:style w:type="paragraph" w:styleId="a3">
+  <w:style w:type="paragraph" w:styleId="2">
     <w:name w:val="Body Text Indent"/>
-    <w:basedOn w:val="a"/>
+    <w:basedOn w:val="1"/>
     <w:qFormat/>
+    <w:uiPriority w:val="0"/>
     <w:pPr>
       <w:spacing w:after="120"/>
-      <w:ind w:leftChars="200" w:left="420"/>
+      <w:ind w:left="420" w:leftChars="200"/>
     </w:pPr>
   </w:style>
-  <w:style w:type="paragraph" w:styleId="2">
+  <w:style w:type="paragraph" w:styleId="3">
     <w:name w:val="Body Text Indent 2"/>
-    <w:basedOn w:val="a"/>
-    <w:link w:val="20"/>
+    <w:basedOn w:val="1"/>
+    <w:link w:val="17"/>
     <w:qFormat/>
+    <w:uiPriority w:val="0"/>
     <w:pPr>
       <w:autoSpaceDE/>
       <w:autoSpaceDN/>
-      <w:ind w:firstLineChars="200" w:firstLine="412"/>
+      <w:ind w:firstLine="412" w:firstLineChars="200"/>
       <w:jc w:val="both"/>
     </w:pPr>
     <w:rPr>
@@ -6712,26 +7573,26 @@
       <w:szCs w:val="20"/>
     </w:rPr>
   </w:style>
-  <w:style w:type="paragraph" w:styleId="a4">
+  <w:style w:type="paragraph" w:styleId="4">
     <w:name w:val="Balloon Text"/>
-    <w:basedOn w:val="a"/>
-    <w:link w:val="a5"/>
-    <w:uiPriority w:val="99"/>
+    <w:basedOn w:val="1"/>
+    <w:link w:val="14"/>
     <w:semiHidden/>
     <w:unhideWhenUsed/>
     <w:qFormat/>
+    <w:uiPriority w:val="99"/>
     <w:rPr>
       <w:sz w:val="18"/>
       <w:szCs w:val="18"/>
     </w:rPr>
   </w:style>
-  <w:style w:type="paragraph" w:styleId="a6">
+  <w:style w:type="paragraph" w:styleId="5">
     <w:name w:val="footer"/>
-    <w:basedOn w:val="a"/>
-    <w:link w:val="a7"/>
-    <w:uiPriority w:val="99"/>
+    <w:basedOn w:val="1"/>
+    <w:link w:val="16"/>
     <w:unhideWhenUsed/>
     <w:qFormat/>
+    <w:uiPriority w:val="99"/>
     <w:pPr>
       <w:tabs>
         <w:tab w:val="center" w:pos="4153"/>
@@ -6744,16 +7605,16 @@
       <w:szCs w:val="18"/>
     </w:rPr>
   </w:style>
-  <w:style w:type="paragraph" w:styleId="a8">
+  <w:style w:type="paragraph" w:styleId="6">
     <w:name w:val="header"/>
-    <w:basedOn w:val="a"/>
-    <w:link w:val="a9"/>
-    <w:uiPriority w:val="99"/>
+    <w:basedOn w:val="1"/>
+    <w:link w:val="15"/>
     <w:unhideWhenUsed/>
     <w:qFormat/>
+    <w:uiPriority w:val="99"/>
     <w:pPr>
       <w:pBdr>
-        <w:bottom w:val="single" w:sz="6" w:space="1" w:color="auto"/>
+        <w:bottom w:val="single" w:color="auto" w:sz="6" w:space="1"/>
       </w:pBdr>
       <w:tabs>
         <w:tab w:val="center" w:pos="4153"/>
@@ -6767,45 +7628,47 @@
       <w:szCs w:val="18"/>
     </w:rPr>
   </w:style>
-  <w:style w:type="table" w:styleId="aa">
+  <w:style w:type="table" w:styleId="8">
     <w:name w:val="Table Grid"/>
-    <w:basedOn w:val="a1"/>
+    <w:basedOn w:val="7"/>
     <w:qFormat/>
+    <w:uiPriority w:val="0"/>
     <w:pPr>
       <w:widowControl w:val="0"/>
       <w:jc w:val="both"/>
     </w:pPr>
     <w:tblPr>
       <w:tblBorders>
-        <w:top w:val="single" w:sz="4" w:space="0" w:color="auto"/>
-        <w:left w:val="single" w:sz="4" w:space="0" w:color="auto"/>
-        <w:bottom w:val="single" w:sz="4" w:space="0" w:color="auto"/>
-        <w:right w:val="single" w:sz="4" w:space="0" w:color="auto"/>
-        <w:insideH w:val="single" w:sz="4" w:space="0" w:color="auto"/>
-        <w:insideV w:val="single" w:sz="4" w:space="0" w:color="auto"/>
+        <w:top w:val="single" w:color="auto" w:sz="4" w:space="0"/>
+        <w:left w:val="single" w:color="auto" w:sz="4" w:space="0"/>
+        <w:bottom w:val="single" w:color="auto" w:sz="4" w:space="0"/>
+        <w:right w:val="single" w:color="auto" w:sz="4" w:space="0"/>
+        <w:insideH w:val="single" w:color="auto" w:sz="4" w:space="0"/>
+        <w:insideV w:val="single" w:color="auto" w:sz="4" w:space="0"/>
       </w:tblBorders>
     </w:tblPr>
   </w:style>
-  <w:style w:type="character" w:styleId="ab">
+  <w:style w:type="character" w:styleId="10">
     <w:name w:val="page number"/>
-    <w:basedOn w:val="a0"/>
+    <w:basedOn w:val="9"/>
     <w:qFormat/>
+    <w:uiPriority w:val="0"/>
   </w:style>
-  <w:style w:type="paragraph" w:styleId="ac">
+  <w:style w:type="paragraph" w:styleId="11">
     <w:name w:val="List Paragraph"/>
-    <w:basedOn w:val="a"/>
+    <w:basedOn w:val="1"/>
+    <w:qFormat/>
     <w:uiPriority w:val="1"/>
-    <w:qFormat/>
     <w:pPr>
       <w:ind w:left="729" w:right="853"/>
     </w:pPr>
   </w:style>
-  <w:style w:type="table" w:customStyle="1" w:styleId="TableNormal">
+  <w:style w:type="table" w:customStyle="1" w:styleId="12">
     <w:name w:val="Table Normal"/>
-    <w:uiPriority w:val="2"/>
     <w:semiHidden/>
     <w:unhideWhenUsed/>
     <w:qFormat/>
+    <w:uiPriority w:val="2"/>
     <w:pPr>
       <w:widowControl w:val="0"/>
       <w:autoSpaceDE w:val="0"/>
@@ -6824,67 +7687,69 @@
       </w:tblCellMar>
     </w:tblPr>
   </w:style>
-  <w:style w:type="paragraph" w:customStyle="1" w:styleId="TableParagraph">
+  <w:style w:type="paragraph" w:customStyle="1" w:styleId="13">
     <w:name w:val="Table Paragraph"/>
-    <w:basedOn w:val="a"/>
+    <w:basedOn w:val="1"/>
+    <w:qFormat/>
     <w:uiPriority w:val="1"/>
-    <w:qFormat/>
   </w:style>
-  <w:style w:type="character" w:customStyle="1" w:styleId="a5">
+  <w:style w:type="character" w:customStyle="1" w:styleId="14">
     <w:name w:val="批注框文本 字符"/>
-    <w:basedOn w:val="a0"/>
-    <w:link w:val="a4"/>
-    <w:uiPriority w:val="99"/>
+    <w:basedOn w:val="9"/>
+    <w:link w:val="4"/>
     <w:semiHidden/>
     <w:qFormat/>
+    <w:uiPriority w:val="99"/>
     <w:rPr>
-      <w:rFonts w:ascii="宋体" w:eastAsia="宋体" w:hAnsi="宋体" w:cs="宋体"/>
+      <w:rFonts w:ascii="宋体" w:hAnsi="宋体" w:eastAsia="宋体" w:cs="宋体"/>
       <w:kern w:val="0"/>
       <w:sz w:val="18"/>
       <w:szCs w:val="18"/>
     </w:rPr>
   </w:style>
-  <w:style w:type="character" w:customStyle="1" w:styleId="a9">
+  <w:style w:type="character" w:customStyle="1" w:styleId="15">
     <w:name w:val="页眉 字符"/>
-    <w:basedOn w:val="a0"/>
-    <w:link w:val="a8"/>
+    <w:basedOn w:val="9"/>
+    <w:link w:val="6"/>
+    <w:qFormat/>
     <w:uiPriority w:val="99"/>
-    <w:qFormat/>
     <w:rPr>
-      <w:rFonts w:ascii="宋体" w:eastAsia="宋体" w:hAnsi="宋体" w:cs="宋体"/>
+      <w:rFonts w:ascii="宋体" w:hAnsi="宋体" w:eastAsia="宋体" w:cs="宋体"/>
       <w:kern w:val="0"/>
       <w:sz w:val="18"/>
       <w:szCs w:val="18"/>
     </w:rPr>
   </w:style>
-  <w:style w:type="character" w:customStyle="1" w:styleId="a7">
+  <w:style w:type="character" w:customStyle="1" w:styleId="16">
     <w:name w:val="页脚 字符"/>
-    <w:basedOn w:val="a0"/>
-    <w:link w:val="a6"/>
+    <w:basedOn w:val="9"/>
+    <w:link w:val="5"/>
+    <w:qFormat/>
     <w:uiPriority w:val="99"/>
-    <w:qFormat/>
     <w:rPr>
-      <w:rFonts w:ascii="宋体" w:eastAsia="宋体" w:hAnsi="宋体" w:cs="宋体"/>
+      <w:rFonts w:ascii="宋体" w:hAnsi="宋体" w:eastAsia="宋体" w:cs="宋体"/>
       <w:kern w:val="0"/>
       <w:sz w:val="18"/>
       <w:szCs w:val="18"/>
     </w:rPr>
   </w:style>
-  <w:style w:type="character" w:customStyle="1" w:styleId="20">
+  <w:style w:type="character" w:customStyle="1" w:styleId="17">
     <w:name w:val="正文文本缩进 2 字符"/>
-    <w:basedOn w:val="a0"/>
-    <w:link w:val="2"/>
+    <w:basedOn w:val="9"/>
+    <w:link w:val="3"/>
     <w:qFormat/>
+    <w:uiPriority w:val="0"/>
     <w:rPr>
-      <w:rFonts w:ascii="宋体" w:eastAsia="宋体" w:hAnsi="宋体" w:cs="Times New Roman"/>
+      <w:rFonts w:ascii="宋体" w:hAnsi="宋体" w:eastAsia="宋体" w:cs="Times New Roman"/>
       <w:b/>
       <w:bCs/>
       <w:szCs w:val="20"/>
     </w:rPr>
   </w:style>
-  <w:style w:type="character" w:customStyle="1" w:styleId="NormalCharacter">
+  <w:style w:type="character" w:customStyle="1" w:styleId="18">
     <w:name w:val="NormalCharacter"/>
     <w:qFormat/>
+    <w:uiPriority w:val="0"/>
     <w:rPr>
       <w:lang w:val="en-US" w:eastAsia="zh-CN" w:bidi="ar-SA"/>
     </w:rPr>
@@ -7171,6 +8036,5 @@
     </a:fmtScheme>
   </a:themeElements>
   <a:objectDefaults/>
-  <a:extraClrSchemeLst/>
 </a:theme>
 </file>